--- a/downloads/workbook/ai-2-week-23.docx
+++ b/downloads/workbook/ai-2-week-23.docx
@@ -1328,6 +1328,178 @@
         <w:t>Project connection: Publish the recommender’s constraints, score formula and tie rule; include component-level reasons in each suggestion.</w:t>
       </w:r>
     </w:p>
+    <w:p>
+      <w:pPr>
+        <w:pStyle w:val="Heading1"/>
+      </w:pPr>
+      <w:r>
+        <w:t>19. Project portfolio milestone</w:t>
+      </w:r>
+    </w:p>
+    <w:p>
+      <w:r>
+        <w:t>Project: Transparent Book Recommender</w:t>
+      </w:r>
+    </w:p>
+    <w:p>
+      <w:r>
+        <w:t>Current milestone: Evaluate and revise. Compare with your starting method, explain errors and record a justified revision.</w:t>
+      </w:r>
+    </w:p>
+    <w:p>
+      <w:r>
+        <w:t>Publish the recommender’s constraints, score formula and tie rule; include component-level reasons in each suggestion.</w:t>
+      </w:r>
+    </w:p>
+    <w:tbl>
+      <w:tblPr>
+        <w:tblStyle w:val="LightShading-Accent1"/>
+        <w:tblW w:type="auto" w:w="0"/>
+        <w:tblLook w:firstColumn="1" w:firstRow="1" w:lastColumn="0" w:lastRow="0" w:noHBand="0" w:noVBand="1" w:val="04A0"/>
+      </w:tblPr>
+      <w:tblGrid>
+        <w:gridCol w:w="5112"/>
+        <w:gridCol w:w="5112"/>
+      </w:tblGrid>
+      <w:tr>
+        <w:trPr>
+          <w:tblHeader/>
+        </w:trPr>
+        <w:tc>
+          <w:tcPr>
+            <w:tcW w:type="dxa" w:w="5112"/>
+          </w:tcPr>
+          <w:p>
+            <w:r>
+              <w:t>Evidence to keep</w:t>
+            </w:r>
+          </w:p>
+        </w:tc>
+        <w:tc>
+          <w:tcPr>
+            <w:tcW w:type="dxa" w:w="5112"/>
+          </w:tcPr>
+          <w:p>
+            <w:r>
+              <w:t>My record</w:t>
+            </w:r>
+          </w:p>
+        </w:tc>
+      </w:tr>
+      <w:tr>
+        <w:tc>
+          <w:tcPr>
+            <w:tcW w:type="dxa" w:w="5112"/>
+          </w:tcPr>
+          <w:p>
+            <w:r>
+              <w:t>This week’s input and deciding step</w:t>
+            </w:r>
+          </w:p>
+        </w:tc>
+        <w:tc>
+          <w:tcPr>
+            <w:tcW w:type="dxa" w:w="5112"/>
+          </w:tcPr>
+          <w:p>
+            <w:r/>
+          </w:p>
+        </w:tc>
+      </w:tr>
+      <w:tr>
+        <w:tc>
+          <w:tcPr>
+            <w:tcW w:type="dxa" w:w="5112"/>
+          </w:tcPr>
+          <w:p>
+            <w:r>
+              <w:t>Prediction and actual result (or labelled paper trace)</w:t>
+            </w:r>
+          </w:p>
+        </w:tc>
+        <w:tc>
+          <w:tcPr>
+            <w:tcW w:type="dxa" w:w="5112"/>
+          </w:tcPr>
+          <w:p>
+            <w:r/>
+          </w:p>
+        </w:tc>
+      </w:tr>
+      <w:tr>
+        <w:tc>
+          <w:tcPr>
+            <w:tcW w:type="dxa" w:w="5112"/>
+          </w:tcPr>
+          <w:p>
+            <w:r>
+              <w:t>One change since the previous checkpoint and why</w:t>
+            </w:r>
+          </w:p>
+        </w:tc>
+        <w:tc>
+          <w:tcPr>
+            <w:tcW w:type="dxa" w:w="5112"/>
+          </w:tcPr>
+          <w:p>
+            <w:r/>
+          </w:p>
+        </w:tc>
+      </w:tr>
+      <w:tr>
+        <w:tc>
+          <w:tcPr>
+            <w:tcW w:type="dxa" w:w="5112"/>
+          </w:tcPr>
+          <w:p>
+            <w:r>
+              <w:t>One error or limit and the next test</w:t>
+            </w:r>
+          </w:p>
+        </w:tc>
+        <w:tc>
+          <w:tcPr>
+            <w:tcW w:type="dxa" w:w="5112"/>
+          </w:tcPr>
+          <w:p>
+            <w:r/>
+          </w:p>
+        </w:tc>
+      </w:tr>
+    </w:tbl>
+    <w:p>
+      <w:pPr>
+        <w:pStyle w:val="Heading3"/>
+      </w:pPr>
+      <w:r>
+        <w:t>Explain what this week adds to your project. Reuse last week’s record rather than starting again.</w:t>
+      </w:r>
+    </w:p>
+    <w:p>
+      <w:r>
+        <w:t>________________________________________________________________</w:t>
+      </w:r>
+    </w:p>
+    <w:p>
+      <w:r>
+        <w:t>________________________________________________________________</w:t>
+      </w:r>
+    </w:p>
+    <w:p>
+      <w:r>
+        <w:t>________________________________________________________________</w:t>
+      </w:r>
+    </w:p>
+    <w:p>
+      <w:r>
+        <w:t>________________________________________________________________</w:t>
+      </w:r>
+    </w:p>
+    <w:p>
+      <w:r>
+        <w:t>________________________________________________________________</w:t>
+      </w:r>
+    </w:p>
     <w:sectPr>
       <w:pgSz w:w="12240" w:h="15840"/>
       <w:pgMar w:top="936" w:right="1008" w:bottom="936" w:left="1008" w:header="720" w:footer="720" w:gutter="0"/>

--- a/downloads/workbook/ai-2-week-23.docx
+++ b/downloads/workbook/ai-2-week-23.docx
@@ -1500,6 +1500,253 @@
         <w:t>________________________________________________________________</w:t>
       </w:r>
     </w:p>
+    <w:p>
+      <w:pPr>
+        <w:pStyle w:val="Heading1"/>
+      </w:pPr>
+      <w:r>
+        <w:t>20. Supported practice and learning evidence</w:t>
+      </w:r>
+    </w:p>
+    <w:p>
+      <w:r>
+        <w:t>Use this supported practice once, in the browser or on paper. Keep the reserved independent assessment for a separate first attempt before teacher feedback.</w:t>
+      </w:r>
+    </w:p>
+    <w:p>
+      <w:r>
+        <w:t>A fictional book-activity chooser has a 14-minute limit.</w:t>
+      </w:r>
+    </w:p>
+    <w:p>
+      <w:pPr>
+        <w:pStyle w:val="Heading3"/>
+      </w:pPr>
+      <w:r>
+        <w:t>Practice 1: explain the deciding evidence</w:t>
+      </w:r>
+    </w:p>
+    <w:p>
+      <w:r>
+        <w:t>Which labelled step matches this detail? B’s score 11 cannot override its failed time requirement.</w:t>
+      </w:r>
+    </w:p>
+    <w:p>
+      <w:r>
+        <w:t>1. Choose</w:t>
+      </w:r>
+    </w:p>
+    <w:p>
+      <w:r>
+        <w:t>2. Explain exclusion</w:t>
+      </w:r>
+    </w:p>
+    <w:p>
+      <w:r>
+        <w:t>3. Eligibility first</w:t>
+      </w:r>
+    </w:p>
+    <w:p>
+      <w:r>
+        <w:t>4. Scores</w:t>
+      </w:r>
+    </w:p>
+    <w:p>
+      <w:pPr>
+        <w:pStyle w:val="Heading3"/>
+      </w:pPr>
+      <w:r>
+        <w:t>My selected conclusion, deciding fact and explanation</w:t>
+      </w:r>
+    </w:p>
+    <w:p>
+      <w:r>
+        <w:t>________________________________________________________________</w:t>
+      </w:r>
+    </w:p>
+    <w:p>
+      <w:r>
+        <w:t>________________________________________________________________</w:t>
+      </w:r>
+    </w:p>
+    <w:p>
+      <w:r>
+        <w:t>________________________________________________________________</w:t>
+      </w:r>
+    </w:p>
+    <w:p>
+      <w:r>
+        <w:t>________________________________________________________________</w:t>
+      </w:r>
+    </w:p>
+    <w:p>
+      <w:r>
+        <w:t>________________________________________________________________</w:t>
+      </w:r>
+    </w:p>
+    <w:p>
+      <w:r>
+        <w:t>Hint if needed: Read the steps in the pictorial case. Match the supplied detail to the stage that performs or records it.</w:t>
+      </w:r>
+    </w:p>
+    <w:p>
+      <w:r>
+        <w:t>After your attempt, compare with the supported explanation: Explain exclusion B’s score 11 cannot override its failed time requirement. A score combines preferences according to explicitly chosen weights; it does not erase hard constraints. Computing a high score for an excluded item can be useful in an audit, but it must not allow that item back into the candidate set. Store both eligibility reasons and score components for explanations.</w:t>
+      </w:r>
+    </w:p>
+    <w:p>
+      <w:pPr>
+        <w:pStyle w:val="Heading3"/>
+      </w:pPr>
+      <w:r>
+        <w:t>Practice 2: explain the deciding evidence</w:t>
+      </w:r>
+    </w:p>
+    <w:p>
+      <w:r>
+        <w:t>Changed-case practice: Change interest weight from 2 to 3, keeping time limit 14. Which conclusion is supported by the supplied facts?</w:t>
+      </w:r>
+    </w:p>
+    <w:p>
+      <w:r>
+        <w:t>1. This one example guarantees correct results for every future input.</w:t>
+      </w:r>
+    </w:p>
+    <w:p>
+      <w:r>
+        <w:t>2. We can decide the result without examining the changed input or the procedure.</w:t>
+      </w:r>
+    </w:p>
+    <w:p>
+      <w:r>
+        <w:t>3. A scores 11; C also scores 11; tie-by-ID chooses A.</w:t>
+      </w:r>
+    </w:p>
+    <w:p>
+      <w:pPr>
+        <w:pStyle w:val="Heading3"/>
+      </w:pPr>
+      <w:r>
+        <w:t>My selected conclusion, deciding fact and explanation</w:t>
+      </w:r>
+    </w:p>
+    <w:p>
+      <w:r>
+        <w:t>________________________________________________________________</w:t>
+      </w:r>
+    </w:p>
+    <w:p>
+      <w:r>
+        <w:t>________________________________________________________________</w:t>
+      </w:r>
+    </w:p>
+    <w:p>
+      <w:r>
+        <w:t>________________________________________________________________</w:t>
+      </w:r>
+    </w:p>
+    <w:p>
+      <w:r>
+        <w:t>________________________________________________________________</w:t>
+      </w:r>
+    </w:p>
+    <w:p>
+      <w:r>
+        <w:t>________________________________________________________________</w:t>
+      </w:r>
+    </w:p>
+    <w:p>
+      <w:r>
+        <w:t>Hint if needed: Use the changed condition and the deciding step in the pictorial trace. The answer must say what follows from those facts.</w:t>
+      </w:r>
+    </w:p>
+    <w:p>
+      <w:r>
+        <w:t>After your attempt, compare with the supported explanation: A scores 11; C also scores 11; tie-by-ID chooses A. B remains too long; changing preferences changes only ranking of A and C.</w:t>
+      </w:r>
+    </w:p>
+    <w:p>
+      <w:pPr>
+        <w:pStyle w:val="Heading3"/>
+      </w:pPr>
+      <w:r>
+        <w:t>Repair a missing building block</w:t>
+      </w:r>
+    </w:p>
+    <w:p>
+      <w:r>
+        <w:t>Review Nearest Neighbor Reasoning (ai-2/22). Goal: Compute absolute distances and rank training neighbours. Short practice: Why do k=1 and k=3 disagree for the original query?. Return to this week and explain what you changed.</w:t>
+      </w:r>
+    </w:p>
+    <w:p>
+      <w:r>
+        <w:t>Review Repair Bias in Data (ai-2/20). Goal: Identify selection and coverage bias. Short practice: Why must 35% be labelled an illustration rather than the measured grade-wide Yes rate?. Return to this week and explain what you changed.</w:t>
+      </w:r>
+    </w:p>
+    <w:p>
+      <w:r>
+        <w:t>Review Noise and Outliers (ai-2/17). Goal: Calculate mean and median. Short practice: If 18 was genuine, which summary better describes the middle observed task, and what extra fact should be shown?. Return to this week and explain what you changed.</w:t>
+      </w:r>
+    </w:p>
+    <w:p>
+      <w:pPr>
+        <w:pStyle w:val="Heading3"/>
+      </w:pPr>
+      <w:r>
+        <w:t>Predict, run and debug</w:t>
+      </w:r>
+    </w:p>
+    <w:p>
+      <w:r>
+        <w:t>The browser lab lets you edit the supported Python examples already included in this lesson. Predict first, run, inspect the actual output or error, change one input, then run again. Keep code, predictions, actual results and a reasoned revision together. On paper, label your result as a trace rather than an execution.</w:t>
+      </w:r>
+    </w:p>
+    <w:p>
+      <w:pPr>
+        <w:pStyle w:val="Heading3"/>
+      </w:pPr>
+      <w:r>
+        <w:t>Keep your completed work</w:t>
+      </w:r>
+    </w:p>
+    <w:p>
+      <w:r>
+        <w:t>Use Download completed work in the hosted lesson to export your answers, reflections, practice feedback and code-run evidence. Open the HTML copy to read or print it. Drafts stay in this browser when storage is available; clear drafts on a shared device.</w:t>
+      </w:r>
+    </w:p>
+    <w:p>
+      <w:pPr>
+        <w:pStyle w:val="Heading3"/>
+      </w:pPr>
+      <w:r>
+        <w:t>What I repaired, the evidence I kept and the next test</w:t>
+      </w:r>
+    </w:p>
+    <w:p>
+      <w:r>
+        <w:t>________________________________________________________________</w:t>
+      </w:r>
+    </w:p>
+    <w:p>
+      <w:r>
+        <w:t>________________________________________________________________</w:t>
+      </w:r>
+    </w:p>
+    <w:p>
+      <w:r>
+        <w:t>________________________________________________________________</w:t>
+      </w:r>
+    </w:p>
+    <w:p>
+      <w:r>
+        <w:t>________________________________________________________________</w:t>
+      </w:r>
+    </w:p>
+    <w:p>
+      <w:r>
+        <w:t>________________________________________________________________</w:t>
+      </w:r>
+    </w:p>
     <w:sectPr>
       <w:pgSz w:w="12240" w:h="15840"/>
       <w:pgMar w:top="936" w:right="1008" w:bottom="936" w:left="1008" w:header="720" w:footer="720" w:gutter="0"/>

--- a/downloads/workbook/ai-2-week-23.docx
+++ b/downloads/workbook/ai-2-week-23.docx
@@ -30,6 +30,17 @@
     </w:p>
     <w:p>
       <w:r>
+        <w:t>Record your starting explanation for Recommendation Scores before opening notes. Show any later correction separately.</w:t>
+      </w:r>
+    </w:p>
+    <w:p>
+      <w:pPr>
+        <w:spacing w:line="336" w:lineRule="auto" w:after="180"/>
+      </w:pPr>
+      <w:r>
+        <w:rPr>
+          <w:b w:val="0"/>
+        </w:rPr>
         <w:t>Try the recall before opening notes. Then use a different colour or a labelled second line to correct your explanation.</w:t>
       </w:r>
     </w:p>
@@ -42,7 +53,13 @@
       </w:r>
     </w:p>
     <w:p>
-      <w:r>
+      <w:pPr>
+        <w:spacing w:line="336" w:lineRule="auto" w:after="180"/>
+      </w:pPr>
+      <w:r>
+        <w:rPr>
+          <w:b w:val="0"/>
+        </w:rPr>
         <w:t>Without opening the old lesson, explain one key idea from Nearest Neighbor Reasoning. Give an example and a mistake that the idea helps you avoid.</w:t>
       </w:r>
     </w:p>
@@ -78,7 +95,13 @@
       </w:r>
     </w:p>
     <w:p>
-      <w:r>
+      <w:pPr>
+        <w:spacing w:line="336" w:lineRule="auto" w:after="180"/>
+      </w:pPr>
+      <w:r>
+        <w:rPr>
+          <w:b w:val="0"/>
+        </w:rPr>
         <w:t>Without opening the old lesson, explain one key idea from Repair Bias in Data. Give an example and a mistake that the idea helps you avoid.</w:t>
       </w:r>
     </w:p>
@@ -114,7 +137,13 @@
       </w:r>
     </w:p>
     <w:p>
-      <w:r>
+      <w:pPr>
+        <w:spacing w:line="336" w:lineRule="auto" w:after="180"/>
+      </w:pPr>
+      <w:r>
+        <w:rPr>
+          <w:b w:val="0"/>
+        </w:rPr>
         <w:t>Without opening the old lesson, explain one key idea from Noise and Outliers. Give an example and a mistake that the idea helps you avoid.</w:t>
       </w:r>
     </w:p>
@@ -151,7 +180,54 @@
     </w:p>
     <w:p>
       <w:r>
-        <w:t>Use W2: Check a boundary for Weighted scores and constraints. Record the answer once; the lesson and workbook refer to the same attempt.</w:t>
+        <w:t>Complete the supported Recommendation Scores trace and record the first step you can explain without help.</w:t>
+      </w:r>
+    </w:p>
+    <w:p>
+      <w:pPr>
+        <w:spacing w:line="336" w:lineRule="auto" w:after="180"/>
+      </w:pPr>
+      <w:r>
+        <w:rPr>
+          <w:b w:val="0"/>
+        </w:rPr>
+        <w:t xml:space="preserve">Use W2: Check a boundary for </w:t>
+      </w:r>
+      <w:r>
+        <w:rPr>
+          <w:b/>
+        </w:rPr>
+        <w:t>Weight</w:t>
+      </w:r>
+      <w:r>
+        <w:rPr>
+          <w:b w:val="0"/>
+        </w:rPr>
+        <w:t xml:space="preserve">ed </w:t>
+      </w:r>
+      <w:r>
+        <w:rPr>
+          <w:b/>
+        </w:rPr>
+        <w:t>score</w:t>
+      </w:r>
+      <w:r>
+        <w:rPr>
+          <w:b w:val="0"/>
+        </w:rPr>
+        <w:t xml:space="preserve">s and </w:t>
+      </w:r>
+      <w:r>
+        <w:rPr>
+          <w:b/>
+        </w:rPr>
+        <w:t>constraint</w:t>
+      </w:r>
+      <w:r>
+        <w:rPr>
+          <w:b w:val="0"/>
+        </w:rPr>
+        <w:t>s. Record the answer once; the lesson and workbook refer to the same attempt.</w:t>
       </w:r>
     </w:p>
     <w:tbl>
@@ -279,7 +355,65 @@
     </w:p>
     <w:p>
       <w:r>
-        <w:t>Use the worked case for Weighted scores and constraints. Proposed explanation: “A successful run proves the conclusion”. Decide whether this explanation is supported. Point to the step or supplied fact that decides; explain your repair if needed.</w:t>
+        <w:t>Check the proposed Recommendation Scores explanation against the supplied facts before discussing it.</w:t>
+      </w:r>
+    </w:p>
+    <w:p>
+      <w:pPr>
+        <w:spacing w:line="336" w:lineRule="auto" w:after="180"/>
+      </w:pPr>
+      <w:r>
+        <w:rPr>
+          <w:b w:val="0"/>
+        </w:rPr>
+        <w:t xml:space="preserve">Use the worked case for </w:t>
+      </w:r>
+      <w:r>
+        <w:rPr>
+          <w:b/>
+        </w:rPr>
+        <w:t>Weight</w:t>
+      </w:r>
+      <w:r>
+        <w:rPr>
+          <w:b w:val="0"/>
+        </w:rPr>
+        <w:t xml:space="preserve">ed </w:t>
+      </w:r>
+      <w:r>
+        <w:rPr>
+          <w:b/>
+        </w:rPr>
+        <w:t>score</w:t>
+      </w:r>
+      <w:r>
+        <w:rPr>
+          <w:b w:val="0"/>
+        </w:rPr>
+        <w:t xml:space="preserve">s and </w:t>
+      </w:r>
+      <w:r>
+        <w:rPr>
+          <w:b/>
+        </w:rPr>
+        <w:t>constraint</w:t>
+      </w:r>
+      <w:r>
+        <w:rPr>
+          <w:b w:val="0"/>
+        </w:rPr>
+        <w:t>s. Proposed explanation: “A successful run proves the conclusion”. Decide whether this explanation is supported.</w:t>
+      </w:r>
+    </w:p>
+    <w:p>
+      <w:pPr>
+        <w:spacing w:line="336" w:lineRule="auto" w:after="180"/>
+      </w:pPr>
+      <w:r>
+        <w:rPr>
+          <w:b w:val="0"/>
+        </w:rPr>
+        <w:t>Point to the step or supplied fact that decides; explain your repair if needed.</w:t>
       </w:r>
     </w:p>
     <w:p>
@@ -319,6 +453,11 @@
       </w:r>
     </w:p>
     <w:p>
+      <w:r>
+        <w:t>Write one first attempt at the reserved independent case before feedback. Repeated copies of that case refer to the same recorded attempt.</w:t>
+      </w:r>
+    </w:p>
+    <w:p>
       <w:pPr>
         <w:pStyle w:val="Heading3"/>
       </w:pPr>
@@ -327,8 +466,26 @@
       </w:r>
     </w:p>
     <w:p>
-      <w:r>
-        <w:t>Limit is 15 minutes. A has fun 3, learning 4, minutes 15; B has 5, 1, 16; C has 2, 5, 12. Calculate scores with 2 * fun + learning and choose.</w:t>
+      <w:pPr>
+        <w:spacing w:line="336" w:lineRule="auto" w:after="180"/>
+      </w:pPr>
+      <w:r>
+        <w:rPr>
+          <w:b w:val="0"/>
+        </w:rPr>
+        <w:t xml:space="preserve">Limit is 15 minutes. A has fun 3, learning 4, minutes 15; B has 5, 1, 16; C has 2, 5, 12. Calculate </w:t>
+      </w:r>
+      <w:r>
+        <w:rPr>
+          <w:b/>
+        </w:rPr>
+        <w:t>score</w:t>
+      </w:r>
+      <w:r>
+        <w:rPr>
+          <w:b w:val="0"/>
+        </w:rPr>
+        <w:t>s with 2 * fun + learning and choose.</w:t>
       </w:r>
     </w:p>
     <w:p>
@@ -375,7 +532,13 @@
       </w:r>
     </w:p>
     <w:p>
-      <w:r>
+      <w:pPr>
+        <w:spacing w:line="336" w:lineRule="auto" w:after="180"/>
+      </w:pPr>
+      <w:r>
+        <w:rPr>
+          <w:b w:val="0"/>
+        </w:rPr>
         <w:t>Attempt this case before feedback. Record any help. Earlier examples below are further practice; a case already practised with feedback cannot establish fresh transfer.</w:t>
       </w:r>
     </w:p>
@@ -389,7 +552,37 @@
     </w:p>
     <w:p>
       <w:r>
-        <w:t>Score=3×genreMatch+2×short+illustrated. Compute A=[1,0,1], B=[0,1,1], C=[1,1,0]. A reader now requires illustrations. Which book wins after applying that constraint?</w:t>
+        <w:t>Connect the Recommendation Scores target to a trace and a justified conclusion.</w:t>
+      </w:r>
+    </w:p>
+    <w:p>
+      <w:pPr>
+        <w:spacing w:line="336" w:lineRule="auto" w:after="180"/>
+        <w:shd w:fill="F5F1FB"/>
+      </w:pPr>
+      <w:r>
+        <w:rPr>
+          <w:b/>
+        </w:rPr>
+        <w:t>Score</w:t>
+      </w:r>
+      <w:r>
+        <w:rPr>
+          <w:b w:val="0"/>
+        </w:rPr>
+        <w:t xml:space="preserve">=3×genreMatch+2×short+illustrated. Compute A=[1,0,1], B=[0,1,1], C=[1,1,0]. A reader now requires illustrations. Which book wins after applying that </w:t>
+      </w:r>
+      <w:r>
+        <w:rPr>
+          <w:b/>
+        </w:rPr>
+        <w:t>constraint</w:t>
+      </w:r>
+      <w:r>
+        <w:rPr>
+          <w:b w:val="0"/>
+        </w:rPr>
+        <w:t>?</w:t>
       </w:r>
     </w:p>
     <w:p>
@@ -402,17 +595,70 @@
     </w:p>
     <w:p>
       <w:r>
-        <w:t>Score=2 times genre match + length match. A matches both, B genre only, C length only.</w:t>
-      </w:r>
-    </w:p>
-    <w:p>
-      <w:r>
-        <w:t>Score and rank.</w:t>
-      </w:r>
-    </w:p>
-    <w:p>
-      <w:r>
-        <w:t>Show your trace, calculation or evidence</w:t>
+        <w:t>Solve the supplied Recommendation Scores case and show the deciding evidence.</w:t>
+      </w:r>
+    </w:p>
+    <w:p>
+      <w:pPr>
+        <w:spacing w:line="336" w:lineRule="auto" w:after="180"/>
+      </w:pPr>
+      <w:r>
+        <w:rPr>
+          <w:b/>
+        </w:rPr>
+        <w:t>Score</w:t>
+      </w:r>
+      <w:r>
+        <w:rPr>
+          <w:b w:val="0"/>
+        </w:rPr>
+        <w:t>=2 times genre match + length match. A matches both, B genre only, C length only.</w:t>
+      </w:r>
+    </w:p>
+    <w:p>
+      <w:pPr>
+        <w:spacing w:line="336" w:lineRule="auto" w:after="180"/>
+      </w:pPr>
+      <w:r>
+        <w:rPr>
+          <w:b/>
+        </w:rPr>
+        <w:t>Score</w:t>
+      </w:r>
+      <w:r>
+        <w:rPr>
+          <w:b w:val="0"/>
+        </w:rPr>
+        <w:t xml:space="preserve"> and </w:t>
+      </w:r>
+      <w:r>
+        <w:rPr>
+          <w:b/>
+        </w:rPr>
+        <w:t>rank</w:t>
+      </w:r>
+      <w:r>
+        <w:rPr>
+          <w:b w:val="0"/>
+        </w:rPr>
+        <w:t>.</w:t>
+      </w:r>
+    </w:p>
+    <w:p>
+      <w:pPr>
+        <w:spacing w:line="336" w:lineRule="auto" w:after="180"/>
+      </w:pPr>
+      <w:r>
+        <w:rPr>
+          <w:b w:val="0"/>
+        </w:rPr>
+        <w:t xml:space="preserve">Show your trace, calculation or </w:t>
+      </w:r>
+      <w:r>
+        <w:rPr>
+          <w:b/>
+        </w:rPr>
+        <w:t>evidence</w:t>
       </w:r>
     </w:p>
     <w:p>
@@ -458,11 +704,52 @@
     </w:p>
     <w:p>
       <w:r>
-        <w:t>A recommender gives 3 points for topic match and 1 for difficulty match. Book A matches topic only; B matches difficulty only. Compute scores and justify the ranking.</w:t>
-      </w:r>
-    </w:p>
-    <w:p>
-      <w:r>
+        <w:t>Apply the procedure to the changed case and record why the conclusion follows.</w:t>
+      </w:r>
+    </w:p>
+    <w:p>
+      <w:pPr>
+        <w:spacing w:line="336" w:lineRule="auto" w:after="180"/>
+      </w:pPr>
+      <w:r>
+        <w:rPr>
+          <w:b w:val="0"/>
+        </w:rPr>
+        <w:t xml:space="preserve">A recommender gives 3 points for topic match and 1 for difficulty match. Book A matches topic only; B matches difficulty only. Compute </w:t>
+      </w:r>
+      <w:r>
+        <w:rPr>
+          <w:b/>
+        </w:rPr>
+        <w:t>score</w:t>
+      </w:r>
+      <w:r>
+        <w:rPr>
+          <w:b w:val="0"/>
+        </w:rPr>
+        <w:t xml:space="preserve">s and justify the </w:t>
+      </w:r>
+      <w:r>
+        <w:rPr>
+          <w:b/>
+        </w:rPr>
+        <w:t>rank</w:t>
+      </w:r>
+      <w:r>
+        <w:rPr>
+          <w:b w:val="0"/>
+        </w:rPr>
+        <w:t>ing.</w:t>
+      </w:r>
+    </w:p>
+    <w:p>
+      <w:pPr>
+        <w:spacing w:line="336" w:lineRule="auto" w:after="180"/>
+      </w:pPr>
+      <w:r>
+        <w:rPr>
+          <w:b w:val="0"/>
+        </w:rPr>
         <w:t>My independent answer and reason</w:t>
       </w:r>
     </w:p>
@@ -517,7 +804,30 @@
     </w:p>
     <w:p>
       <w:r>
-        <w:t>Create a changed input, boundary case or missing-information case. Write the expected answer or safe response before testing.</w:t>
+        <w:t>Specify a changed input, expected result and observation separately.</w:t>
+      </w:r>
+    </w:p>
+    <w:p>
+      <w:pPr>
+        <w:spacing w:line="336" w:lineRule="auto" w:after="180"/>
+      </w:pPr>
+      <w:r>
+        <w:rPr>
+          <w:b w:val="0"/>
+        </w:rPr>
+        <w:t xml:space="preserve">Create a changed </w:t>
+      </w:r>
+      <w:r>
+        <w:rPr>
+          <w:b/>
+        </w:rPr>
+        <w:t>input</w:t>
+      </w:r>
+      <w:r>
+        <w:rPr>
+          <w:b w:val="0"/>
+        </w:rPr>
+        <w:t>, boundary case or missing-information case. Write the expected answer or safe response before testing.</w:t>
       </w:r>
     </w:p>
     <w:tbl>
@@ -646,12 +956,65 @@
     </w:p>
     <w:p>
       <w:r>
-        <w:t>Publish the features, weights, raw scores, and reason for the top result.</w:t>
-      </w:r>
-    </w:p>
-    <w:p>
-      <w:r>
-        <w:t>The project change and evidence I will keep</w:t>
+        <w:t>Justify what Recommendation Scores adds to Transparent Book Recommender and keep the evidence.</w:t>
+      </w:r>
+    </w:p>
+    <w:p>
+      <w:pPr>
+        <w:spacing w:line="336" w:lineRule="auto" w:after="180"/>
+      </w:pPr>
+      <w:r>
+        <w:rPr>
+          <w:b w:val="0"/>
+        </w:rPr>
+        <w:t xml:space="preserve">Publish the features, </w:t>
+      </w:r>
+      <w:r>
+        <w:rPr>
+          <w:b/>
+        </w:rPr>
+        <w:t>weight</w:t>
+      </w:r>
+      <w:r>
+        <w:rPr>
+          <w:b w:val="0"/>
+        </w:rPr>
+        <w:t xml:space="preserve">s, raw </w:t>
+      </w:r>
+      <w:r>
+        <w:rPr>
+          <w:b/>
+        </w:rPr>
+        <w:t>score</w:t>
+      </w:r>
+      <w:r>
+        <w:rPr>
+          <w:b w:val="0"/>
+        </w:rPr>
+        <w:t>s, and reason for the top result.</w:t>
+      </w:r>
+    </w:p>
+    <w:p>
+      <w:pPr>
+        <w:spacing w:line="336" w:lineRule="auto" w:after="180"/>
+      </w:pPr>
+      <w:r>
+        <w:rPr>
+          <w:b w:val="0"/>
+        </w:rPr>
+        <w:t xml:space="preserve">The project change and </w:t>
+      </w:r>
+      <w:r>
+        <w:rPr>
+          <w:b/>
+        </w:rPr>
+        <w:t>evidence</w:t>
+      </w:r>
+      <w:r>
+        <w:rPr>
+          <w:b w:val="0"/>
+        </w:rPr>
+        <w:t xml:space="preserve"> I will keep</w:t>
       </w:r>
     </w:p>
     <w:p>
@@ -697,11 +1060,54 @@
     </w:p>
     <w:p>
       <w:r>
-        <w:t>I can explain the mechanism. I can show evidence. I can handle a changed case. I can name a limit. Mark each as not yet, with help or independently, and attach supporting work.</w:t>
-      </w:r>
-    </w:p>
-    <w:p>
-      <w:r>
+        <w:t>Judge explanation, evidence, transfer and limits separately; attach the work behind your judgement.</w:t>
+      </w:r>
+    </w:p>
+    <w:p>
+      <w:pPr>
+        <w:pStyle w:val="ListBullet"/>
+      </w:pPr>
+      <w:r>
+        <w:t>I can explain the mechanism.</w:t>
+      </w:r>
+    </w:p>
+    <w:p>
+      <w:pPr>
+        <w:pStyle w:val="ListBullet"/>
+      </w:pPr>
+      <w:r>
+        <w:t>I can show evidence.</w:t>
+      </w:r>
+    </w:p>
+    <w:p>
+      <w:pPr>
+        <w:pStyle w:val="ListBullet"/>
+      </w:pPr>
+      <w:r>
+        <w:t>I can handle a changed case.</w:t>
+      </w:r>
+    </w:p>
+    <w:p>
+      <w:pPr>
+        <w:pStyle w:val="ListBullet"/>
+      </w:pPr>
+      <w:r>
+        <w:t>I can name a limit.</w:t>
+      </w:r>
+    </w:p>
+    <w:p>
+      <w:r>
+        <w:t>Mark each as not yet, with help or independently, and attach supporting work.</w:t>
+      </w:r>
+    </w:p>
+    <w:p>
+      <w:pPr>
+        <w:spacing w:line="336" w:lineRule="auto" w:after="180"/>
+      </w:pPr>
+      <w:r>
+        <w:rPr>
+          <w:b w:val="0"/>
+        </w:rPr>
         <w:t>Teacher review ____________________  Next step ____________________</w:t>
       </w:r>
     </w:p>
@@ -715,7 +1121,37 @@
     </w:p>
     <w:p>
       <w:r>
-        <w:t>Score=3×genreMatch+2×short+illustrated. Compute A=[1,0,1], B=[0,1,1], C=[1,1,0]. A reader now requires illustrations. Which book wins after applying that constraint?</w:t>
+        <w:t>Use this earlier case as transfer practice. A case already discussed with feedback is not fresh assessment evidence.</w:t>
+      </w:r>
+    </w:p>
+    <w:p>
+      <w:pPr>
+        <w:spacing w:line="336" w:lineRule="auto" w:after="180"/>
+        <w:shd w:fill="F5F1FB"/>
+      </w:pPr>
+      <w:r>
+        <w:rPr>
+          <w:b/>
+        </w:rPr>
+        <w:t>Score</w:t>
+      </w:r>
+      <w:r>
+        <w:rPr>
+          <w:b w:val="0"/>
+        </w:rPr>
+        <w:t xml:space="preserve">=3×genreMatch+2×short+illustrated. Compute A=[1,0,1], B=[0,1,1], C=[1,1,0]. A reader now requires illustrations. Which book wins after applying that </w:t>
+      </w:r>
+      <w:r>
+        <w:rPr>
+          <w:b/>
+        </w:rPr>
+        <w:t>constraint</w:t>
+      </w:r>
+      <w:r>
+        <w:rPr>
+          <w:b w:val="0"/>
+        </w:rPr>
+        <w:t>?</w:t>
       </w:r>
     </w:p>
     <w:p>
@@ -762,7 +1198,13 @@
       </w:r>
     </w:p>
     <w:p>
-      <w:r>
+      <w:pPr>
+        <w:spacing w:line="336" w:lineRule="auto" w:after="180"/>
+      </w:pPr>
+      <w:r>
+        <w:rPr>
+          <w:b w:val="0"/>
+        </w:rPr>
         <w:t>Record support used: none, hint or teacher explanation.</w:t>
       </w:r>
     </w:p>
@@ -776,6 +1218,17 @@
     </w:p>
     <w:p>
       <w:r>
+        <w:t>Calculate a score. Apply the supplied Recommendation Scores facts and keep your reasoning.</w:t>
+      </w:r>
+    </w:p>
+    <w:p>
+      <w:pPr>
+        <w:spacing w:line="336" w:lineRule="auto" w:after="180"/>
+      </w:pPr>
+      <w:r>
+        <w:rPr>
+          <w:b w:val="0"/>
+        </w:rPr>
         <w:t>An eligible activity has fun 2 and learning 4. Use 2 * fun + learning.</w:t>
       </w:r>
     </w:p>
@@ -827,6 +1280,18 @@
     </w:p>
     <w:p>
       <w:r>
+        <w:t>Check a boundary. Apply the supplied Recommendation Scores facts and keep your reasoning.</w:t>
+      </w:r>
+    </w:p>
+    <w:p>
+      <w:pPr>
+        <w:spacing w:line="336" w:lineRule="auto" w:after="180"/>
+        <w:shd w:fill="F5F1FB"/>
+      </w:pPr>
+      <w:r>
+        <w:rPr>
+          <w:b w:val="0"/>
+        </w:rPr>
         <w:t>Which durations 19, 20, 21 qualify under at most 20?</w:t>
       </w:r>
     </w:p>
@@ -878,7 +1343,43 @@
     </w:p>
     <w:p>
       <w:r>
-        <w:t>An ineligible item scores 15 and an eligible item scores 9. Which should be offered under the stated policy?</w:t>
+        <w:t>Repair selection. Apply the supplied Recommendation Scores facts and keep your reasoning.</w:t>
+      </w:r>
+    </w:p>
+    <w:p>
+      <w:pPr>
+        <w:spacing w:line="336" w:lineRule="auto" w:after="180"/>
+        <w:shd w:fill="F5F1FB"/>
+      </w:pPr>
+      <w:r>
+        <w:rPr>
+          <w:b w:val="0"/>
+        </w:rPr>
+        <w:t xml:space="preserve">An ineligible item </w:t>
+      </w:r>
+      <w:r>
+        <w:rPr>
+          <w:b/>
+        </w:rPr>
+        <w:t>score</w:t>
+      </w:r>
+      <w:r>
+        <w:rPr>
+          <w:b w:val="0"/>
+        </w:rPr>
+        <w:t xml:space="preserve">s 15 and an eligible item </w:t>
+      </w:r>
+      <w:r>
+        <w:rPr>
+          <w:b/>
+        </w:rPr>
+        <w:t>score</w:t>
+      </w:r>
+      <w:r>
+        <w:rPr>
+          <w:b w:val="0"/>
+        </w:rPr>
+        <w:t>s 9. Which should be offered under the stated policy?</w:t>
       </w:r>
     </w:p>
     <w:p>
@@ -929,7 +1430,30 @@
     </w:p>
     <w:p>
       <w:r>
-        <w:t>Limit is 15 minutes. A has fun 3, learning 4, minutes 15; B has 5, 1, 16; C has 2, 5, 12. Calculate scores with 2 * fun + learning and choose.</w:t>
+        <w:t>Attempt before feedback. If this repeats the selected independent case, reuse that first attempt; otherwise keep a separate record. Choose independently. Apply the supplied Recommendation Scores facts and keep your reasoning.</w:t>
+      </w:r>
+    </w:p>
+    <w:p>
+      <w:pPr>
+        <w:spacing w:line="336" w:lineRule="auto" w:after="180"/>
+      </w:pPr>
+      <w:r>
+        <w:rPr>
+          <w:b w:val="0"/>
+        </w:rPr>
+        <w:t xml:space="preserve">Limit is 15 minutes. A has fun 3, learning 4, minutes 15; B has 5, 1, 16; C has 2, 5, 12. Calculate </w:t>
+      </w:r>
+      <w:r>
+        <w:rPr>
+          <w:b/>
+        </w:rPr>
+        <w:t>score</w:t>
+      </w:r>
+      <w:r>
+        <w:rPr>
+          <w:b w:val="0"/>
+        </w:rPr>
+        <w:t>s with 2 * fun + learning and choose.</w:t>
       </w:r>
     </w:p>
     <w:p>
@@ -990,7 +1514,30 @@
     </w:p>
     <w:p>
       <w:r>
-        <w:t>For eligible A (fun 4, learning 1) and B (fun 2, learning 4), compare weights (2,1) with (1,2).</w:t>
+        <w:t>Test sensitivity. Apply the supplied Recommendation Scores facts and keep your reasoning.</w:t>
+      </w:r>
+    </w:p>
+    <w:p>
+      <w:pPr>
+        <w:spacing w:line="336" w:lineRule="auto" w:after="180"/>
+      </w:pPr>
+      <w:r>
+        <w:rPr>
+          <w:b w:val="0"/>
+        </w:rPr>
+        <w:t xml:space="preserve">For eligible A (fun 4, learning 1) and B (fun 2, learning 4), compare </w:t>
+      </w:r>
+      <w:r>
+        <w:rPr>
+          <w:b/>
+        </w:rPr>
+        <w:t>weight</w:t>
+      </w:r>
+      <w:r>
+        <w:rPr>
+          <w:b w:val="0"/>
+        </w:rPr>
+        <w:t>s (2,1) with (1,2).</w:t>
       </w:r>
     </w:p>
     <w:p>
@@ -1037,6 +1584,11 @@
       </w:pPr>
       <w:r>
         <w:t>17. Feedback, return check and learning record</w:t>
+      </w:r>
+    </w:p>
+    <w:p>
+      <w:r>
+        <w:t>Record the first repaired step and a different case to revisit after a delay.</w:t>
       </w:r>
     </w:p>
     <w:tbl>
@@ -1176,7 +1728,13 @@
       </w:tr>
     </w:tbl>
     <w:p>
-      <w:r>
+      <w:pPr>
+        <w:spacing w:line="336" w:lineRule="auto" w:after="180"/>
+      </w:pPr>
+      <w:r>
+        <w:rPr>
+          <w:b w:val="0"/>
+        </w:rPr>
         <w:t>Revisit this idea with your teacher after a delay. Familiarity is different from explaining and using it on a changed case.</w:t>
       </w:r>
     </w:p>
@@ -1190,17 +1748,58 @@
     </w:p>
     <w:p>
       <w:r>
+        <w:t>A fictional book-activity chooser has a 14-minute limit. Explain the labelled step before checking the changed condition.</w:t>
+      </w:r>
+    </w:p>
+    <w:p>
+      <w:pPr>
+        <w:spacing w:line="336" w:lineRule="auto" w:after="180"/>
+      </w:pPr>
+      <w:r>
+        <w:rPr>
+          <w:b w:val="0"/>
+        </w:rPr>
         <w:t>A fictional book-activity chooser has a 14-minute limit.</w:t>
       </w:r>
     </w:p>
     <w:p>
-      <w:r>
-        <w:t>Score=2×interest+practice. A=(interest3,practice2,time14); B=(4,3,15); C=(2,5,12).</w:t>
-      </w:r>
-    </w:p>
-    <w:p>
-      <w:r>
-        <w:t>Require whole nonnegative feature values; time must be at most the limit. Highest score wins; tie by ID.</w:t>
+      <w:pPr>
+        <w:spacing w:line="336" w:lineRule="auto" w:after="180"/>
+      </w:pPr>
+      <w:r>
+        <w:rPr>
+          <w:b/>
+        </w:rPr>
+        <w:t>Score</w:t>
+      </w:r>
+      <w:r>
+        <w:rPr>
+          <w:b w:val="0"/>
+        </w:rPr>
+        <w:t>=2×interest+practice. A=(interest3,practice2,time14); B=(4,3,15); C=(2,5,12).</w:t>
+      </w:r>
+    </w:p>
+    <w:p>
+      <w:pPr>
+        <w:spacing w:line="336" w:lineRule="auto" w:after="180"/>
+      </w:pPr>
+      <w:r>
+        <w:rPr>
+          <w:b w:val="0"/>
+        </w:rPr>
+        <w:t xml:space="preserve">Require whole nonnegative feature values; time must be at most the limit. Highest </w:t>
+      </w:r>
+      <w:r>
+        <w:rPr>
+          <w:b/>
+        </w:rPr>
+        <w:t>score</w:t>
+      </w:r>
+      <w:r>
+        <w:rPr>
+          <w:b w:val="0"/>
+        </w:rPr>
+        <w:t xml:space="preserve"> wins; tie by ID.</w:t>
       </w:r>
     </w:p>
     <w:p>
@@ -1276,8 +1875,27 @@
       </w:r>
     </w:p>
     <w:p>
-      <w:r>
-        <w:t>Why does B not become the winner when its score is largest?</w:t>
+      <w:pPr>
+        <w:spacing w:line="336" w:lineRule="auto" w:after="180"/>
+        <w:shd w:fill="F5F1FB"/>
+      </w:pPr>
+      <w:r>
+        <w:rPr>
+          <w:b w:val="0"/>
+        </w:rPr>
+        <w:t xml:space="preserve">Why does B not become the winner when its </w:t>
+      </w:r>
+      <w:r>
+        <w:rPr>
+          <w:b/>
+        </w:rPr>
+        <w:t>score</w:t>
+      </w:r>
+      <w:r>
+        <w:rPr>
+          <w:b w:val="0"/>
+        </w:rPr>
+        <w:t xml:space="preserve"> is largest?</w:t>
       </w:r>
     </w:p>
     <w:p>
@@ -1319,13 +1937,70 @@
       </w:r>
     </w:p>
     <w:p>
-      <w:r>
-        <w:t>Support used: alone / hint / worked example. This record is practice evidence.</w:t>
-      </w:r>
-    </w:p>
-    <w:p>
-      <w:r>
-        <w:t>Project connection: Publish the recommender’s constraints, score formula and tie rule; include component-level reasons in each suggestion.</w:t>
+      <w:pPr>
+        <w:pStyle w:val="Heading3"/>
+      </w:pPr>
+      <w:r>
+        <w:t>Record the help used</w:t>
+      </w:r>
+    </w:p>
+    <w:p>
+      <w:pPr>
+        <w:spacing w:line="336" w:lineRule="auto" w:after="180"/>
+        <w:shd w:fill="F1F6F8"/>
+      </w:pPr>
+      <w:r>
+        <w:rPr>
+          <w:b w:val="0"/>
+        </w:rPr>
+        <w:t xml:space="preserve">Support used: alone / hint / worked example. This record is practice </w:t>
+      </w:r>
+      <w:r>
+        <w:rPr>
+          <w:b/>
+        </w:rPr>
+        <w:t>evidence</w:t>
+      </w:r>
+      <w:r>
+        <w:rPr>
+          <w:b w:val="0"/>
+        </w:rPr>
+        <w:t>.</w:t>
+      </w:r>
+    </w:p>
+    <w:p>
+      <w:pPr>
+        <w:spacing w:line="336" w:lineRule="auto" w:after="180"/>
+      </w:pPr>
+      <w:r>
+        <w:rPr>
+          <w:b w:val="0"/>
+        </w:rPr>
+        <w:t xml:space="preserve">Project connection: Publish the recommender’s </w:t>
+      </w:r>
+      <w:r>
+        <w:rPr>
+          <w:b/>
+        </w:rPr>
+        <w:t>constraint</w:t>
+      </w:r>
+      <w:r>
+        <w:rPr>
+          <w:b w:val="0"/>
+        </w:rPr>
+        <w:t xml:space="preserve">s, </w:t>
+      </w:r>
+      <w:r>
+        <w:rPr>
+          <w:b/>
+        </w:rPr>
+        <w:t>score</w:t>
+      </w:r>
+      <w:r>
+        <w:rPr>
+          <w:b w:val="0"/>
+        </w:rPr>
+        <w:t xml:space="preserve"> formula and tie rule; include component-level reasons in each suggestion.</w:t>
       </w:r>
     </w:p>
     <w:p>
@@ -1338,17 +2013,64 @@
     </w:p>
     <w:p>
       <w:r>
+        <w:t>Keep this week’s input, deciding step, result and limit together in the Transparent Book Recommender record.</w:t>
+      </w:r>
+    </w:p>
+    <w:p>
+      <w:pPr>
+        <w:spacing w:line="336" w:lineRule="auto" w:after="180"/>
+      </w:pPr>
+      <w:r>
+        <w:rPr>
+          <w:b w:val="0"/>
+        </w:rPr>
         <w:t>Project: Transparent Book Recommender</w:t>
       </w:r>
     </w:p>
     <w:p>
-      <w:r>
+      <w:pPr>
+        <w:spacing w:line="336" w:lineRule="auto" w:after="180"/>
+      </w:pPr>
+      <w:r>
+        <w:rPr>
+          <w:b w:val="0"/>
+        </w:rPr>
         <w:t>Current milestone: Evaluate and revise. Compare with your starting method, explain errors and record a justified revision.</w:t>
       </w:r>
     </w:p>
     <w:p>
-      <w:r>
-        <w:t>Publish the recommender’s constraints, score formula and tie rule; include component-level reasons in each suggestion.</w:t>
+      <w:pPr>
+        <w:spacing w:line="336" w:lineRule="auto" w:after="180"/>
+      </w:pPr>
+      <w:r>
+        <w:rPr>
+          <w:b w:val="0"/>
+        </w:rPr>
+        <w:t xml:space="preserve">Publish the recommender’s </w:t>
+      </w:r>
+      <w:r>
+        <w:rPr>
+          <w:b/>
+        </w:rPr>
+        <w:t>constraint</w:t>
+      </w:r>
+      <w:r>
+        <w:rPr>
+          <w:b w:val="0"/>
+        </w:rPr>
+        <w:t xml:space="preserve">s, </w:t>
+      </w:r>
+      <w:r>
+        <w:rPr>
+          <w:b/>
+        </w:rPr>
+        <w:t>score</w:t>
+      </w:r>
+      <w:r>
+        <w:rPr>
+          <w:b w:val="0"/>
+        </w:rPr>
+        <w:t xml:space="preserve"> formula and tie rule; include component-level reasons in each suggestion.</w:t>
       </w:r>
     </w:p>
     <w:tbl>
@@ -1510,11 +2232,28 @@
     </w:p>
     <w:p>
       <w:r>
+        <w:t>Try the supported questions before comparing with hints and feedback. Record what you repaired and the evidence you retained.</w:t>
+      </w:r>
+    </w:p>
+    <w:p>
+      <w:pPr>
+        <w:spacing w:line="336" w:lineRule="auto" w:after="180"/>
+      </w:pPr>
+      <w:r>
+        <w:rPr>
+          <w:b w:val="0"/>
+        </w:rPr>
         <w:t>Use this supported practice once, in the browser or on paper. Keep the reserved independent assessment for a separate first attempt before teacher feedback.</w:t>
       </w:r>
     </w:p>
     <w:p>
-      <w:r>
+      <w:pPr>
+        <w:spacing w:line="336" w:lineRule="auto" w:after="180"/>
+      </w:pPr>
+      <w:r>
+        <w:rPr>
+          <w:b w:val="0"/>
+        </w:rPr>
         <w:t>A fictional book-activity chooser has a 14-minute limit.</w:t>
       </w:r>
     </w:p>
@@ -1527,28 +2266,86 @@
       </w:r>
     </w:p>
     <w:p>
-      <w:r>
-        <w:t>Which labelled step matches this detail? B’s score 11 cannot override its failed time requirement.</w:t>
-      </w:r>
-    </w:p>
-    <w:p>
-      <w:r>
+      <w:pPr>
+        <w:spacing w:line="336" w:lineRule="auto" w:after="180"/>
+      </w:pPr>
+      <w:r>
+        <w:rPr>
+          <w:b w:val="0"/>
+        </w:rPr>
+        <w:t xml:space="preserve">Which labelled step matches this detail? B’s </w:t>
+      </w:r>
+      <w:r>
+        <w:rPr>
+          <w:b/>
+        </w:rPr>
+        <w:t>score</w:t>
+      </w:r>
+      <w:r>
+        <w:rPr>
+          <w:b w:val="0"/>
+        </w:rPr>
+        <w:t xml:space="preserve"> 11 cannot override its failed time requirement.</w:t>
+      </w:r>
+    </w:p>
+    <w:p>
+      <w:pPr>
+        <w:spacing w:line="336" w:lineRule="auto" w:after="180"/>
+        <w:shd w:fill="F4F9FC"/>
+      </w:pPr>
+      <w:r>
+        <w:rPr>
+          <w:b w:val="0"/>
+        </w:rPr>
         <w:t>1. Choose</w:t>
       </w:r>
     </w:p>
     <w:p>
-      <w:r>
+      <w:pPr>
+        <w:spacing w:line="336" w:lineRule="auto" w:after="180"/>
+        <w:shd w:fill="F4F9FC"/>
+      </w:pPr>
+      <w:r>
+        <w:rPr>
+          <w:b w:val="0"/>
+        </w:rPr>
         <w:t>2. Explain exclusion</w:t>
       </w:r>
     </w:p>
     <w:p>
-      <w:r>
+      <w:pPr>
+        <w:spacing w:line="336" w:lineRule="auto" w:after="180"/>
+        <w:shd w:fill="F4F9FC"/>
+      </w:pPr>
+      <w:r>
+        <w:rPr>
+          <w:b w:val="0"/>
+        </w:rPr>
         <w:t>3. Eligibility first</w:t>
       </w:r>
     </w:p>
     <w:p>
-      <w:r>
-        <w:t>4. Scores</w:t>
+      <w:pPr>
+        <w:spacing w:line="336" w:lineRule="auto" w:after="180"/>
+        <w:shd w:fill="F4F9FC"/>
+      </w:pPr>
+      <w:r>
+        <w:rPr>
+          <w:b w:val="0"/>
+        </w:rPr>
+        <w:t xml:space="preserve">4. </w:t>
+      </w:r>
+      <w:r>
+        <w:rPr>
+          <w:b/>
+        </w:rPr>
+        <w:t>Score</w:t>
+      </w:r>
+      <w:r>
+        <w:rPr>
+          <w:b w:val="0"/>
+        </w:rPr>
+        <w:t>s</w:t>
       </w:r>
     </w:p>
     <w:p>
@@ -1585,48 +2382,270 @@
       </w:r>
     </w:p>
     <w:p>
-      <w:r>
+      <w:pPr>
+        <w:pStyle w:val="Heading3"/>
+      </w:pPr>
+      <w:r>
+        <w:t>Hint · try first</w:t>
+      </w:r>
+    </w:p>
+    <w:p>
+      <w:pPr>
+        <w:spacing w:line="336" w:lineRule="auto" w:after="180"/>
+        <w:shd w:fill="F1F6F8"/>
+      </w:pPr>
+      <w:r>
+        <w:rPr>
+          <w:b w:val="0"/>
+        </w:rPr>
         <w:t>Hint if needed: Read the steps in the pictorial case. Match the supplied detail to the stage that performs or records it.</w:t>
       </w:r>
     </w:p>
     <w:p>
-      <w:r>
-        <w:t>After your attempt, compare with the supported explanation: Explain exclusion B’s score 11 cannot override its failed time requirement. A score combines preferences according to explicitly chosen weights; it does not erase hard constraints. Computing a high score for an excluded item can be useful in an audit, but it must not allow that item back into the candidate set. Store both eligibility reasons and score components for explanations.</w:t>
-      </w:r>
-    </w:p>
-    <w:p>
       <w:pPr>
         <w:pStyle w:val="Heading3"/>
       </w:pPr>
       <w:r>
+        <w:t>Feedback · compare after trying</w:t>
+      </w:r>
+    </w:p>
+    <w:p>
+      <w:pPr>
+        <w:spacing w:line="336" w:lineRule="auto" w:after="180"/>
+        <w:shd w:fill="F1F6FC"/>
+      </w:pPr>
+      <w:r>
+        <w:rPr>
+          <w:b w:val="0"/>
+        </w:rPr>
+        <w:t xml:space="preserve">After your attempt, compare with the supported explanation: Explain exclusion B’s </w:t>
+      </w:r>
+      <w:r>
+        <w:rPr>
+          <w:b/>
+        </w:rPr>
+        <w:t>score</w:t>
+      </w:r>
+      <w:r>
+        <w:rPr>
+          <w:b w:val="0"/>
+        </w:rPr>
+        <w:t xml:space="preserve"> 11 cannot override its failed time requirement.</w:t>
+      </w:r>
+    </w:p>
+    <w:p>
+      <w:pPr>
+        <w:spacing w:line="336" w:lineRule="auto" w:after="180"/>
+        <w:shd w:fill="F1F6FC"/>
+      </w:pPr>
+      <w:r>
+        <w:rPr>
+          <w:b w:val="0"/>
+        </w:rPr>
+        <w:t xml:space="preserve">A </w:t>
+      </w:r>
+      <w:r>
+        <w:rPr>
+          <w:b/>
+        </w:rPr>
+        <w:t>score</w:t>
+      </w:r>
+      <w:r>
+        <w:rPr>
+          <w:b w:val="0"/>
+        </w:rPr>
+        <w:t xml:space="preserve"> combines preferences according to explicitly chosen </w:t>
+      </w:r>
+      <w:r>
+        <w:rPr>
+          <w:b/>
+        </w:rPr>
+        <w:t>weight</w:t>
+      </w:r>
+      <w:r>
+        <w:rPr>
+          <w:b w:val="0"/>
+        </w:rPr>
+        <w:t xml:space="preserve">s; it does not erase hard </w:t>
+      </w:r>
+      <w:r>
+        <w:rPr>
+          <w:b/>
+        </w:rPr>
+        <w:t>constraint</w:t>
+      </w:r>
+      <w:r>
+        <w:rPr>
+          <w:b w:val="0"/>
+        </w:rPr>
+        <w:t>s.</w:t>
+      </w:r>
+    </w:p>
+    <w:p>
+      <w:pPr>
+        <w:spacing w:line="336" w:lineRule="auto" w:after="180"/>
+        <w:shd w:fill="F1F6FC"/>
+      </w:pPr>
+      <w:r>
+        <w:rPr>
+          <w:b w:val="0"/>
+        </w:rPr>
+        <w:t xml:space="preserve">Computing a high </w:t>
+      </w:r>
+      <w:r>
+        <w:rPr>
+          <w:b/>
+        </w:rPr>
+        <w:t>score</w:t>
+      </w:r>
+      <w:r>
+        <w:rPr>
+          <w:b w:val="0"/>
+        </w:rPr>
+        <w:t xml:space="preserve"> for an excluded item can be useful in an audit, but it must not allow that item back into the candidate set. Store both eligibility reasons and </w:t>
+      </w:r>
+      <w:r>
+        <w:rPr>
+          <w:b/>
+        </w:rPr>
+        <w:t>score</w:t>
+      </w:r>
+      <w:r>
+        <w:rPr>
+          <w:b w:val="0"/>
+        </w:rPr>
+        <w:t xml:space="preserve"> components for explanations.</w:t>
+      </w:r>
+    </w:p>
+    <w:p>
+      <w:pPr>
+        <w:pStyle w:val="Heading3"/>
+      </w:pPr>
+      <w:r>
         <w:t>Practice 2: explain the deciding evidence</w:t>
       </w:r>
     </w:p>
     <w:p>
-      <w:r>
-        <w:t>Changed-case practice: Change interest weight from 2 to 3, keeping time limit 14. Which conclusion is supported by the supplied facts?</w:t>
-      </w:r>
-    </w:p>
-    <w:p>
-      <w:r>
-        <w:t>1. This one example guarantees correct results for every future input.</w:t>
-      </w:r>
-    </w:p>
-    <w:p>
-      <w:r>
-        <w:t>2. We can decide the result without examining the changed input or the procedure.</w:t>
-      </w:r>
-    </w:p>
-    <w:p>
-      <w:r>
-        <w:t>3. A scores 11; C also scores 11; tie-by-ID chooses A.</w:t>
-      </w:r>
-    </w:p>
-    <w:p>
       <w:pPr>
         <w:pStyle w:val="Heading3"/>
       </w:pPr>
       <w:r>
+        <w:t>Changed case · predict first</w:t>
+      </w:r>
+    </w:p>
+    <w:p>
+      <w:pPr>
+        <w:spacing w:line="336" w:lineRule="auto" w:after="180"/>
+        <w:shd w:fill="F5F1FB"/>
+      </w:pPr>
+      <w:r>
+        <w:rPr>
+          <w:b w:val="0"/>
+        </w:rPr>
+        <w:t xml:space="preserve">Changed-case practice: Change interest </w:t>
+      </w:r>
+      <w:r>
+        <w:rPr>
+          <w:b/>
+        </w:rPr>
+        <w:t>weight</w:t>
+      </w:r>
+      <w:r>
+        <w:rPr>
+          <w:b w:val="0"/>
+        </w:rPr>
+        <w:t xml:space="preserve"> from 2 to 3, keeping time limit 14. Which conclusion is supported by the supplied facts?</w:t>
+      </w:r>
+    </w:p>
+    <w:p>
+      <w:pPr>
+        <w:spacing w:line="336" w:lineRule="auto" w:after="180"/>
+        <w:shd w:fill="F4F9FC"/>
+      </w:pPr>
+      <w:r>
+        <w:rPr>
+          <w:b w:val="0"/>
+        </w:rPr>
+        <w:t xml:space="preserve">1. This one example guarantees correct results for every future </w:t>
+      </w:r>
+      <w:r>
+        <w:rPr>
+          <w:b/>
+        </w:rPr>
+        <w:t>input</w:t>
+      </w:r>
+      <w:r>
+        <w:rPr>
+          <w:b w:val="0"/>
+        </w:rPr>
+        <w:t>.</w:t>
+      </w:r>
+    </w:p>
+    <w:p>
+      <w:pPr>
+        <w:spacing w:line="336" w:lineRule="auto" w:after="180"/>
+        <w:shd w:fill="F4F9FC"/>
+      </w:pPr>
+      <w:r>
+        <w:rPr>
+          <w:b w:val="0"/>
+        </w:rPr>
+        <w:t xml:space="preserve">2. We can decide the result without examining the changed </w:t>
+      </w:r>
+      <w:r>
+        <w:rPr>
+          <w:b/>
+        </w:rPr>
+        <w:t>input</w:t>
+      </w:r>
+      <w:r>
+        <w:rPr>
+          <w:b w:val="0"/>
+        </w:rPr>
+        <w:t xml:space="preserve"> or the procedure.</w:t>
+      </w:r>
+    </w:p>
+    <w:p>
+      <w:pPr>
+        <w:spacing w:line="336" w:lineRule="auto" w:after="180"/>
+        <w:shd w:fill="F4F9FC"/>
+      </w:pPr>
+      <w:r>
+        <w:rPr>
+          <w:b w:val="0"/>
+        </w:rPr>
+        <w:t xml:space="preserve">3. A </w:t>
+      </w:r>
+      <w:r>
+        <w:rPr>
+          <w:b/>
+        </w:rPr>
+        <w:t>score</w:t>
+      </w:r>
+      <w:r>
+        <w:rPr>
+          <w:b w:val="0"/>
+        </w:rPr>
+        <w:t xml:space="preserve">s 11; C also </w:t>
+      </w:r>
+      <w:r>
+        <w:rPr>
+          <w:b/>
+        </w:rPr>
+        <w:t>score</w:t>
+      </w:r>
+      <w:r>
+        <w:rPr>
+          <w:b w:val="0"/>
+        </w:rPr>
+        <w:t>s 11; tie-by-ID chooses A.</w:t>
+      </w:r>
+    </w:p>
+    <w:p>
+      <w:pPr>
+        <w:pStyle w:val="Heading3"/>
+      </w:pPr>
+      <w:r>
         <w:t>My selected conclusion, deciding fact and explanation</w:t>
       </w:r>
     </w:p>
@@ -1656,36 +2675,166 @@
       </w:r>
     </w:p>
     <w:p>
-      <w:r>
+      <w:pPr>
+        <w:pStyle w:val="Heading3"/>
+      </w:pPr>
+      <w:r>
+        <w:t>Hint · try first</w:t>
+      </w:r>
+    </w:p>
+    <w:p>
+      <w:pPr>
+        <w:spacing w:line="336" w:lineRule="auto" w:after="180"/>
+        <w:shd w:fill="F1F6F8"/>
+      </w:pPr>
+      <w:r>
+        <w:rPr>
+          <w:b w:val="0"/>
+        </w:rPr>
         <w:t>Hint if needed: Use the changed condition and the deciding step in the pictorial trace. The answer must say what follows from those facts.</w:t>
       </w:r>
     </w:p>
     <w:p>
-      <w:r>
-        <w:t>After your attempt, compare with the supported explanation: A scores 11; C also scores 11; tie-by-ID chooses A. B remains too long; changing preferences changes only ranking of A and C.</w:t>
-      </w:r>
-    </w:p>
-    <w:p>
       <w:pPr>
         <w:pStyle w:val="Heading3"/>
       </w:pPr>
       <w:r>
+        <w:t>Feedback · compare after trying</w:t>
+      </w:r>
+    </w:p>
+    <w:p>
+      <w:pPr>
+        <w:spacing w:line="336" w:lineRule="auto" w:after="180"/>
+        <w:shd w:fill="F1F6FC"/>
+      </w:pPr>
+      <w:r>
+        <w:rPr>
+          <w:b w:val="0"/>
+        </w:rPr>
+        <w:t xml:space="preserve">After your attempt, compare with the supported explanation: A </w:t>
+      </w:r>
+      <w:r>
+        <w:rPr>
+          <w:b/>
+        </w:rPr>
+        <w:t>score</w:t>
+      </w:r>
+      <w:r>
+        <w:rPr>
+          <w:b w:val="0"/>
+        </w:rPr>
+        <w:t xml:space="preserve">s 11; C also </w:t>
+      </w:r>
+      <w:r>
+        <w:rPr>
+          <w:b/>
+        </w:rPr>
+        <w:t>score</w:t>
+      </w:r>
+      <w:r>
+        <w:rPr>
+          <w:b w:val="0"/>
+        </w:rPr>
+        <w:t xml:space="preserve">s 11; tie-by-ID chooses A. B remains too long; changing preferences changes only </w:t>
+      </w:r>
+      <w:r>
+        <w:rPr>
+          <w:b/>
+        </w:rPr>
+        <w:t>rank</w:t>
+      </w:r>
+      <w:r>
+        <w:rPr>
+          <w:b w:val="0"/>
+        </w:rPr>
+        <w:t>ing of A and C.</w:t>
+      </w:r>
+    </w:p>
+    <w:p>
+      <w:pPr>
+        <w:pStyle w:val="Heading3"/>
+      </w:pPr>
+      <w:r>
         <w:t>Repair a missing building block</w:t>
       </w:r>
     </w:p>
     <w:p>
-      <w:r>
-        <w:t>Review Nearest Neighbor Reasoning (ai-2/22). Goal: Compute absolute distances and rank training neighbours. Short practice: Why do k=1 and k=3 disagree for the original query?. Return to this week and explain what you changed.</w:t>
-      </w:r>
-    </w:p>
-    <w:p>
-      <w:r>
-        <w:t>Review Repair Bias in Data (ai-2/20). Goal: Identify selection and coverage bias. Short practice: Why must 35% be labelled an illustration rather than the measured grade-wide Yes rate?. Return to this week and explain what you changed.</w:t>
-      </w:r>
-    </w:p>
-    <w:p>
-      <w:r>
-        <w:t>Review Noise and Outliers (ai-2/17). Goal: Calculate mean and median. Short practice: If 18 was genuine, which summary better describes the middle observed task, and what extra fact should be shown?. Return to this week and explain what you changed.</w:t>
+      <w:pPr>
+        <w:spacing w:line="336" w:lineRule="auto" w:after="180"/>
+      </w:pPr>
+      <w:r>
+        <w:rPr>
+          <w:b w:val="0"/>
+        </w:rPr>
+        <w:t xml:space="preserve">Review Nearest Neighbor Reasoning (ai-2/22). Goal: Compute absolute distances and </w:t>
+      </w:r>
+      <w:r>
+        <w:rPr>
+          <w:b/>
+        </w:rPr>
+        <w:t>rank</w:t>
+      </w:r>
+      <w:r>
+        <w:rPr>
+          <w:b w:val="0"/>
+        </w:rPr>
+        <w:t xml:space="preserve"> </w:t>
+      </w:r>
+      <w:r>
+        <w:rPr>
+          <w:b/>
+        </w:rPr>
+        <w:t>training</w:t>
+      </w:r>
+      <w:r>
+        <w:rPr>
+          <w:b w:val="0"/>
+        </w:rPr>
+        <w:t xml:space="preserve"> neighbours. Short practice: Why do k=1 and k=3 disagree for the original query?. Return to this week and explain what you changed.</w:t>
+      </w:r>
+    </w:p>
+    <w:p>
+      <w:pPr>
+        <w:spacing w:line="336" w:lineRule="auto" w:after="180"/>
+      </w:pPr>
+      <w:r>
+        <w:rPr>
+          <w:b w:val="0"/>
+        </w:rPr>
+        <w:t>Review Repair Bias in Data (ai-2/20). Goal: Identify selection and coverage bias. Short practice: Why must 35% be labelled an illustration rather than the measured grade-wide Yes rate?.</w:t>
+      </w:r>
+    </w:p>
+    <w:p>
+      <w:pPr>
+        <w:spacing w:line="336" w:lineRule="auto" w:after="180"/>
+      </w:pPr>
+      <w:r>
+        <w:rPr>
+          <w:b w:val="0"/>
+        </w:rPr>
+        <w:t>Return to this week and explain what you changed.</w:t>
+      </w:r>
+    </w:p>
+    <w:p>
+      <w:pPr>
+        <w:spacing w:line="336" w:lineRule="auto" w:after="180"/>
+      </w:pPr>
+      <w:r>
+        <w:rPr>
+          <w:b w:val="0"/>
+        </w:rPr>
+        <w:t>Review Noise and Outliers (ai-2/17). Goal: Calculate mean and median. Short practice: If 18 was genuine, which summary better describes the middle observed task, and what extra fact should be shown?.</w:t>
+      </w:r>
+    </w:p>
+    <w:p>
+      <w:pPr>
+        <w:spacing w:line="336" w:lineRule="auto" w:after="180"/>
+      </w:pPr>
+      <w:r>
+        <w:rPr>
+          <w:b w:val="0"/>
+        </w:rPr>
+        <w:t>Return to this week and explain what you changed.</w:t>
       </w:r>
     </w:p>
     <w:p>
@@ -1697,8 +2846,61 @@
       </w:r>
     </w:p>
     <w:p>
-      <w:r>
-        <w:t>The browser lab lets you edit the supported Python examples already included in this lesson. Predict first, run, inspect the actual output or error, change one input, then run again. Keep code, predictions, actual results and a reasoned revision together. On paper, label your result as a trace rather than an execution.</w:t>
+      <w:pPr>
+        <w:spacing w:line="336" w:lineRule="auto" w:after="180"/>
+      </w:pPr>
+      <w:r>
+        <w:rPr>
+          <w:b w:val="0"/>
+        </w:rPr>
+        <w:t xml:space="preserve">The browser lab lets you edit the supported Python examples already included in this lesson. Predict first, run, inspect the actual </w:t>
+      </w:r>
+      <w:r>
+        <w:rPr>
+          <w:b/>
+        </w:rPr>
+        <w:t>output</w:t>
+      </w:r>
+      <w:r>
+        <w:rPr>
+          <w:b w:val="0"/>
+        </w:rPr>
+        <w:t xml:space="preserve"> or error, change one </w:t>
+      </w:r>
+      <w:r>
+        <w:rPr>
+          <w:b/>
+        </w:rPr>
+        <w:t>input</w:t>
+      </w:r>
+      <w:r>
+        <w:rPr>
+          <w:b w:val="0"/>
+        </w:rPr>
+        <w:t>, then run again.</w:t>
+      </w:r>
+    </w:p>
+    <w:p>
+      <w:pPr>
+        <w:spacing w:line="336" w:lineRule="auto" w:after="180"/>
+      </w:pPr>
+      <w:r>
+        <w:rPr>
+          <w:b w:val="0"/>
+        </w:rPr>
+        <w:t xml:space="preserve">Keep code, </w:t>
+      </w:r>
+      <w:r>
+        <w:rPr>
+          <w:b/>
+        </w:rPr>
+        <w:t>prediction</w:t>
+      </w:r>
+      <w:r>
+        <w:rPr>
+          <w:b w:val="0"/>
+        </w:rPr>
+        <w:t>s, actual results and a reasoned revision together. On paper, label your result as a trace rather than an execution.</w:t>
       </w:r>
     </w:p>
     <w:p>
@@ -1710,8 +2912,37 @@
       </w:r>
     </w:p>
     <w:p>
-      <w:r>
-        <w:t>Use Download completed work in the hosted lesson to export your answers, reflections, practice feedback and code-run evidence. Open the HTML copy to read or print it. Drafts stay in this browser when storage is available; clear drafts on a shared device.</w:t>
+      <w:pPr>
+        <w:spacing w:line="336" w:lineRule="auto" w:after="180"/>
+      </w:pPr>
+      <w:r>
+        <w:rPr>
+          <w:b w:val="0"/>
+        </w:rPr>
+        <w:t xml:space="preserve">Use Download completed work in the hosted lesson to export your answers, reflections, practice feedback and code-run </w:t>
+      </w:r>
+      <w:r>
+        <w:rPr>
+          <w:b/>
+        </w:rPr>
+        <w:t>evidence</w:t>
+      </w:r>
+      <w:r>
+        <w:rPr>
+          <w:b w:val="0"/>
+        </w:rPr>
+        <w:t>. Open the HTML copy to read or print it.</w:t>
+      </w:r>
+    </w:p>
+    <w:p>
+      <w:pPr>
+        <w:spacing w:line="336" w:lineRule="auto" w:after="180"/>
+      </w:pPr>
+      <w:r>
+        <w:rPr>
+          <w:b w:val="0"/>
+        </w:rPr>
+        <w:t>Drafts stay in this browser when storage is available; clear drafts on a shared device.</w:t>
       </w:r>
     </w:p>
     <w:p>
@@ -1725,6 +2956,981 @@
     <w:p>
       <w:r>
         <w:t>________________________________________________________________</w:t>
+      </w:r>
+    </w:p>
+    <w:p>
+      <w:r>
+        <w:t>________________________________________________________________</w:t>
+      </w:r>
+    </w:p>
+    <w:p>
+      <w:r>
+        <w:t>________________________________________________________________</w:t>
+      </w:r>
+    </w:p>
+    <w:p>
+      <w:r>
+        <w:t>________________________________________________________________</w:t>
+      </w:r>
+    </w:p>
+    <w:p>
+      <w:r>
+        <w:t>________________________________________________________________</w:t>
+      </w:r>
+    </w:p>
+    <w:p>
+      <w:pPr>
+        <w:pStyle w:val="Heading1"/>
+      </w:pPr>
+      <w:r>
+        <w:t>21. Visual concept journey</w:t>
+      </w:r>
+    </w:p>
+    <w:p>
+      <w:r>
+        <w:t>Explain each Recommendation Scores picture from its labels, then record a relevant limit.</w:t>
+      </w:r>
+    </w:p>
+    <w:p>
+      <w:pPr>
+        <w:pStyle w:val="Heading3"/>
+      </w:pPr>
+      <w:r>
+        <w:t>01. Recommendation Scores: the case</w:t>
+      </w:r>
+    </w:p>
+    <w:p>
+      <w:r>
+        <w:drawing>
+          <wp:inline xmlns:a="http://schemas.openxmlformats.org/drawingml/2006/main" xmlns:pic="http://schemas.openxmlformats.org/drawingml/2006/picture">
+            <wp:extent cx="5486400" cy="2990088"/>
+            <wp:docPr id="3" name="Picture 3" descr="A fictional book-activity chooser has a 14-minute limit. Supplied facts: Score=2×interest+practice. A=(interest3,practice2,time14); B=(4,3,15); C=(2,5,12). Require whole nonnegative feature values; time must be at most the limit. Highest score wins; tie by ID."/>
+            <wp:cNvGraphicFramePr>
+              <a:graphicFrameLocks noChangeAspect="1"/>
+            </wp:cNvGraphicFramePr>
+            <a:graphic>
+              <a:graphicData uri="http://schemas.openxmlformats.org/drawingml/2006/picture">
+                <pic:pic>
+                  <pic:nvPicPr>
+                    <pic:cNvPr id="0" name="academy-story-ai-2-23-01.png"/>
+                    <pic:cNvPicPr/>
+                  </pic:nvPicPr>
+                  <pic:blipFill>
+                    <a:blip r:embed="rId11"/>
+                    <a:stretch>
+                      <a:fillRect/>
+                    </a:stretch>
+                  </pic:blipFill>
+                  <pic:spPr>
+                    <a:xfrm>
+                      <a:off x="0" y="0"/>
+                      <a:ext cx="5486400" cy="2990088"/>
+                    </a:xfrm>
+                    <a:prstGeom prst="rect"/>
+                  </pic:spPr>
+                </pic:pic>
+              </a:graphicData>
+            </a:graphic>
+          </wp:inline>
+        </w:drawing>
+      </w:r>
+    </w:p>
+    <w:p>
+      <w:pPr>
+        <w:spacing w:line="336" w:lineRule="auto" w:after="180"/>
+      </w:pPr>
+      <w:r>
+        <w:rPr>
+          <w:b w:val="0"/>
+        </w:rPr>
+        <w:t xml:space="preserve">A fictional book-activity chooser has a 14-minute limit. Supplied facts: </w:t>
+      </w:r>
+      <w:r>
+        <w:rPr>
+          <w:b/>
+        </w:rPr>
+        <w:t>Score</w:t>
+      </w:r>
+      <w:r>
+        <w:rPr>
+          <w:b w:val="0"/>
+        </w:rPr>
+        <w:t>=2×interest+practice. A=(interest3,practice2,time14); B=(4,3,15); C=(2,5,12).</w:t>
+      </w:r>
+    </w:p>
+    <w:p>
+      <w:pPr>
+        <w:spacing w:line="336" w:lineRule="auto" w:after="180"/>
+      </w:pPr>
+      <w:r>
+        <w:rPr>
+          <w:b w:val="0"/>
+        </w:rPr>
+        <w:t xml:space="preserve">Require whole nonnegative feature values; time must be at most the limit. Highest </w:t>
+      </w:r>
+      <w:r>
+        <w:rPr>
+          <w:b/>
+        </w:rPr>
+        <w:t>score</w:t>
+      </w:r>
+      <w:r>
+        <w:rPr>
+          <w:b w:val="0"/>
+        </w:rPr>
+        <w:t xml:space="preserve"> wins; tie by ID.</w:t>
+      </w:r>
+    </w:p>
+    <w:p>
+      <w:pPr>
+        <w:spacing w:line="336" w:lineRule="auto" w:after="180"/>
+        <w:shd w:fill="F5F1FB"/>
+      </w:pPr>
+      <w:r>
+        <w:rPr>
+          <w:b w:val="0"/>
+        </w:rPr>
+        <w:t>Point to the given fact that matters most. Explain why it matters.</w:t>
+      </w:r>
+    </w:p>
+    <w:p>
+      <w:pPr>
+        <w:pStyle w:val="Heading3"/>
+      </w:pPr>
+      <w:r>
+        <w:t>My picture explanation, deciding evidence and one limit</w:t>
+      </w:r>
+    </w:p>
+    <w:p>
+      <w:r>
+        <w:t>________________________________________________________________</w:t>
+      </w:r>
+    </w:p>
+    <w:p>
+      <w:r>
+        <w:t>________________________________________________________________</w:t>
+      </w:r>
+    </w:p>
+    <w:p>
+      <w:r>
+        <w:t>________________________________________________________________</w:t>
+      </w:r>
+    </w:p>
+    <w:p>
+      <w:r>
+        <w:t>________________________________________________________________</w:t>
+      </w:r>
+    </w:p>
+    <w:p>
+      <w:pPr>
+        <w:pStyle w:val="Heading3"/>
+      </w:pPr>
+      <w:r>
+        <w:t>02. Follow the deciding steps</w:t>
+      </w:r>
+    </w:p>
+    <w:p>
+      <w:r>
+        <w:drawing>
+          <wp:inline xmlns:a="http://schemas.openxmlformats.org/drawingml/2006/main" xmlns:pic="http://schemas.openxmlformats.org/drawingml/2006/picture">
+            <wp:extent cx="5486400" cy="4005072"/>
+            <wp:docPr id="4" name="Picture 4" descr="Eligibility first: A and C fit time; B takes 15 and is excluded. → Scores: A:2×3+2=8. C:2×2+5=9. → Choose: C wins at score 9 among eligible activities. → Explain exclusion: B’s score 11 cannot override its failed time requirement."/>
+            <wp:cNvGraphicFramePr>
+              <a:graphicFrameLocks noChangeAspect="1"/>
+            </wp:cNvGraphicFramePr>
+            <a:graphic>
+              <a:graphicData uri="http://schemas.openxmlformats.org/drawingml/2006/picture">
+                <pic:pic>
+                  <pic:nvPicPr>
+                    <pic:cNvPr id="0" name="academy-story-ai-2-23-02.png"/>
+                    <pic:cNvPicPr/>
+                  </pic:nvPicPr>
+                  <pic:blipFill>
+                    <a:blip r:embed="rId12"/>
+                    <a:stretch>
+                      <a:fillRect/>
+                    </a:stretch>
+                  </pic:blipFill>
+                  <pic:spPr>
+                    <a:xfrm>
+                      <a:off x="0" y="0"/>
+                      <a:ext cx="5486400" cy="4005072"/>
+                    </a:xfrm>
+                    <a:prstGeom prst="rect"/>
+                  </pic:spPr>
+                </pic:pic>
+              </a:graphicData>
+            </a:graphic>
+          </wp:inline>
+        </w:drawing>
+      </w:r>
+    </w:p>
+    <w:p>
+      <w:pPr>
+        <w:spacing w:line="336" w:lineRule="auto" w:after="180"/>
+      </w:pPr>
+      <w:r>
+        <w:rPr>
+          <w:b w:val="0"/>
+        </w:rPr>
+        <w:t xml:space="preserve">Eligibility first: A and C fit time; B takes 15 and is excluded. → </w:t>
+      </w:r>
+      <w:r>
+        <w:rPr>
+          <w:b/>
+        </w:rPr>
+        <w:t>Score</w:t>
+      </w:r>
+      <w:r>
+        <w:rPr>
+          <w:b w:val="0"/>
+        </w:rPr>
+        <w:t>s: A:2×3+2=8.</w:t>
+      </w:r>
+    </w:p>
+    <w:p>
+      <w:pPr>
+        <w:spacing w:line="336" w:lineRule="auto" w:after="180"/>
+      </w:pPr>
+      <w:r>
+        <w:rPr>
+          <w:b w:val="0"/>
+        </w:rPr>
+        <w:t xml:space="preserve">C:2×2+5=9. → Choose: C wins at </w:t>
+      </w:r>
+      <w:r>
+        <w:rPr>
+          <w:b/>
+        </w:rPr>
+        <w:t>score</w:t>
+      </w:r>
+      <w:r>
+        <w:rPr>
+          <w:b w:val="0"/>
+        </w:rPr>
+        <w:t xml:space="preserve"> 9 among eligible activities. → Explain exclusion: B’s </w:t>
+      </w:r>
+      <w:r>
+        <w:rPr>
+          <w:b/>
+        </w:rPr>
+        <w:t>score</w:t>
+      </w:r>
+      <w:r>
+        <w:rPr>
+          <w:b w:val="0"/>
+        </w:rPr>
+        <w:t xml:space="preserve"> 11 cannot override its failed time requirement.</w:t>
+      </w:r>
+    </w:p>
+    <w:p>
+      <w:pPr>
+        <w:spacing w:line="336" w:lineRule="auto" w:after="180"/>
+        <w:shd w:fill="F5F1FB"/>
+      </w:pPr>
+      <w:r>
+        <w:rPr>
+          <w:b w:val="0"/>
+        </w:rPr>
+        <w:t xml:space="preserve">Point to each numbered stage and explain which recorded </w:t>
+      </w:r>
+      <w:r>
+        <w:rPr>
+          <w:b/>
+        </w:rPr>
+        <w:t>input</w:t>
+      </w:r>
+      <w:r>
+        <w:rPr>
+          <w:b w:val="0"/>
+        </w:rPr>
+        <w:t xml:space="preserve"> it uses.</w:t>
+      </w:r>
+    </w:p>
+    <w:p>
+      <w:pPr>
+        <w:pStyle w:val="Heading3"/>
+      </w:pPr>
+      <w:r>
+        <w:t>My picture explanation, deciding evidence and one limit</w:t>
+      </w:r>
+    </w:p>
+    <w:p>
+      <w:r>
+        <w:t>________________________________________________________________</w:t>
+      </w:r>
+    </w:p>
+    <w:p>
+      <w:r>
+        <w:t>________________________________________________________________</w:t>
+      </w:r>
+    </w:p>
+    <w:p>
+      <w:r>
+        <w:t>________________________________________________________________</w:t>
+      </w:r>
+    </w:p>
+    <w:p>
+      <w:r>
+        <w:t>________________________________________________________________</w:t>
+      </w:r>
+    </w:p>
+    <w:p>
+      <w:pPr>
+        <w:pStyle w:val="Heading3"/>
+      </w:pPr>
+      <w:r>
+        <w:t>03. Time filtering and scores</w:t>
+      </w:r>
+    </w:p>
+    <w:p>
+      <w:r>
+        <w:drawing>
+          <wp:inline xmlns:a="http://schemas.openxmlformats.org/drawingml/2006/main" xmlns:pic="http://schemas.openxmlformats.org/drawingml/2006/picture">
+            <wp:extent cx="5486400" cy="3617976"/>
+            <wp:docPr id="5" name="Picture 5" descr="Time filtering and scores. A: Minutes = 14, Score = 8, Status = eligible. B: Minutes = 15, Score = 11, Status = excluded. C: Minutes = 12, Score = 9, Status = eligible."/>
+            <wp:cNvGraphicFramePr>
+              <a:graphicFrameLocks noChangeAspect="1"/>
+            </wp:cNvGraphicFramePr>
+            <a:graphic>
+              <a:graphicData uri="http://schemas.openxmlformats.org/drawingml/2006/picture">
+                <pic:pic>
+                  <pic:nvPicPr>
+                    <pic:cNvPr id="0" name="academy-story-ai-2-23-03.png"/>
+                    <pic:cNvPicPr/>
+                  </pic:nvPicPr>
+                  <pic:blipFill>
+                    <a:blip r:embed="rId13"/>
+                    <a:stretch>
+                      <a:fillRect/>
+                    </a:stretch>
+                  </pic:blipFill>
+                  <pic:spPr>
+                    <a:xfrm>
+                      <a:off x="0" y="0"/>
+                      <a:ext cx="5486400" cy="3617976"/>
+                    </a:xfrm>
+                    <a:prstGeom prst="rect"/>
+                  </pic:spPr>
+                </pic:pic>
+              </a:graphicData>
+            </a:graphic>
+          </wp:inline>
+        </w:drawing>
+      </w:r>
+    </w:p>
+    <w:p>
+      <w:pPr>
+        <w:spacing w:line="336" w:lineRule="auto" w:after="180"/>
+      </w:pPr>
+      <w:r>
+        <w:rPr>
+          <w:b w:val="0"/>
+        </w:rPr>
+        <w:t xml:space="preserve">Time filtering and </w:t>
+      </w:r>
+      <w:r>
+        <w:rPr>
+          <w:b/>
+        </w:rPr>
+        <w:t>score</w:t>
+      </w:r>
+      <w:r>
+        <w:rPr>
+          <w:b w:val="0"/>
+        </w:rPr>
+        <w:t xml:space="preserve">s. A: Minutes = 14, </w:t>
+      </w:r>
+      <w:r>
+        <w:rPr>
+          <w:b/>
+        </w:rPr>
+        <w:t>Score</w:t>
+      </w:r>
+      <w:r>
+        <w:rPr>
+          <w:b w:val="0"/>
+        </w:rPr>
+        <w:t xml:space="preserve"> = 8, Status = eligible. B: Minutes = 15, </w:t>
+      </w:r>
+      <w:r>
+        <w:rPr>
+          <w:b/>
+        </w:rPr>
+        <w:t>Score</w:t>
+      </w:r>
+      <w:r>
+        <w:rPr>
+          <w:b w:val="0"/>
+        </w:rPr>
+        <w:t xml:space="preserve"> = 11, Status = excluded. C: Minutes = 12, </w:t>
+      </w:r>
+      <w:r>
+        <w:rPr>
+          <w:b/>
+        </w:rPr>
+        <w:t>Score</w:t>
+      </w:r>
+      <w:r>
+        <w:rPr>
+          <w:b w:val="0"/>
+        </w:rPr>
+        <w:t xml:space="preserve"> = 9, Status = eligible.</w:t>
+      </w:r>
+    </w:p>
+    <w:p>
+      <w:pPr>
+        <w:spacing w:line="336" w:lineRule="auto" w:after="180"/>
+        <w:shd w:fill="F5F1FB"/>
+      </w:pPr>
+      <w:r>
+        <w:rPr>
+          <w:b w:val="0"/>
+        </w:rPr>
+        <w:t>Read the labels and values. Explain the relationship the model shows.</w:t>
+      </w:r>
+    </w:p>
+    <w:p>
+      <w:pPr>
+        <w:pStyle w:val="Heading3"/>
+      </w:pPr>
+      <w:r>
+        <w:t>My picture explanation, deciding evidence and one limit</w:t>
+      </w:r>
+    </w:p>
+    <w:p>
+      <w:r>
+        <w:t>________________________________________________________________</w:t>
+      </w:r>
+    </w:p>
+    <w:p>
+      <w:r>
+        <w:t>________________________________________________________________</w:t>
+      </w:r>
+    </w:p>
+    <w:p>
+      <w:r>
+        <w:t>________________________________________________________________</w:t>
+      </w:r>
+    </w:p>
+    <w:p>
+      <w:r>
+        <w:t>________________________________________________________________</w:t>
+      </w:r>
+    </w:p>
+    <w:p>
+      <w:pPr>
+        <w:pStyle w:val="Heading3"/>
+      </w:pPr>
+      <w:r>
+        <w:t>04. Change one thing. Trace what follows.</w:t>
+      </w:r>
+    </w:p>
+    <w:p>
+      <w:r>
+        <w:drawing>
+          <wp:inline xmlns:a="http://schemas.openxmlformats.org/drawingml/2006/main" xmlns:pic="http://schemas.openxmlformats.org/drawingml/2006/picture">
+            <wp:extent cx="5486400" cy="3026664"/>
+            <wp:docPr id="6" name="Picture 6" descr="Original case: B’s score 11 cannot override its failed time requirement. Changed condition: Change interest weight from 2 to 3, keeping time limit 14. Expected result: A scores 11; C also scores 11; tie-by-ID chooses A. Reason: B remains too long; changing preferences changes only ranking of A and C."/>
+            <wp:cNvGraphicFramePr>
+              <a:graphicFrameLocks noChangeAspect="1"/>
+            </wp:cNvGraphicFramePr>
+            <a:graphic>
+              <a:graphicData uri="http://schemas.openxmlformats.org/drawingml/2006/picture">
+                <pic:pic>
+                  <pic:nvPicPr>
+                    <pic:cNvPr id="0" name="academy-story-ai-2-23-04.png"/>
+                    <pic:cNvPicPr/>
+                  </pic:nvPicPr>
+                  <pic:blipFill>
+                    <a:blip r:embed="rId14"/>
+                    <a:stretch>
+                      <a:fillRect/>
+                    </a:stretch>
+                  </pic:blipFill>
+                  <pic:spPr>
+                    <a:xfrm>
+                      <a:off x="0" y="0"/>
+                      <a:ext cx="5486400" cy="3026664"/>
+                    </a:xfrm>
+                    <a:prstGeom prst="rect"/>
+                  </pic:spPr>
+                </pic:pic>
+              </a:graphicData>
+            </a:graphic>
+          </wp:inline>
+        </w:drawing>
+      </w:r>
+    </w:p>
+    <w:p>
+      <w:pPr>
+        <w:spacing w:line="336" w:lineRule="auto" w:after="180"/>
+      </w:pPr>
+      <w:r>
+        <w:rPr>
+          <w:b w:val="0"/>
+        </w:rPr>
+        <w:t xml:space="preserve">Original case: B’s </w:t>
+      </w:r>
+      <w:r>
+        <w:rPr>
+          <w:b/>
+        </w:rPr>
+        <w:t>score</w:t>
+      </w:r>
+      <w:r>
+        <w:rPr>
+          <w:b w:val="0"/>
+        </w:rPr>
+        <w:t xml:space="preserve"> 11 cannot override its failed time requirement. Changed condition: Change interest </w:t>
+      </w:r>
+      <w:r>
+        <w:rPr>
+          <w:b/>
+        </w:rPr>
+        <w:t>weight</w:t>
+      </w:r>
+      <w:r>
+        <w:rPr>
+          <w:b w:val="0"/>
+        </w:rPr>
+        <w:t xml:space="preserve"> from 2 to 3, keeping time limit 14. Expected result: A </w:t>
+      </w:r>
+      <w:r>
+        <w:rPr>
+          <w:b/>
+        </w:rPr>
+        <w:t>score</w:t>
+      </w:r>
+      <w:r>
+        <w:rPr>
+          <w:b w:val="0"/>
+        </w:rPr>
+        <w:t xml:space="preserve">s 11; C also </w:t>
+      </w:r>
+      <w:r>
+        <w:rPr>
+          <w:b/>
+        </w:rPr>
+        <w:t>score</w:t>
+      </w:r>
+      <w:r>
+        <w:rPr>
+          <w:b w:val="0"/>
+        </w:rPr>
+        <w:t>s 11; tie-by-ID chooses A.</w:t>
+      </w:r>
+    </w:p>
+    <w:p>
+      <w:pPr>
+        <w:spacing w:line="336" w:lineRule="auto" w:after="180"/>
+      </w:pPr>
+      <w:r>
+        <w:rPr>
+          <w:b w:val="0"/>
+        </w:rPr>
+        <w:t xml:space="preserve">Reason: B remains too long; changing preferences changes only </w:t>
+      </w:r>
+      <w:r>
+        <w:rPr>
+          <w:b/>
+        </w:rPr>
+        <w:t>rank</w:t>
+      </w:r>
+      <w:r>
+        <w:rPr>
+          <w:b w:val="0"/>
+        </w:rPr>
+        <w:t>ing of A and C.</w:t>
+      </w:r>
+    </w:p>
+    <w:p>
+      <w:pPr>
+        <w:spacing w:line="336" w:lineRule="auto" w:after="180"/>
+        <w:shd w:fill="F5F1FB"/>
+      </w:pPr>
+      <w:r>
+        <w:rPr>
+          <w:b w:val="0"/>
+        </w:rPr>
+        <w:t>Predict before checking the worked changed-case result. Name what changed and what the supplied facts allow you to conclude.</w:t>
+      </w:r>
+    </w:p>
+    <w:p>
+      <w:pPr>
+        <w:pStyle w:val="Heading3"/>
+      </w:pPr>
+      <w:r>
+        <w:t>My picture explanation, deciding evidence and one limit</w:t>
+      </w:r>
+    </w:p>
+    <w:p>
+      <w:r>
+        <w:t>________________________________________________________________</w:t>
+      </w:r>
+    </w:p>
+    <w:p>
+      <w:r>
+        <w:t>________________________________________________________________</w:t>
+      </w:r>
+    </w:p>
+    <w:p>
+      <w:r>
+        <w:t>________________________________________________________________</w:t>
+      </w:r>
+    </w:p>
+    <w:p>
+      <w:r>
+        <w:t>________________________________________________________________</w:t>
+      </w:r>
+    </w:p>
+    <w:p>
+      <w:pPr>
+        <w:pStyle w:val="Heading3"/>
+      </w:pPr>
+      <w:r>
+        <w:t>05. Connect the explanation to its limit</w:t>
+      </w:r>
+    </w:p>
+    <w:p>
+      <w:r>
+        <w:drawing>
+          <wp:inline xmlns:a="http://schemas.openxmlformats.org/drawingml/2006/main" xmlns:pic="http://schemas.openxmlformats.org/drawingml/2006/picture">
+            <wp:extent cx="5486400" cy="2834640"/>
+            <wp:docPr id="7" name="Picture 7" descr="A score combines preferences according to explicitly chosen weights; it does not erase hard constraints. Computing a high score for an excluded item can be useful in an audit, but it must not allow that item back into the candidate set. Store both eligibility reasons and score components for explanations. Limit: Toy interest scores are supplied inputs, not measured enjoyment or a universal definition of a good activity."/>
+            <wp:cNvGraphicFramePr>
+              <a:graphicFrameLocks noChangeAspect="1"/>
+            </wp:cNvGraphicFramePr>
+            <a:graphic>
+              <a:graphicData uri="http://schemas.openxmlformats.org/drawingml/2006/picture">
+                <pic:pic>
+                  <pic:nvPicPr>
+                    <pic:cNvPr id="0" name="academy-story-ai-2-23-05.png"/>
+                    <pic:cNvPicPr/>
+                  </pic:nvPicPr>
+                  <pic:blipFill>
+                    <a:blip r:embed="rId15"/>
+                    <a:stretch>
+                      <a:fillRect/>
+                    </a:stretch>
+                  </pic:blipFill>
+                  <pic:spPr>
+                    <a:xfrm>
+                      <a:off x="0" y="0"/>
+                      <a:ext cx="5486400" cy="2834640"/>
+                    </a:xfrm>
+                    <a:prstGeom prst="rect"/>
+                  </pic:spPr>
+                </pic:pic>
+              </a:graphicData>
+            </a:graphic>
+          </wp:inline>
+        </w:drawing>
+      </w:r>
+    </w:p>
+    <w:p>
+      <w:pPr>
+        <w:spacing w:line="336" w:lineRule="auto" w:after="180"/>
+      </w:pPr>
+      <w:r>
+        <w:rPr>
+          <w:b w:val="0"/>
+        </w:rPr>
+        <w:t xml:space="preserve">A </w:t>
+      </w:r>
+      <w:r>
+        <w:rPr>
+          <w:b/>
+        </w:rPr>
+        <w:t>score</w:t>
+      </w:r>
+      <w:r>
+        <w:rPr>
+          <w:b w:val="0"/>
+        </w:rPr>
+        <w:t xml:space="preserve"> combines preferences according to explicitly chosen </w:t>
+      </w:r>
+      <w:r>
+        <w:rPr>
+          <w:b/>
+        </w:rPr>
+        <w:t>weight</w:t>
+      </w:r>
+      <w:r>
+        <w:rPr>
+          <w:b w:val="0"/>
+        </w:rPr>
+        <w:t xml:space="preserve">s; it does not erase hard </w:t>
+      </w:r>
+      <w:r>
+        <w:rPr>
+          <w:b/>
+        </w:rPr>
+        <w:t>constraint</w:t>
+      </w:r>
+      <w:r>
+        <w:rPr>
+          <w:b w:val="0"/>
+        </w:rPr>
+        <w:t>s.</w:t>
+      </w:r>
+    </w:p>
+    <w:p>
+      <w:pPr>
+        <w:spacing w:line="336" w:lineRule="auto" w:after="180"/>
+      </w:pPr>
+      <w:r>
+        <w:rPr>
+          <w:b w:val="0"/>
+        </w:rPr>
+        <w:t xml:space="preserve">Computing a high </w:t>
+      </w:r>
+      <w:r>
+        <w:rPr>
+          <w:b/>
+        </w:rPr>
+        <w:t>score</w:t>
+      </w:r>
+      <w:r>
+        <w:rPr>
+          <w:b w:val="0"/>
+        </w:rPr>
+        <w:t xml:space="preserve"> for an excluded item can be useful in an audit, but it must not allow that item back into the candidate set. Store both eligibility reasons and </w:t>
+      </w:r>
+      <w:r>
+        <w:rPr>
+          <w:b/>
+        </w:rPr>
+        <w:t>score</w:t>
+      </w:r>
+      <w:r>
+        <w:rPr>
+          <w:b w:val="0"/>
+        </w:rPr>
+        <w:t xml:space="preserve"> components for explanations.</w:t>
+      </w:r>
+    </w:p>
+    <w:p>
+      <w:pPr>
+        <w:spacing w:line="336" w:lineRule="auto" w:after="180"/>
+      </w:pPr>
+      <w:r>
+        <w:rPr>
+          <w:b w:val="0"/>
+        </w:rPr>
+        <w:t xml:space="preserve">Limit: Toy interest </w:t>
+      </w:r>
+      <w:r>
+        <w:rPr>
+          <w:b/>
+        </w:rPr>
+        <w:t>score</w:t>
+      </w:r>
+      <w:r>
+        <w:rPr>
+          <w:b w:val="0"/>
+        </w:rPr>
+        <w:t xml:space="preserve">s are supplied </w:t>
+      </w:r>
+      <w:r>
+        <w:rPr>
+          <w:b/>
+        </w:rPr>
+        <w:t>input</w:t>
+      </w:r>
+      <w:r>
+        <w:rPr>
+          <w:b w:val="0"/>
+        </w:rPr>
+        <w:t>s, not measured enjoyment or a universal definition of a good activity.</w:t>
+      </w:r>
+    </w:p>
+    <w:p>
+      <w:pPr>
+        <w:spacing w:line="336" w:lineRule="auto" w:after="180"/>
+        <w:shd w:fill="F5F1FB"/>
+      </w:pPr>
+      <w:r>
+        <w:rPr>
+          <w:b w:val="0"/>
+        </w:rPr>
+        <w:t>Explain the case, then point to a limit on the claim.</w:t>
+      </w:r>
+    </w:p>
+    <w:p>
+      <w:pPr>
+        <w:pStyle w:val="Heading3"/>
+      </w:pPr>
+      <w:r>
+        <w:t>My picture explanation, deciding evidence and one limit</w:t>
+      </w:r>
+    </w:p>
+    <w:p>
+      <w:r>
+        <w:t>________________________________________________________________</w:t>
+      </w:r>
+    </w:p>
+    <w:p>
+      <w:r>
+        <w:t>________________________________________________________________</w:t>
+      </w:r>
+    </w:p>
+    <w:p>
+      <w:r>
+        <w:t>________________________________________________________________</w:t>
+      </w:r>
+    </w:p>
+    <w:p>
+      <w:r>
+        <w:t>________________________________________________________________</w:t>
+      </w:r>
+    </w:p>
+    <w:p>
+      <w:pPr>
+        <w:pStyle w:val="Heading3"/>
+      </w:pPr>
+      <w:r>
+        <w:t>06. Make the idea visible in your project</w:t>
+      </w:r>
+    </w:p>
+    <w:p>
+      <w:r>
+        <w:drawing>
+          <wp:inline xmlns:a="http://schemas.openxmlformats.org/drawingml/2006/main" xmlns:pic="http://schemas.openxmlformats.org/drawingml/2006/picture">
+            <wp:extent cx="5486400" cy="3380232"/>
+            <wp:docPr id="8" name="Picture 8" descr="Publish the recommender’s constraints, score formula and tie rule; include component-level reasons in each suggestion. Draw your input, deciding step, result and limit. Supported question: Why does B not become the winner when its score is largest?"/>
+            <wp:cNvGraphicFramePr>
+              <a:graphicFrameLocks noChangeAspect="1"/>
+            </wp:cNvGraphicFramePr>
+            <a:graphic>
+              <a:graphicData uri="http://schemas.openxmlformats.org/drawingml/2006/picture">
+                <pic:pic>
+                  <pic:nvPicPr>
+                    <pic:cNvPr id="0" name="academy-story-ai-2-23-06.png"/>
+                    <pic:cNvPicPr/>
+                  </pic:nvPicPr>
+                  <pic:blipFill>
+                    <a:blip r:embed="rId16"/>
+                    <a:stretch>
+                      <a:fillRect/>
+                    </a:stretch>
+                  </pic:blipFill>
+                  <pic:spPr>
+                    <a:xfrm>
+                      <a:off x="0" y="0"/>
+                      <a:ext cx="5486400" cy="3380232"/>
+                    </a:xfrm>
+                    <a:prstGeom prst="rect"/>
+                  </pic:spPr>
+                </pic:pic>
+              </a:graphicData>
+            </a:graphic>
+          </wp:inline>
+        </w:drawing>
+      </w:r>
+    </w:p>
+    <w:p>
+      <w:pPr>
+        <w:spacing w:line="336" w:lineRule="auto" w:after="180"/>
+        <w:shd w:fill="F5F1FB"/>
+      </w:pPr>
+      <w:r>
+        <w:rPr>
+          <w:b w:val="0"/>
+        </w:rPr>
+        <w:t xml:space="preserve">Publish the recommender’s </w:t>
+      </w:r>
+      <w:r>
+        <w:rPr>
+          <w:b/>
+        </w:rPr>
+        <w:t>constraint</w:t>
+      </w:r>
+      <w:r>
+        <w:rPr>
+          <w:b w:val="0"/>
+        </w:rPr>
+        <w:t xml:space="preserve">s, </w:t>
+      </w:r>
+      <w:r>
+        <w:rPr>
+          <w:b/>
+        </w:rPr>
+        <w:t>score</w:t>
+      </w:r>
+      <w:r>
+        <w:rPr>
+          <w:b w:val="0"/>
+        </w:rPr>
+        <w:t xml:space="preserve"> formula and tie rule; include component-level reasons in each suggestion. Draw your </w:t>
+      </w:r>
+      <w:r>
+        <w:rPr>
+          <w:b/>
+        </w:rPr>
+        <w:t>input</w:t>
+      </w:r>
+      <w:r>
+        <w:rPr>
+          <w:b w:val="0"/>
+        </w:rPr>
+        <w:t>, deciding step, result and limit.</w:t>
+      </w:r>
+    </w:p>
+    <w:p>
+      <w:pPr>
+        <w:spacing w:line="336" w:lineRule="auto" w:after="180"/>
+        <w:shd w:fill="F5F1FB"/>
+      </w:pPr>
+      <w:r>
+        <w:rPr>
+          <w:b w:val="0"/>
+        </w:rPr>
+        <w:t xml:space="preserve">Supported question: Why does B not become the winner when its </w:t>
+      </w:r>
+      <w:r>
+        <w:rPr>
+          <w:b/>
+        </w:rPr>
+        <w:t>score</w:t>
+      </w:r>
+      <w:r>
+        <w:rPr>
+          <w:b w:val="0"/>
+        </w:rPr>
+        <w:t xml:space="preserve"> is largest?</w:t>
+      </w:r>
+    </w:p>
+    <w:p>
+      <w:pPr>
+        <w:spacing w:line="336" w:lineRule="auto" w:after="180"/>
+        <w:shd w:fill="F5F1FB"/>
+      </w:pPr>
+      <w:r>
+        <w:rPr>
+          <w:b w:val="0"/>
+        </w:rPr>
+        <w:t xml:space="preserve">Draw your project trace and justify the deciding step using </w:t>
+      </w:r>
+      <w:r>
+        <w:rPr>
+          <w:b/>
+        </w:rPr>
+        <w:t>evidence</w:t>
+      </w:r>
+      <w:r>
+        <w:rPr>
+          <w:b w:val="0"/>
+        </w:rPr>
+        <w:t>.</w:t>
+      </w:r>
+    </w:p>
+    <w:p>
+      <w:pPr>
+        <w:pStyle w:val="Heading3"/>
+      </w:pPr>
+      <w:r>
+        <w:t>My picture explanation, deciding evidence and one limit</w:t>
       </w:r>
     </w:p>
     <w:p>

--- a/downloads/workbook/ai-2-week-23.docx
+++ b/downloads/workbook/ai-2-week-23.docx
@@ -25,12 +25,492 @@
         <w:pStyle w:val="Heading1"/>
       </w:pPr>
       <w:r>
-        <w:t>01. Recall and choose your starting point</w:t>
-      </w:r>
-    </w:p>
-    <w:p>
-      <w:r>
-        <w:t>Record your starting explanation for Recommendation Scores before opening notes. Show any later correction separately.</w:t>
+        <w:t>One connected eligibility-and-scoring record.</w:t>
+      </w:r>
+    </w:p>
+    <w:p>
+      <w:r>
+        <w:t>Calculate a score, check the boundary, reject ineligible winners and compare preferences.</w:t>
+      </w:r>
+    </w:p>
+    <w:p>
+      <w:r>
+        <w:t>Retain field meanings, hard requirements, weights, raw components, ties and human decisions.</w:t>
+      </w:r>
+    </w:p>
+    <w:p>
+      <w:pPr>
+        <w:pStyle w:val="Heading1"/>
+      </w:pPr>
+      <w:r>
+        <w:t>01. Recall: reconnect earlier ideas</w:t>
+      </w:r>
+    </w:p>
+    <w:p>
+      <w:r>
+        <w:t>Retrieve before opening notes.</w:t>
+      </w:r>
+    </w:p>
+    <w:p>
+      <w:pPr>
+        <w:pStyle w:val="Heading2"/>
+      </w:pPr>
+      <w:r>
+        <w:t>Retrieve and explain</w:t>
+      </w:r>
+    </w:p>
+    <w:p>
+      <w:pPr>
+        <w:pStyle w:val="ListBullet"/>
+      </w:pPr>
+      <w:r>
+        <w:t>Try the recall before opening notes. Then use a different colour or a labelled second line to correct your explanation.</w:t>
+      </w:r>
+    </w:p>
+    <w:p>
+      <w:pPr>
+        <w:pStyle w:val="ListBullet"/>
+      </w:pPr>
+      <w:r>
+        <w:t>Without opening the old lesson, explain one key idea from Nearest Neighbor Reasoning. Give an example and a mistake that the idea helps you avoid.</w:t>
+      </w:r>
+    </w:p>
+    <w:p>
+      <w:pPr>
+        <w:pStyle w:val="Heading3"/>
+      </w:pPr>
+      <w:r>
+        <w:t>My remembered idea, example and correction</w:t>
+      </w:r>
+    </w:p>
+    <w:p>
+      <w:r>
+        <w:t>________________________________________________________________</w:t>
+      </w:r>
+    </w:p>
+    <w:p>
+      <w:r>
+        <w:t>________________________________________________________________</w:t>
+      </w:r>
+    </w:p>
+    <w:p>
+      <w:r>
+        <w:t>________________________________________________________________</w:t>
+      </w:r>
+    </w:p>
+    <w:p>
+      <w:pPr>
+        <w:pStyle w:val="ListBullet"/>
+      </w:pPr>
+      <w:r>
+        <w:t>Without opening the old lesson, explain one key idea from Repair Bias in Data. Give an example and a mistake that the idea helps you avoid.</w:t>
+      </w:r>
+    </w:p>
+    <w:p>
+      <w:pPr>
+        <w:pStyle w:val="Heading3"/>
+      </w:pPr>
+      <w:r>
+        <w:t>My remembered idea, example and correction</w:t>
+      </w:r>
+    </w:p>
+    <w:p>
+      <w:r>
+        <w:t>________________________________________________________________</w:t>
+      </w:r>
+    </w:p>
+    <w:p>
+      <w:r>
+        <w:t>________________________________________________________________</w:t>
+      </w:r>
+    </w:p>
+    <w:p>
+      <w:r>
+        <w:t>________________________________________________________________</w:t>
+      </w:r>
+    </w:p>
+    <w:p>
+      <w:pPr>
+        <w:pStyle w:val="ListBullet"/>
+      </w:pPr>
+      <w:r>
+        <w:t>Without opening the old lesson, explain one key idea from Noise and Outliers. Give an example and a mistake that the idea helps you avoid.</w:t>
+      </w:r>
+    </w:p>
+    <w:p>
+      <w:pPr>
+        <w:pStyle w:val="Heading3"/>
+      </w:pPr>
+      <w:r>
+        <w:t>My remembered idea, example and correction</w:t>
+      </w:r>
+    </w:p>
+    <w:p>
+      <w:r>
+        <w:t>________________________________________________________________</w:t>
+      </w:r>
+    </w:p>
+    <w:p>
+      <w:r>
+        <w:t>________________________________________________________________</w:t>
+      </w:r>
+    </w:p>
+    <w:p>
+      <w:r>
+        <w:t>________________________________________________________________</w:t>
+      </w:r>
+    </w:p>
+    <w:p>
+      <w:pPr>
+        <w:pStyle w:val="Heading2"/>
+      </w:pPr>
+      <w:r>
+        <w:t>Earlier wording, alternatives and picture transcripts · reference / check after trying</w:t>
+      </w:r>
+    </w:p>
+    <w:p>
+      <w:pPr>
+        <w:pStyle w:val="Heading3"/>
+      </w:pPr>
+      <w:r>
+        <w:t>Nearest Neighbor Reasoning</w:t>
+      </w:r>
+    </w:p>
+    <w:p>
+      <w:pPr>
+        <w:pStyle w:val="Heading3"/>
+      </w:pPr>
+      <w:r>
+        <w:t>Repair Bias in Data</w:t>
+      </w:r>
+    </w:p>
+    <w:p>
+      <w:pPr>
+        <w:pStyle w:val="Heading3"/>
+      </w:pPr>
+      <w:r>
+        <w:t>Noise and Outliers</w:t>
+      </w:r>
+    </w:p>
+    <w:p>
+      <w:pPr>
+        <w:pStyle w:val="Heading1"/>
+      </w:pPr>
+      <w:r>
+        <w:t>12. W1 · Score an already eligible activity</w:t>
+      </w:r>
+    </w:p>
+    <w:p>
+      <w:r>
+        <w:t>Use the supplied fun/learning roles.</w:t>
+      </w:r>
+    </w:p>
+    <w:p>
+      <w:pPr>
+        <w:pStyle w:val="Heading2"/>
+      </w:pPr>
+      <w:r>
+        <w:t>Your evidence record</w:t>
+      </w:r>
+    </w:p>
+    <w:p>
+      <w:pPr>
+        <w:pStyle w:val="ListBullet"/>
+      </w:pPr>
+      <w:r>
+        <w:t>Opening activity rule: fun/learning ratings0–5, score2*fun+learning, duration&lt;=20. The separate pictured interest/practice case has limit14. Main workbook W1 supplies eligibility; W2 uses the20-minute boundary; W5 explicitly supplies two already-eligible options with its own ratings. Independent W4 has a fresh15-minute limit and records. Do not transfer an old case’s names, limits or scores into a new one.</w:t>
+      </w:r>
+    </w:p>
+    <w:p>
+      <w:pPr>
+        <w:pStyle w:val="ListBullet"/>
+      </w:pPr>
+      <w:r>
+        <w:t>An eligible activity has fun 2 and learning 4. Use 2 * fun + learning.</w:t>
+      </w:r>
+    </w:p>
+    <w:p>
+      <w:pPr>
+        <w:pStyle w:val="Heading3"/>
+      </w:pPr>
+      <w:r>
+        <w:t>My reasoning and evidence</w:t>
+      </w:r>
+    </w:p>
+    <w:p>
+      <w:r>
+        <w:t>________________________________________________________________</w:t>
+      </w:r>
+    </w:p>
+    <w:p>
+      <w:r>
+        <w:t>________________________________________________________________</w:t>
+      </w:r>
+    </w:p>
+    <w:p>
+      <w:r>
+        <w:t>________________________________________________________________</w:t>
+      </w:r>
+    </w:p>
+    <w:p>
+      <w:r>
+        <w:t>________________________________________________________________</w:t>
+      </w:r>
+    </w:p>
+    <w:p>
+      <w:r>
+        <w:t>________________________________________________________________</w:t>
+      </w:r>
+    </w:p>
+    <w:p>
+      <w:r>
+        <w:t>________________________________________________________________</w:t>
+      </w:r>
+    </w:p>
+    <w:p>
+      <w:pPr>
+        <w:pStyle w:val="Heading1"/>
+      </w:pPr>
+      <w:r>
+        <w:t>13. W2 · Check the inclusive20-minute boundary</w:t>
+      </w:r>
+    </w:p>
+    <w:p>
+      <w:r>
+        <w:t>At most includes equality.</w:t>
+      </w:r>
+    </w:p>
+    <w:p>
+      <w:pPr>
+        <w:pStyle w:val="Heading2"/>
+      </w:pPr>
+      <w:r>
+        <w:t>Your evidence record</w:t>
+      </w:r>
+    </w:p>
+    <w:p>
+      <w:pPr>
+        <w:pStyle w:val="ListBullet"/>
+      </w:pPr>
+      <w:r>
+        <w:t>Opening activity rule: fun/learning ratings0–5, score2*fun+learning, duration&lt;=20. The separate pictured interest/practice case has limit14. Main workbook W1 supplies eligibility; W2 uses the20-minute boundary; W5 explicitly supplies two already-eligible options with its own ratings. Independent W4 has a fresh15-minute limit and records. Do not transfer an old case’s names, limits or scores into a new one.</w:t>
+      </w:r>
+    </w:p>
+    <w:p>
+      <w:pPr>
+        <w:pStyle w:val="ListBullet"/>
+      </w:pPr>
+      <w:r>
+        <w:t>Which durations 19, 20, 21 qualify under at most 20?</w:t>
+      </w:r>
+    </w:p>
+    <w:p>
+      <w:pPr>
+        <w:pStyle w:val="Heading3"/>
+      </w:pPr>
+      <w:r>
+        <w:t>My reasoning and evidence</w:t>
+      </w:r>
+    </w:p>
+    <w:p>
+      <w:r>
+        <w:t>________________________________________________________________</w:t>
+      </w:r>
+    </w:p>
+    <w:p>
+      <w:r>
+        <w:t>________________________________________________________________</w:t>
+      </w:r>
+    </w:p>
+    <w:p>
+      <w:r>
+        <w:t>________________________________________________________________</w:t>
+      </w:r>
+    </w:p>
+    <w:p>
+      <w:r>
+        <w:t>________________________________________________________________</w:t>
+      </w:r>
+    </w:p>
+    <w:p>
+      <w:r>
+        <w:t>________________________________________________________________</w:t>
+      </w:r>
+    </w:p>
+    <w:p>
+      <w:r>
+        <w:t>________________________________________________________________</w:t>
+      </w:r>
+    </w:p>
+    <w:p>
+      <w:pPr>
+        <w:pStyle w:val="Heading1"/>
+      </w:pPr>
+      <w:r>
+        <w:t>14. W3 · Reject an ineligible high-scoring option</w:t>
+      </w:r>
+    </w:p>
+    <w:p>
+      <w:r>
+        <w:t>A larger preference score cannot override the requirement.</w:t>
+      </w:r>
+    </w:p>
+    <w:p>
+      <w:pPr>
+        <w:pStyle w:val="Heading2"/>
+      </w:pPr>
+      <w:r>
+        <w:t>Your evidence record</w:t>
+      </w:r>
+    </w:p>
+    <w:p>
+      <w:pPr>
+        <w:pStyle w:val="ListBullet"/>
+      </w:pPr>
+      <w:r>
+        <w:t>Opening activity rule: fun/learning ratings0–5, score2*fun+learning, duration&lt;=20. The separate pictured interest/practice case has limit14. Main workbook W1 supplies eligibility; W2 uses the20-minute boundary; W5 explicitly supplies two already-eligible options with its own ratings. Independent W4 has a fresh15-minute limit and records. Do not transfer an old case’s names, limits or scores into a new one.</w:t>
+      </w:r>
+    </w:p>
+    <w:p>
+      <w:pPr>
+        <w:pStyle w:val="ListBullet"/>
+      </w:pPr>
+      <w:r>
+        <w:t>An ineligible item scores 15 and an eligible item scores 9. Which should be offered under the stated policy?</w:t>
+      </w:r>
+    </w:p>
+    <w:p>
+      <w:pPr>
+        <w:pStyle w:val="Heading3"/>
+      </w:pPr>
+      <w:r>
+        <w:t>My reasoning and evidence</w:t>
+      </w:r>
+    </w:p>
+    <w:p>
+      <w:r>
+        <w:t>________________________________________________________________</w:t>
+      </w:r>
+    </w:p>
+    <w:p>
+      <w:r>
+        <w:t>________________________________________________________________</w:t>
+      </w:r>
+    </w:p>
+    <w:p>
+      <w:r>
+        <w:t>________________________________________________________________</w:t>
+      </w:r>
+    </w:p>
+    <w:p>
+      <w:r>
+        <w:t>________________________________________________________________</w:t>
+      </w:r>
+    </w:p>
+    <w:p>
+      <w:r>
+        <w:t>________________________________________________________________</w:t>
+      </w:r>
+    </w:p>
+    <w:p>
+      <w:r>
+        <w:t>________________________________________________________________</w:t>
+      </w:r>
+    </w:p>
+    <w:p>
+      <w:pPr>
+        <w:pStyle w:val="Heading1"/>
+      </w:pPr>
+      <w:r>
+        <w:t>16. W5 · Compare two explicit preference rules</w:t>
+      </w:r>
+    </w:p>
+    <w:p>
+      <w:r>
+        <w:t>Keep eligible data fixed while changing only weights.</w:t>
+      </w:r>
+    </w:p>
+    <w:p>
+      <w:pPr>
+        <w:pStyle w:val="Heading2"/>
+      </w:pPr>
+      <w:r>
+        <w:t>Your evidence record</w:t>
+      </w:r>
+    </w:p>
+    <w:p>
+      <w:pPr>
+        <w:pStyle w:val="ListBullet"/>
+      </w:pPr>
+      <w:r>
+        <w:t>Opening activity rule: fun/learning ratings0–5, score2*fun+learning, duration&lt;=20. The separate pictured interest/practice case has limit14. Main workbook W1 supplies eligibility; W2 uses the20-minute boundary; W5 explicitly supplies two already-eligible options with its own ratings. Independent W4 has a fresh15-minute limit and records. Do not transfer an old case’s names, limits or scores into a new one.</w:t>
+      </w:r>
+    </w:p>
+    <w:p>
+      <w:pPr>
+        <w:pStyle w:val="ListBullet"/>
+      </w:pPr>
+      <w:r>
+        <w:t>For eligible A (fun 4, learning 1) and B (fun 2, learning 4), compare weights (2,1) with (1,2).</w:t>
+      </w:r>
+    </w:p>
+    <w:p>
+      <w:pPr>
+        <w:pStyle w:val="Heading3"/>
+      </w:pPr>
+      <w:r>
+        <w:t>My reasoning and evidence</w:t>
+      </w:r>
+    </w:p>
+    <w:p>
+      <w:r>
+        <w:t>________________________________________________________________</w:t>
+      </w:r>
+    </w:p>
+    <w:p>
+      <w:r>
+        <w:t>________________________________________________________________</w:t>
+      </w:r>
+    </w:p>
+    <w:p>
+      <w:r>
+        <w:t>________________________________________________________________</w:t>
+      </w:r>
+    </w:p>
+    <w:p>
+      <w:r>
+        <w:t>________________________________________________________________</w:t>
+      </w:r>
+    </w:p>
+    <w:p>
+      <w:r>
+        <w:t>________________________________________________________________</w:t>
+      </w:r>
+    </w:p>
+    <w:p>
+      <w:r>
+        <w:t>________________________________________________________________</w:t>
+      </w:r>
+    </w:p>
+    <w:p>
+      <w:pPr>
+        <w:pStyle w:val="Heading1"/>
+      </w:pPr>
+      <w:r>
+        <w:t>04. W4 · Choose independently</w:t>
+      </w:r>
+    </w:p>
+    <w:p>
+      <w:r>
+        <w:t>Keep one first attempt before hints or feedback.</w:t>
+      </w:r>
+    </w:p>
+    <w:p>
+      <w:pPr>
+        <w:pStyle w:val="Heading2"/>
+      </w:pPr>
+      <w:r>
+        <w:t>Read and explain independently</w:t>
       </w:r>
     </w:p>
     <w:p>
@@ -41,169 +521,7 @@
         <w:rPr>
           <w:b w:val="0"/>
         </w:rPr>
-        <w:t>Try the recall before opening notes. Then use a different colour or a labelled second line to correct your explanation.</w:t>
-      </w:r>
-    </w:p>
-    <w:p>
-      <w:pPr>
-        <w:pStyle w:val="Heading3"/>
-      </w:pPr>
-      <w:r>
-        <w:t>Nearest Neighbor Reasoning</w:t>
-      </w:r>
-    </w:p>
-    <w:p>
-      <w:pPr>
-        <w:spacing w:line="336" w:lineRule="auto" w:after="180"/>
-      </w:pPr>
-      <w:r>
-        <w:rPr>
-          <w:b w:val="0"/>
-        </w:rPr>
-        <w:t>Without opening the old lesson, explain one key idea from Nearest Neighbor Reasoning. Give an example and a mistake that the idea helps you avoid.</w:t>
-      </w:r>
-    </w:p>
-    <w:p>
-      <w:pPr>
-        <w:pStyle w:val="Heading3"/>
-      </w:pPr>
-      <w:r>
-        <w:t>My remembered idea, example and correction</w:t>
-      </w:r>
-    </w:p>
-    <w:p>
-      <w:r>
-        <w:t>________________________________________________________________</w:t>
-      </w:r>
-    </w:p>
-    <w:p>
-      <w:r>
-        <w:t>________________________________________________________________</w:t>
-      </w:r>
-    </w:p>
-    <w:p>
-      <w:r>
-        <w:t>________________________________________________________________</w:t>
-      </w:r>
-    </w:p>
-    <w:p>
-      <w:pPr>
-        <w:pStyle w:val="Heading3"/>
-      </w:pPr>
-      <w:r>
-        <w:t>Repair Bias in Data</w:t>
-      </w:r>
-    </w:p>
-    <w:p>
-      <w:pPr>
-        <w:spacing w:line="336" w:lineRule="auto" w:after="180"/>
-      </w:pPr>
-      <w:r>
-        <w:rPr>
-          <w:b w:val="0"/>
-        </w:rPr>
-        <w:t>Without opening the old lesson, explain one key idea from Repair Bias in Data. Give an example and a mistake that the idea helps you avoid.</w:t>
-      </w:r>
-    </w:p>
-    <w:p>
-      <w:pPr>
-        <w:pStyle w:val="Heading3"/>
-      </w:pPr>
-      <w:r>
-        <w:t>My remembered idea, example and correction</w:t>
-      </w:r>
-    </w:p>
-    <w:p>
-      <w:r>
-        <w:t>________________________________________________________________</w:t>
-      </w:r>
-    </w:p>
-    <w:p>
-      <w:r>
-        <w:t>________________________________________________________________</w:t>
-      </w:r>
-    </w:p>
-    <w:p>
-      <w:r>
-        <w:t>________________________________________________________________</w:t>
-      </w:r>
-    </w:p>
-    <w:p>
-      <w:pPr>
-        <w:pStyle w:val="Heading3"/>
-      </w:pPr>
-      <w:r>
-        <w:t>Noise and Outliers</w:t>
-      </w:r>
-    </w:p>
-    <w:p>
-      <w:pPr>
-        <w:spacing w:line="336" w:lineRule="auto" w:after="180"/>
-      </w:pPr>
-      <w:r>
-        <w:rPr>
-          <w:b w:val="0"/>
-        </w:rPr>
-        <w:t>Without opening the old lesson, explain one key idea from Noise and Outliers. Give an example and a mistake that the idea helps you avoid.</w:t>
-      </w:r>
-    </w:p>
-    <w:p>
-      <w:pPr>
-        <w:pStyle w:val="Heading3"/>
-      </w:pPr>
-      <w:r>
-        <w:t>My remembered idea, example and correction</w:t>
-      </w:r>
-    </w:p>
-    <w:p>
-      <w:r>
-        <w:t>________________________________________________________________</w:t>
-      </w:r>
-    </w:p>
-    <w:p>
-      <w:r>
-        <w:t>________________________________________________________________</w:t>
-      </w:r>
-    </w:p>
-    <w:p>
-      <w:r>
-        <w:t>________________________________________________________________</w:t>
-      </w:r>
-    </w:p>
-    <w:p>
-      <w:pPr>
-        <w:pStyle w:val="Heading1"/>
-      </w:pPr>
-      <w:r>
-        <w:t>02. Practise with fading help</w:t>
-      </w:r>
-    </w:p>
-    <w:p>
-      <w:r>
-        <w:t>Complete the supported Recommendation Scores trace and record the first step you can explain without help.</w:t>
-      </w:r>
-    </w:p>
-    <w:p>
-      <w:pPr>
-        <w:spacing w:line="336" w:lineRule="auto" w:after="180"/>
-      </w:pPr>
-      <w:r>
-        <w:rPr>
-          <w:b w:val="0"/>
-        </w:rPr>
-        <w:t xml:space="preserve">Use W2: Check a boundary for </w:t>
-      </w:r>
-      <w:r>
-        <w:rPr>
-          <w:b/>
-        </w:rPr>
-        <w:t>Weight</w:t>
-      </w:r>
-      <w:r>
-        <w:rPr>
-          <w:b w:val="0"/>
-        </w:rPr>
-        <w:t xml:space="preserve">ed </w:t>
+        <w:t xml:space="preserve">Limit is 15 minutes. A has fun 3, learning 4, minutes 15; B has 5, 1, 16; C has 2, 5, 12. Calculate </w:t>
       </w:r>
       <w:r>
         <w:rPr>
@@ -215,170 +533,129 @@
         <w:rPr>
           <w:b w:val="0"/>
         </w:rPr>
-        <w:t xml:space="preserve">s and </w:t>
+        <w:t>s with 2 * fun + learning and choose.</w:t>
+      </w:r>
+    </w:p>
+    <w:p>
+      <w:pPr>
+        <w:pStyle w:val="Heading3"/>
+      </w:pPr>
+      <w:r>
+        <w:t>My independent explanation, trace and limits</w:t>
+      </w:r>
+    </w:p>
+    <w:p>
+      <w:r>
+        <w:t>________________________________________________________________</w:t>
+      </w:r>
+    </w:p>
+    <w:p>
+      <w:r>
+        <w:t>________________________________________________________________</w:t>
+      </w:r>
+    </w:p>
+    <w:p>
+      <w:r>
+        <w:t>________________________________________________________________</w:t>
+      </w:r>
+    </w:p>
+    <w:p>
+      <w:r>
+        <w:t>________________________________________________________________</w:t>
+      </w:r>
+    </w:p>
+    <w:p>
+      <w:r>
+        <w:t>________________________________________________________________</w:t>
+      </w:r>
+    </w:p>
+    <w:p>
+      <w:r>
+        <w:t>________________________________________________________________</w:t>
+      </w:r>
+    </w:p>
+    <w:p>
+      <w:r>
+        <w:t>________________________________________________________________</w:t>
+      </w:r>
+    </w:p>
+    <w:p>
+      <w:pPr>
+        <w:pStyle w:val="Heading2"/>
+      </w:pPr>
+      <w:r>
+        <w:t>Keep a fair record</w:t>
+      </w:r>
+    </w:p>
+    <w:p>
+      <w:pPr>
+        <w:spacing w:line="336" w:lineRule="auto" w:after="180"/>
+      </w:pPr>
+      <w:r>
+        <w:rPr>
+          <w:b w:val="0"/>
+        </w:rPr>
+        <w:t>Attempt this case before feedback. Record any help. Earlier examples below are further practice; a case already practised with feedback cannot establish fresh transfer.</w:t>
+      </w:r>
+    </w:p>
+    <w:p>
+      <w:pPr>
+        <w:pStyle w:val="Heading2"/>
+      </w:pPr>
+      <w:r>
+        <w:t>Earlier wording, alternatives and picture transcripts · reference / check after trying</w:t>
+      </w:r>
+    </w:p>
+    <w:p>
+      <w:pPr>
+        <w:pStyle w:val="Heading3"/>
+      </w:pPr>
+      <w:r>
+        <w:t>Independent case: Choose independently</w:t>
+      </w:r>
+    </w:p>
+    <w:p>
+      <w:pPr>
+        <w:pStyle w:val="Heading1"/>
+      </w:pPr>
+      <w:r>
+        <w:t>09. Project · Keep the decision and its evidence</w:t>
+      </w:r>
+    </w:p>
+    <w:p>
+      <w:r>
+        <w:t>Add this week’s change to your existing project record.</w:t>
+      </w:r>
+    </w:p>
+    <w:p>
+      <w:pPr>
+        <w:pStyle w:val="Heading2"/>
+      </w:pPr>
+      <w:r>
+        <w:t>Your evidence record</w:t>
+      </w:r>
+    </w:p>
+    <w:p>
+      <w:pPr>
+        <w:spacing w:line="336" w:lineRule="auto" w:after="180"/>
+      </w:pPr>
+      <w:r>
+        <w:rPr>
+          <w:b w:val="0"/>
+        </w:rPr>
+        <w:t xml:space="preserve">Publish the features, </w:t>
       </w:r>
       <w:r>
         <w:rPr>
           <w:b/>
         </w:rPr>
-        <w:t>constraint</w:t>
+        <w:t>weight</w:t>
       </w:r>
       <w:r>
         <w:rPr>
           <w:b w:val="0"/>
         </w:rPr>
-        <w:t>s. Record the answer once; the lesson and workbook refer to the same attempt.</w:t>
-      </w:r>
-    </w:p>
-    <w:tbl>
-      <w:tblPr>
-        <w:tblStyle w:val="LightShading-Accent1"/>
-        <w:tblW w:type="auto" w:w="0"/>
-        <w:tblLook w:firstColumn="1" w:firstRow="1" w:lastColumn="0" w:lastRow="0" w:noHBand="0" w:noVBand="1" w:val="04A0"/>
-      </w:tblPr>
-      <w:tblGrid>
-        <w:gridCol w:w="2556"/>
-        <w:gridCol w:w="2556"/>
-        <w:gridCol w:w="2556"/>
-        <w:gridCol w:w="2556"/>
-      </w:tblGrid>
-      <w:tr>
-        <w:trPr>
-          <w:tblHeader/>
-        </w:trPr>
-        <w:tc>
-          <w:tcPr>
-            <w:tcW w:type="dxa" w:w="2556"/>
-          </w:tcPr>
-          <w:p>
-            <w:r>
-              <w:t>Given inputs</w:t>
-            </w:r>
-          </w:p>
-        </w:tc>
-        <w:tc>
-          <w:tcPr>
-            <w:tcW w:type="dxa" w:w="2556"/>
-          </w:tcPr>
-          <w:p>
-            <w:r>
-              <w:t>Procedure I chose</w:t>
-            </w:r>
-          </w:p>
-        </w:tc>
-        <w:tc>
-          <w:tcPr>
-            <w:tcW w:type="dxa" w:w="2556"/>
-          </w:tcPr>
-          <w:p>
-            <w:r>
-              <w:t>Middle steps</w:t>
-            </w:r>
-          </w:p>
-        </w:tc>
-        <w:tc>
-          <w:tcPr>
-            <w:tcW w:type="dxa" w:w="2556"/>
-          </w:tcPr>
-          <w:p>
-            <w:r>
-              <w:t>Result and check</w:t>
-            </w:r>
-          </w:p>
-        </w:tc>
-      </w:tr>
-      <w:tr>
-        <w:tc>
-          <w:tcPr>
-            <w:tcW w:type="dxa" w:w="2556"/>
-          </w:tcPr>
-          <w:p>
-            <w:r/>
-          </w:p>
-        </w:tc>
-        <w:tc>
-          <w:tcPr>
-            <w:tcW w:type="dxa" w:w="2556"/>
-          </w:tcPr>
-          <w:p>
-            <w:r/>
-          </w:p>
-        </w:tc>
-        <w:tc>
-          <w:tcPr>
-            <w:tcW w:type="dxa" w:w="2556"/>
-          </w:tcPr>
-          <w:p>
-            <w:r/>
-          </w:p>
-        </w:tc>
-        <w:tc>
-          <w:tcPr>
-            <w:tcW w:type="dxa" w:w="2556"/>
-          </w:tcPr>
-          <w:p>
-            <w:r/>
-          </w:p>
-        </w:tc>
-      </w:tr>
-    </w:tbl>
-    <w:p>
-      <w:pPr>
-        <w:pStyle w:val="Heading3"/>
-      </w:pPr>
-      <w:r>
-        <w:t>The step I completed without help, and the hint I needed</w:t>
-      </w:r>
-    </w:p>
-    <w:p>
-      <w:r>
-        <w:t>________________________________________________________________</w:t>
-      </w:r>
-    </w:p>
-    <w:p>
-      <w:r>
-        <w:t>________________________________________________________________</w:t>
-      </w:r>
-    </w:p>
-    <w:p>
-      <w:r>
-        <w:t>________________________________________________________________</w:t>
-      </w:r>
-    </w:p>
-    <w:p>
-      <w:pPr>
-        <w:pStyle w:val="Heading1"/>
-      </w:pPr>
-      <w:r>
-        <w:t>03. Individual reasoning check</w:t>
-      </w:r>
-    </w:p>
-    <w:p>
-      <w:r>
-        <w:t>Check the proposed Recommendation Scores explanation against the supplied facts before discussing it.</w:t>
-      </w:r>
-    </w:p>
-    <w:p>
-      <w:pPr>
-        <w:spacing w:line="336" w:lineRule="auto" w:after="180"/>
-      </w:pPr>
-      <w:r>
-        <w:rPr>
-          <w:b w:val="0"/>
-        </w:rPr>
-        <w:t xml:space="preserve">Use the worked case for </w:t>
-      </w:r>
-      <w:r>
-        <w:rPr>
-          <w:b/>
-        </w:rPr>
-        <w:t>Weight</w:t>
-      </w:r>
-      <w:r>
-        <w:rPr>
-          <w:b w:val="0"/>
-        </w:rPr>
-        <w:t xml:space="preserve">ed </w:t>
+        <w:t xml:space="preserve">s, raw </w:t>
       </w:r>
       <w:r>
         <w:rPr>
@@ -390,269 +667,18 @@
         <w:rPr>
           <w:b w:val="0"/>
         </w:rPr>
-        <w:t xml:space="preserve">s and </w:t>
-      </w:r>
-      <w:r>
-        <w:rPr>
-          <w:b/>
-        </w:rPr>
-        <w:t>constraint</w:t>
-      </w:r>
+        <w:t>s, and reason for the top result.</w:t>
+      </w:r>
+    </w:p>
+    <w:p>
+      <w:pPr>
+        <w:spacing w:line="336" w:lineRule="auto" w:after="180"/>
+      </w:pPr>
       <w:r>
         <w:rPr>
           <w:b w:val="0"/>
         </w:rPr>
-        <w:t>s. Proposed explanation: “A successful run proves the conclusion”. Decide whether this explanation is supported.</w:t>
-      </w:r>
-    </w:p>
-    <w:p>
-      <w:pPr>
-        <w:spacing w:line="336" w:lineRule="auto" w:after="180"/>
-      </w:pPr>
-      <w:r>
-        <w:rPr>
-          <w:b w:val="0"/>
-        </w:rPr>
-        <w:t>Point to the step or supplied fact that decides; explain your repair if needed.</w:t>
-      </w:r>
-    </w:p>
-    <w:p>
-      <w:pPr>
-        <w:pStyle w:val="Heading3"/>
-      </w:pPr>
-      <w:r>
-        <w:t>My explanation before partner discussion</w:t>
-      </w:r>
-    </w:p>
-    <w:p>
-      <w:r>
-        <w:t>________________________________________________________________</w:t>
-      </w:r>
-    </w:p>
-    <w:p>
-      <w:r>
-        <w:t>________________________________________________________________</w:t>
-      </w:r>
-    </w:p>
-    <w:p>
-      <w:r>
-        <w:t>________________________________________________________________</w:t>
-      </w:r>
-    </w:p>
-    <w:p>
-      <w:r>
-        <w:t>________________________________________________________________</w:t>
-      </w:r>
-    </w:p>
-    <w:p>
-      <w:pPr>
-        <w:pStyle w:val="Heading1"/>
-      </w:pPr>
-      <w:r>
-        <w:t>04. Independent transfer case</w:t>
-      </w:r>
-    </w:p>
-    <w:p>
-      <w:r>
-        <w:t>Write one first attempt at the reserved independent case before feedback. Repeated copies of that case refer to the same recorded attempt.</w:t>
-      </w:r>
-    </w:p>
-    <w:p>
-      <w:pPr>
-        <w:pStyle w:val="Heading3"/>
-      </w:pPr>
-      <w:r>
-        <w:t>Independent case: Choose independently</w:t>
-      </w:r>
-    </w:p>
-    <w:p>
-      <w:pPr>
-        <w:spacing w:line="336" w:lineRule="auto" w:after="180"/>
-      </w:pPr>
-      <w:r>
-        <w:rPr>
-          <w:b w:val="0"/>
-        </w:rPr>
-        <w:t xml:space="preserve">Limit is 15 minutes. A has fun 3, learning 4, minutes 15; B has 5, 1, 16; C has 2, 5, 12. Calculate </w:t>
-      </w:r>
-      <w:r>
-        <w:rPr>
-          <w:b/>
-        </w:rPr>
-        <w:t>score</w:t>
-      </w:r>
-      <w:r>
-        <w:rPr>
-          <w:b w:val="0"/>
-        </w:rPr>
-        <w:t>s with 2 * fun + learning and choose.</w:t>
-      </w:r>
-    </w:p>
-    <w:p>
-      <w:pPr>
-        <w:pStyle w:val="Heading3"/>
-      </w:pPr>
-      <w:r>
-        <w:t>My independent explanation, trace and limits</w:t>
-      </w:r>
-    </w:p>
-    <w:p>
-      <w:r>
-        <w:t>________________________________________________________________</w:t>
-      </w:r>
-    </w:p>
-    <w:p>
-      <w:r>
-        <w:t>________________________________________________________________</w:t>
-      </w:r>
-    </w:p>
-    <w:p>
-      <w:r>
-        <w:t>________________________________________________________________</w:t>
-      </w:r>
-    </w:p>
-    <w:p>
-      <w:r>
-        <w:t>________________________________________________________________</w:t>
-      </w:r>
-    </w:p>
-    <w:p>
-      <w:r>
-        <w:t>________________________________________________________________</w:t>
-      </w:r>
-    </w:p>
-    <w:p>
-      <w:r>
-        <w:t>________________________________________________________________</w:t>
-      </w:r>
-    </w:p>
-    <w:p>
-      <w:r>
-        <w:t>________________________________________________________________</w:t>
-      </w:r>
-    </w:p>
-    <w:p>
-      <w:pPr>
-        <w:spacing w:line="336" w:lineRule="auto" w:after="180"/>
-      </w:pPr>
-      <w:r>
-        <w:rPr>
-          <w:b w:val="0"/>
-        </w:rPr>
-        <w:t>Attempt this case before feedback. Record any help. Earlier examples below are further practice; a case already practised with feedback cannot establish fresh transfer.</w:t>
-      </w:r>
-    </w:p>
-    <w:p>
-      <w:pPr>
-        <w:pStyle w:val="Heading1"/>
-      </w:pPr>
-      <w:r>
-        <w:t>05. Your learning target</w:t>
-      </w:r>
-    </w:p>
-    <w:p>
-      <w:r>
-        <w:t>Connect the Recommendation Scores target to a trace and a justified conclusion.</w:t>
-      </w:r>
-    </w:p>
-    <w:p>
-      <w:pPr>
-        <w:spacing w:line="336" w:lineRule="auto" w:after="180"/>
-        <w:shd w:fill="F5F1FB"/>
-      </w:pPr>
-      <w:r>
-        <w:rPr>
-          <w:b/>
-        </w:rPr>
-        <w:t>Score</w:t>
-      </w:r>
-      <w:r>
-        <w:rPr>
-          <w:b w:val="0"/>
-        </w:rPr>
-        <w:t xml:space="preserve">=3×genreMatch+2×short+illustrated. Compute A=[1,0,1], B=[0,1,1], C=[1,1,0]. A reader now requires illustrations. Which book wins after applying that </w:t>
-      </w:r>
-      <w:r>
-        <w:rPr>
-          <w:b/>
-        </w:rPr>
-        <w:t>constraint</w:t>
-      </w:r>
-      <w:r>
-        <w:rPr>
-          <w:b w:val="0"/>
-        </w:rPr>
-        <w:t>?</w:t>
-      </w:r>
-    </w:p>
-    <w:p>
-      <w:pPr>
-        <w:pStyle w:val="Heading1"/>
-      </w:pPr>
-      <w:r>
-        <w:t>06. Solve the given case</w:t>
-      </w:r>
-    </w:p>
-    <w:p>
-      <w:r>
-        <w:t>Solve the supplied Recommendation Scores case and show the deciding evidence.</w:t>
-      </w:r>
-    </w:p>
-    <w:p>
-      <w:pPr>
-        <w:spacing w:line="336" w:lineRule="auto" w:after="180"/>
-      </w:pPr>
-      <w:r>
-        <w:rPr>
-          <w:b/>
-        </w:rPr>
-        <w:t>Score</w:t>
-      </w:r>
-      <w:r>
-        <w:rPr>
-          <w:b w:val="0"/>
-        </w:rPr>
-        <w:t>=2 times genre match + length match. A matches both, B genre only, C length only.</w:t>
-      </w:r>
-    </w:p>
-    <w:p>
-      <w:pPr>
-        <w:spacing w:line="336" w:lineRule="auto" w:after="180"/>
-      </w:pPr>
-      <w:r>
-        <w:rPr>
-          <w:b/>
-        </w:rPr>
-        <w:t>Score</w:t>
-      </w:r>
-      <w:r>
-        <w:rPr>
-          <w:b w:val="0"/>
-        </w:rPr>
-        <w:t xml:space="preserve"> and </w:t>
-      </w:r>
-      <w:r>
-        <w:rPr>
-          <w:b/>
-        </w:rPr>
-        <w:t>rank</w:t>
-      </w:r>
-      <w:r>
-        <w:rPr>
-          <w:b w:val="0"/>
-        </w:rPr>
-        <w:t>.</w:t>
-      </w:r>
-    </w:p>
-    <w:p>
-      <w:pPr>
-        <w:spacing w:line="336" w:lineRule="auto" w:after="180"/>
-      </w:pPr>
-      <w:r>
-        <w:rPr>
-          <w:b w:val="0"/>
-        </w:rPr>
-        <w:t xml:space="preserve">Show your trace, calculation or </w:t>
+        <w:t xml:space="preserve">The project change and </w:t>
       </w:r>
       <w:r>
         <w:rPr>
@@ -660,356 +686,6 @@
         </w:rPr>
         <w:t>evidence</w:t>
       </w:r>
-    </w:p>
-    <w:p>
-      <w:pPr>
-        <w:pStyle w:val="Heading3"/>
-      </w:pPr>
-      <w:r>
-        <w:t>Write or draw your reasoning and evidence.</w:t>
-      </w:r>
-    </w:p>
-    <w:p>
-      <w:r>
-        <w:t>________________________________________________________________</w:t>
-      </w:r>
-    </w:p>
-    <w:p>
-      <w:r>
-        <w:t>________________________________________________________________</w:t>
-      </w:r>
-    </w:p>
-    <w:p>
-      <w:r>
-        <w:t>________________________________________________________________</w:t>
-      </w:r>
-    </w:p>
-    <w:p>
-      <w:r>
-        <w:t>________________________________________________________________</w:t>
-      </w:r>
-    </w:p>
-    <w:p>
-      <w:r>
-        <w:t>________________________________________________________________</w:t>
-      </w:r>
-    </w:p>
-    <w:p>
-      <w:pPr>
-        <w:pStyle w:val="Heading1"/>
-      </w:pPr>
-      <w:r>
-        <w:t>07. Check a changed case</w:t>
-      </w:r>
-    </w:p>
-    <w:p>
-      <w:r>
-        <w:t>Apply the procedure to the changed case and record why the conclusion follows.</w:t>
-      </w:r>
-    </w:p>
-    <w:p>
-      <w:pPr>
-        <w:spacing w:line="336" w:lineRule="auto" w:after="180"/>
-      </w:pPr>
-      <w:r>
-        <w:rPr>
-          <w:b w:val="0"/>
-        </w:rPr>
-        <w:t xml:space="preserve">A recommender gives 3 points for topic match and 1 for difficulty match. Book A matches topic only; B matches difficulty only. Compute </w:t>
-      </w:r>
-      <w:r>
-        <w:rPr>
-          <w:b/>
-        </w:rPr>
-        <w:t>score</w:t>
-      </w:r>
-      <w:r>
-        <w:rPr>
-          <w:b w:val="0"/>
-        </w:rPr>
-        <w:t xml:space="preserve">s and justify the </w:t>
-      </w:r>
-      <w:r>
-        <w:rPr>
-          <w:b/>
-        </w:rPr>
-        <w:t>rank</w:t>
-      </w:r>
-      <w:r>
-        <w:rPr>
-          <w:b w:val="0"/>
-        </w:rPr>
-        <w:t>ing.</w:t>
-      </w:r>
-    </w:p>
-    <w:p>
-      <w:pPr>
-        <w:spacing w:line="336" w:lineRule="auto" w:after="180"/>
-      </w:pPr>
-      <w:r>
-        <w:rPr>
-          <w:b w:val="0"/>
-        </w:rPr>
-        <w:t>My independent answer and reason</w:t>
-      </w:r>
-    </w:p>
-    <w:p>
-      <w:pPr>
-        <w:pStyle w:val="Heading3"/>
-      </w:pPr>
-      <w:r>
-        <w:t>Write or draw your reasoning and evidence.</w:t>
-      </w:r>
-    </w:p>
-    <w:p>
-      <w:r>
-        <w:t>________________________________________________________________</w:t>
-      </w:r>
-    </w:p>
-    <w:p>
-      <w:r>
-        <w:t>________________________________________________________________</w:t>
-      </w:r>
-    </w:p>
-    <w:p>
-      <w:r>
-        <w:t>________________________________________________________________</w:t>
-      </w:r>
-    </w:p>
-    <w:p>
-      <w:r>
-        <w:t>________________________________________________________________</w:t>
-      </w:r>
-    </w:p>
-    <w:p>
-      <w:r>
-        <w:t>________________________________________________________________</w:t>
-      </w:r>
-    </w:p>
-    <w:p>
-      <w:pPr>
-        <w:pStyle w:val="Heading3"/>
-      </w:pPr>
-      <w:r>
-        <w:t>Week 23 Test and reflect</w:t>
-      </w:r>
-    </w:p>
-    <w:p>
-      <w:pPr>
-        <w:pStyle w:val="Heading1"/>
-      </w:pPr>
-      <w:r>
-        <w:t>08. Design a revealing test</w:t>
-      </w:r>
-    </w:p>
-    <w:p>
-      <w:r>
-        <w:t>Specify a changed input, expected result and observation separately.</w:t>
-      </w:r>
-    </w:p>
-    <w:p>
-      <w:pPr>
-        <w:spacing w:line="336" w:lineRule="auto" w:after="180"/>
-      </w:pPr>
-      <w:r>
-        <w:rPr>
-          <w:b w:val="0"/>
-        </w:rPr>
-        <w:t xml:space="preserve">Create a changed </w:t>
-      </w:r>
-      <w:r>
-        <w:rPr>
-          <w:b/>
-        </w:rPr>
-        <w:t>input</w:t>
-      </w:r>
-      <w:r>
-        <w:rPr>
-          <w:b w:val="0"/>
-        </w:rPr>
-        <w:t>, boundary case or missing-information case. Write the expected answer or safe response before testing.</w:t>
-      </w:r>
-    </w:p>
-    <w:tbl>
-      <w:tblPr>
-        <w:tblStyle w:val="LightShading-Accent1"/>
-        <w:tblW w:type="auto" w:w="0"/>
-        <w:tblLook w:firstColumn="1" w:firstRow="1" w:lastColumn="0" w:lastRow="0" w:noHBand="0" w:noVBand="1" w:val="04A0"/>
-      </w:tblPr>
-      <w:tblGrid>
-        <w:gridCol w:w="5112"/>
-        <w:gridCol w:w="5112"/>
-      </w:tblGrid>
-      <w:tr>
-        <w:trPr>
-          <w:tblHeader/>
-        </w:trPr>
-        <w:tc>
-          <w:tcPr>
-            <w:tcW w:type="dxa" w:w="5112"/>
-          </w:tcPr>
-          <w:p>
-            <w:r>
-              <w:t>Test record</w:t>
-            </w:r>
-          </w:p>
-        </w:tc>
-        <w:tc>
-          <w:tcPr>
-            <w:tcW w:type="dxa" w:w="5112"/>
-          </w:tcPr>
-          <w:p>
-            <w:r>
-              <w:t>My evidence</w:t>
-            </w:r>
-          </w:p>
-        </w:tc>
-      </w:tr>
-      <w:tr>
-        <w:tc>
-          <w:tcPr>
-            <w:tcW w:type="dxa" w:w="5112"/>
-          </w:tcPr>
-          <w:p>
-            <w:r>
-              <w:t>Changed input or condition</w:t>
-            </w:r>
-          </w:p>
-        </w:tc>
-        <w:tc>
-          <w:tcPr>
-            <w:tcW w:type="dxa" w:w="5112"/>
-          </w:tcPr>
-          <w:p>
-            <w:r/>
-          </w:p>
-        </w:tc>
-      </w:tr>
-      <w:tr>
-        <w:tc>
-          <w:tcPr>
-            <w:tcW w:type="dxa" w:w="5112"/>
-          </w:tcPr>
-          <w:p>
-            <w:r>
-              <w:t>Expected answer or fallback</w:t>
-            </w:r>
-          </w:p>
-        </w:tc>
-        <w:tc>
-          <w:tcPr>
-            <w:tcW w:type="dxa" w:w="5112"/>
-          </w:tcPr>
-          <w:p>
-            <w:r/>
-          </w:p>
-        </w:tc>
-      </w:tr>
-      <w:tr>
-        <w:tc>
-          <w:tcPr>
-            <w:tcW w:type="dxa" w:w="5112"/>
-          </w:tcPr>
-          <w:p>
-            <w:r>
-              <w:t>Observed result</w:t>
-            </w:r>
-          </w:p>
-        </w:tc>
-        <w:tc>
-          <w:tcPr>
-            <w:tcW w:type="dxa" w:w="5112"/>
-          </w:tcPr>
-          <w:p>
-            <w:r/>
-          </w:p>
-        </w:tc>
-      </w:tr>
-      <w:tr>
-        <w:tc>
-          <w:tcPr>
-            <w:tcW w:type="dxa" w:w="5112"/>
-          </w:tcPr>
-          <w:p>
-            <w:r>
-              <w:t>Why the result occurred</w:t>
-            </w:r>
-          </w:p>
-        </w:tc>
-        <w:tc>
-          <w:tcPr>
-            <w:tcW w:type="dxa" w:w="5112"/>
-          </w:tcPr>
-          <w:p>
-            <w:r/>
-          </w:p>
-        </w:tc>
-      </w:tr>
-    </w:tbl>
-    <w:p>
-      <w:pPr>
-        <w:pStyle w:val="Heading1"/>
-      </w:pPr>
-      <w:r>
-        <w:t>09. Project checkpoint</w:t>
-      </w:r>
-    </w:p>
-    <w:p>
-      <w:r>
-        <w:t>Justify what Recommendation Scores adds to Transparent Book Recommender and keep the evidence.</w:t>
-      </w:r>
-    </w:p>
-    <w:p>
-      <w:pPr>
-        <w:spacing w:line="336" w:lineRule="auto" w:after="180"/>
-      </w:pPr>
-      <w:r>
-        <w:rPr>
-          <w:b w:val="0"/>
-        </w:rPr>
-        <w:t xml:space="preserve">Publish the features, </w:t>
-      </w:r>
-      <w:r>
-        <w:rPr>
-          <w:b/>
-        </w:rPr>
-        <w:t>weight</w:t>
-      </w:r>
-      <w:r>
-        <w:rPr>
-          <w:b w:val="0"/>
-        </w:rPr>
-        <w:t xml:space="preserve">s, raw </w:t>
-      </w:r>
-      <w:r>
-        <w:rPr>
-          <w:b/>
-        </w:rPr>
-        <w:t>score</w:t>
-      </w:r>
-      <w:r>
-        <w:rPr>
-          <w:b w:val="0"/>
-        </w:rPr>
-        <w:t>s, and reason for the top result.</w:t>
-      </w:r>
-    </w:p>
-    <w:p>
-      <w:pPr>
-        <w:spacing w:line="336" w:lineRule="auto" w:after="180"/>
-      </w:pPr>
-      <w:r>
-        <w:rPr>
-          <w:b w:val="0"/>
-        </w:rPr>
-        <w:t xml:space="preserve">The project change and </w:t>
-      </w:r>
-      <w:r>
-        <w:rPr>
-          <w:b/>
-        </w:rPr>
-        <w:t>evidence</w:t>
-      </w:r>
       <w:r>
         <w:rPr>
           <w:b w:val="0"/>
@@ -1055,540 +731,20 @@
         <w:pStyle w:val="Heading1"/>
       </w:pPr>
       <w:r>
-        <w:t>10. Self check</w:t>
-      </w:r>
-    </w:p>
-    <w:p>
-      <w:r>
-        <w:t>Judge explanation, evidence, transfer and limits separately; attach the work behind your judgement.</w:t>
-      </w:r>
-    </w:p>
-    <w:p>
-      <w:pPr>
-        <w:pStyle w:val="ListBullet"/>
-      </w:pPr>
-      <w:r>
-        <w:t>I can explain the mechanism.</w:t>
-      </w:r>
-    </w:p>
-    <w:p>
-      <w:pPr>
-        <w:pStyle w:val="ListBullet"/>
-      </w:pPr>
-      <w:r>
-        <w:t>I can show evidence.</w:t>
-      </w:r>
-    </w:p>
-    <w:p>
-      <w:pPr>
-        <w:pStyle w:val="ListBullet"/>
-      </w:pPr>
-      <w:r>
-        <w:t>I can handle a changed case.</w:t>
-      </w:r>
-    </w:p>
-    <w:p>
-      <w:pPr>
-        <w:pStyle w:val="ListBullet"/>
-      </w:pPr>
-      <w:r>
-        <w:t>I can name a limit.</w:t>
-      </w:r>
-    </w:p>
-    <w:p>
-      <w:r>
-        <w:t>Mark each as not yet, with help or independently, and attach supporting work.</w:t>
-      </w:r>
-    </w:p>
-    <w:p>
-      <w:pPr>
-        <w:spacing w:line="336" w:lineRule="auto" w:after="180"/>
-      </w:pPr>
-      <w:r>
-        <w:rPr>
-          <w:b w:val="0"/>
-        </w:rPr>
-        <w:t>Teacher review ____________________  Next step ____________________</w:t>
-      </w:r>
-    </w:p>
-    <w:p>
-      <w:pPr>
-        <w:pStyle w:val="Heading1"/>
-      </w:pPr>
-      <w:r>
-        <w:t>11. Transfer practice from the original programme</w:t>
-      </w:r>
-    </w:p>
-    <w:p>
-      <w:r>
-        <w:t>Use this earlier case as transfer practice. A case already discussed with feedback is not fresh assessment evidence.</w:t>
-      </w:r>
-    </w:p>
-    <w:p>
-      <w:pPr>
-        <w:spacing w:line="336" w:lineRule="auto" w:after="180"/>
-        <w:shd w:fill="F5F1FB"/>
-      </w:pPr>
-      <w:r>
-        <w:rPr>
-          <w:b/>
-        </w:rPr>
-        <w:t>Score</w:t>
-      </w:r>
-      <w:r>
-        <w:rPr>
-          <w:b w:val="0"/>
-        </w:rPr>
-        <w:t xml:space="preserve">=3×genreMatch+2×short+illustrated. Compute A=[1,0,1], B=[0,1,1], C=[1,1,0]. A reader now requires illustrations. Which book wins after applying that </w:t>
-      </w:r>
-      <w:r>
-        <w:rPr>
-          <w:b/>
-        </w:rPr>
-        <w:t>constraint</w:t>
-      </w:r>
-      <w:r>
-        <w:rPr>
-          <w:b w:val="0"/>
-        </w:rPr>
-        <w:t>?</w:t>
-      </w:r>
-    </w:p>
-    <w:p>
-      <w:pPr>
-        <w:pStyle w:val="Heading3"/>
-      </w:pPr>
-      <w:r>
-        <w:t>My independently reasoned answer</w:t>
-      </w:r>
-    </w:p>
-    <w:p>
-      <w:r>
-        <w:t>________________________________________________________________</w:t>
-      </w:r>
-    </w:p>
-    <w:p>
-      <w:r>
-        <w:t>________________________________________________________________</w:t>
-      </w:r>
-    </w:p>
-    <w:p>
-      <w:r>
-        <w:t>________________________________________________________________</w:t>
-      </w:r>
-    </w:p>
-    <w:p>
-      <w:r>
-        <w:t>________________________________________________________________</w:t>
-      </w:r>
-    </w:p>
-    <w:p>
-      <w:r>
-        <w:t>________________________________________________________________</w:t>
-      </w:r>
-    </w:p>
-    <w:p>
-      <w:r>
-        <w:t>________________________________________________________________</w:t>
-      </w:r>
-    </w:p>
-    <w:p>
-      <w:r>
-        <w:t>________________________________________________________________</w:t>
-      </w:r>
-    </w:p>
-    <w:p>
-      <w:pPr>
-        <w:spacing w:line="336" w:lineRule="auto" w:after="180"/>
-      </w:pPr>
-      <w:r>
-        <w:rPr>
-          <w:b w:val="0"/>
-        </w:rPr>
-        <w:t>Record support used: none, hint or teacher explanation.</w:t>
-      </w:r>
-    </w:p>
-    <w:p>
-      <w:pPr>
-        <w:pStyle w:val="Heading1"/>
-      </w:pPr>
-      <w:r>
-        <w:t>12. W1 Calculate a score</w:t>
-      </w:r>
-    </w:p>
-    <w:p>
-      <w:r>
-        <w:t>Calculate a score. Apply the supplied Recommendation Scores facts and keep your reasoning.</w:t>
-      </w:r>
-    </w:p>
-    <w:p>
-      <w:pPr>
-        <w:spacing w:line="336" w:lineRule="auto" w:after="180"/>
-      </w:pPr>
-      <w:r>
-        <w:rPr>
-          <w:b w:val="0"/>
-        </w:rPr>
-        <w:t>An eligible activity has fun 2 and learning 4. Use 2 * fun + learning.</w:t>
-      </w:r>
-    </w:p>
-    <w:p>
-      <w:pPr>
-        <w:pStyle w:val="Heading3"/>
-      </w:pPr>
-      <w:r>
-        <w:t>My reasoning and evidence</w:t>
-      </w:r>
-    </w:p>
-    <w:p>
-      <w:r>
-        <w:t>________________________________________________________________</w:t>
-      </w:r>
-    </w:p>
-    <w:p>
-      <w:r>
-        <w:t>________________________________________________________________</w:t>
-      </w:r>
-    </w:p>
-    <w:p>
-      <w:r>
-        <w:t>________________________________________________________________</w:t>
-      </w:r>
-    </w:p>
-    <w:p>
-      <w:r>
-        <w:t>________________________________________________________________</w:t>
-      </w:r>
-    </w:p>
-    <w:p>
-      <w:r>
-        <w:t>________________________________________________________________</w:t>
-      </w:r>
-    </w:p>
-    <w:p>
-      <w:r>
-        <w:t>________________________________________________________________</w:t>
-      </w:r>
-    </w:p>
-    <w:p>
-      <w:pPr>
-        <w:pStyle w:val="Heading1"/>
-      </w:pPr>
-      <w:r>
-        <w:t>13. W2 Check a boundary</w:t>
-      </w:r>
-    </w:p>
-    <w:p>
-      <w:r>
-        <w:t>Check a boundary. Apply the supplied Recommendation Scores facts and keep your reasoning.</w:t>
-      </w:r>
-    </w:p>
-    <w:p>
-      <w:pPr>
-        <w:spacing w:line="336" w:lineRule="auto" w:after="180"/>
-        <w:shd w:fill="F5F1FB"/>
-      </w:pPr>
-      <w:r>
-        <w:rPr>
-          <w:b w:val="0"/>
-        </w:rPr>
-        <w:t>Which durations 19, 20, 21 qualify under at most 20?</w:t>
-      </w:r>
-    </w:p>
-    <w:p>
-      <w:pPr>
-        <w:pStyle w:val="Heading3"/>
-      </w:pPr>
-      <w:r>
-        <w:t>My reasoning and evidence</w:t>
-      </w:r>
-    </w:p>
-    <w:p>
-      <w:r>
-        <w:t>________________________________________________________________</w:t>
-      </w:r>
-    </w:p>
-    <w:p>
-      <w:r>
-        <w:t>________________________________________________________________</w:t>
-      </w:r>
-    </w:p>
-    <w:p>
-      <w:r>
-        <w:t>________________________________________________________________</w:t>
-      </w:r>
-    </w:p>
-    <w:p>
-      <w:r>
-        <w:t>________________________________________________________________</w:t>
-      </w:r>
-    </w:p>
-    <w:p>
-      <w:r>
-        <w:t>________________________________________________________________</w:t>
-      </w:r>
-    </w:p>
-    <w:p>
-      <w:r>
-        <w:t>________________________________________________________________</w:t>
-      </w:r>
-    </w:p>
-    <w:p>
-      <w:pPr>
-        <w:pStyle w:val="Heading1"/>
-      </w:pPr>
-      <w:r>
-        <w:t>14. W3 Repair selection</w:t>
-      </w:r>
-    </w:p>
-    <w:p>
-      <w:r>
-        <w:t>Repair selection. Apply the supplied Recommendation Scores facts and keep your reasoning.</w:t>
-      </w:r>
-    </w:p>
-    <w:p>
-      <w:pPr>
-        <w:spacing w:line="336" w:lineRule="auto" w:after="180"/>
-        <w:shd w:fill="F5F1FB"/>
-      </w:pPr>
-      <w:r>
-        <w:rPr>
-          <w:b w:val="0"/>
-        </w:rPr>
-        <w:t xml:space="preserve">An ineligible item </w:t>
-      </w:r>
-      <w:r>
-        <w:rPr>
-          <w:b/>
-        </w:rPr>
-        <w:t>score</w:t>
-      </w:r>
-      <w:r>
-        <w:rPr>
-          <w:b w:val="0"/>
-        </w:rPr>
-        <w:t xml:space="preserve">s 15 and an eligible item </w:t>
-      </w:r>
-      <w:r>
-        <w:rPr>
-          <w:b/>
-        </w:rPr>
-        <w:t>score</w:t>
-      </w:r>
-      <w:r>
-        <w:rPr>
-          <w:b w:val="0"/>
-        </w:rPr>
-        <w:t>s 9. Which should be offered under the stated policy?</w:t>
-      </w:r>
-    </w:p>
-    <w:p>
-      <w:pPr>
-        <w:pStyle w:val="Heading3"/>
-      </w:pPr>
-      <w:r>
-        <w:t>My reasoning and evidence</w:t>
-      </w:r>
-    </w:p>
-    <w:p>
-      <w:r>
-        <w:t>________________________________________________________________</w:t>
-      </w:r>
-    </w:p>
-    <w:p>
-      <w:r>
-        <w:t>________________________________________________________________</w:t>
-      </w:r>
-    </w:p>
-    <w:p>
-      <w:r>
-        <w:t>________________________________________________________________</w:t>
-      </w:r>
-    </w:p>
-    <w:p>
-      <w:r>
-        <w:t>________________________________________________________________</w:t>
-      </w:r>
-    </w:p>
-    <w:p>
-      <w:r>
-        <w:t>________________________________________________________________</w:t>
-      </w:r>
-    </w:p>
-    <w:p>
-      <w:r>
-        <w:t>________________________________________________________________</w:t>
-      </w:r>
-    </w:p>
-    <w:p>
-      <w:pPr>
-        <w:pStyle w:val="Heading1"/>
-      </w:pPr>
-      <w:r>
-        <w:t>15. W4 Choose independently</w:t>
-      </w:r>
-    </w:p>
-    <w:p>
-      <w:r>
-        <w:t>Attempt before feedback. If this repeats the selected independent case, reuse that first attempt; otherwise keep a separate record. Choose independently. Apply the supplied Recommendation Scores facts and keep your reasoning.</w:t>
-      </w:r>
-    </w:p>
-    <w:p>
-      <w:pPr>
-        <w:spacing w:line="336" w:lineRule="auto" w:after="180"/>
-      </w:pPr>
-      <w:r>
-        <w:rPr>
-          <w:b w:val="0"/>
-        </w:rPr>
-        <w:t xml:space="preserve">Limit is 15 minutes. A has fun 3, learning 4, minutes 15; B has 5, 1, 16; C has 2, 5, 12. Calculate </w:t>
-      </w:r>
-      <w:r>
-        <w:rPr>
-          <w:b/>
-        </w:rPr>
-        <w:t>score</w:t>
-      </w:r>
-      <w:r>
-        <w:rPr>
-          <w:b w:val="0"/>
-        </w:rPr>
-        <w:t>s with 2 * fun + learning and choose.</w:t>
-      </w:r>
-    </w:p>
-    <w:p>
-      <w:pPr>
-        <w:pStyle w:val="Heading3"/>
-      </w:pPr>
-      <w:r>
-        <w:t>My reasoning and evidence</w:t>
-      </w:r>
-    </w:p>
-    <w:p>
-      <w:r>
-        <w:t>________________________________________________________________</w:t>
-      </w:r>
-    </w:p>
-    <w:p>
-      <w:r>
-        <w:t>________________________________________________________________</w:t>
-      </w:r>
-    </w:p>
-    <w:p>
-      <w:r>
-        <w:t>________________________________________________________________</w:t>
-      </w:r>
-    </w:p>
-    <w:p>
-      <w:r>
-        <w:t>________________________________________________________________</w:t>
-      </w:r>
-    </w:p>
-    <w:p>
-      <w:r>
-        <w:t>________________________________________________________________</w:t>
-      </w:r>
-    </w:p>
-    <w:p>
-      <w:r>
-        <w:t>________________________________________________________________</w:t>
-      </w:r>
-    </w:p>
-    <w:p>
-      <w:r>
-        <w:t>________________________________________________________________</w:t>
-      </w:r>
-    </w:p>
-    <w:p>
-      <w:r>
-        <w:t>________________________________________________________________</w:t>
-      </w:r>
-    </w:p>
-    <w:p>
-      <w:pPr>
-        <w:pStyle w:val="Heading1"/>
-      </w:pPr>
-      <w:r>
-        <w:t>16. W5 Test sensitivity</w:t>
-      </w:r>
-    </w:p>
-    <w:p>
-      <w:r>
-        <w:t>Test sensitivity. Apply the supplied Recommendation Scores facts and keep your reasoning.</w:t>
-      </w:r>
-    </w:p>
-    <w:p>
-      <w:pPr>
-        <w:spacing w:line="336" w:lineRule="auto" w:after="180"/>
-      </w:pPr>
-      <w:r>
-        <w:rPr>
-          <w:b w:val="0"/>
-        </w:rPr>
-        <w:t xml:space="preserve">For eligible A (fun 4, learning 1) and B (fun 2, learning 4), compare </w:t>
-      </w:r>
-      <w:r>
-        <w:rPr>
-          <w:b/>
-        </w:rPr>
-        <w:t>weight</w:t>
-      </w:r>
-      <w:r>
-        <w:rPr>
-          <w:b w:val="0"/>
-        </w:rPr>
-        <w:t>s (2,1) with (1,2).</w:t>
-      </w:r>
-    </w:p>
-    <w:p>
-      <w:pPr>
-        <w:pStyle w:val="Heading3"/>
-      </w:pPr>
-      <w:r>
-        <w:t>My reasoning and evidence</w:t>
-      </w:r>
-    </w:p>
-    <w:p>
-      <w:r>
-        <w:t>________________________________________________________________</w:t>
-      </w:r>
-    </w:p>
-    <w:p>
-      <w:r>
-        <w:t>________________________________________________________________</w:t>
-      </w:r>
-    </w:p>
-    <w:p>
-      <w:r>
-        <w:t>________________________________________________________________</w:t>
-      </w:r>
-    </w:p>
-    <w:p>
-      <w:r>
-        <w:t>________________________________________________________________</w:t>
-      </w:r>
-    </w:p>
-    <w:p>
-      <w:r>
-        <w:t>________________________________________________________________</w:t>
-      </w:r>
-    </w:p>
-    <w:p>
-      <w:r>
-        <w:t>________________________________________________________________</w:t>
-      </w:r>
-    </w:p>
-    <w:p>
-      <w:pPr>
-        <w:pStyle w:val="Heading1"/>
-      </w:pPr>
-      <w:r>
-        <w:t>17. Feedback, return check and learning record</w:t>
-      </w:r>
-    </w:p>
-    <w:p>
-      <w:r>
-        <w:t>Record the first repaired step and a different case to revisit after a delay.</w:t>
+        <w:t>17. Feedback · Repair and return</w:t>
+      </w:r>
+    </w:p>
+    <w:p>
+      <w:r>
+        <w:t>Keep the first attempt, the repair and a changed-case return.</w:t>
+      </w:r>
+    </w:p>
+    <w:p>
+      <w:pPr>
+        <w:pStyle w:val="Heading2"/>
+      </w:pPr>
+      <w:r>
+        <w:t>Your evidence record</w:t>
       </w:r>
     </w:p>
     <w:tbl>
@@ -1743,12 +899,1018 @@
         <w:pStyle w:val="Heading1"/>
       </w:pPr>
       <w:r>
-        <w:t>18. Pictorial case practice: Recommendation Scores</w:t>
-      </w:r>
-    </w:p>
-    <w:p>
-      <w:r>
-        <w:t>A fictional book-activity chooser has a 14-minute limit. Explain the labelled step before checking the changed condition.</w:t>
+        <w:t>10. Finish · Judge the evidence in your work</w:t>
+      </w:r>
+    </w:p>
+    <w:p>
+      <w:r>
+        <w:t>Point to work that supports your confidence level.</w:t>
+      </w:r>
+    </w:p>
+    <w:p>
+      <w:pPr>
+        <w:pStyle w:val="Heading2"/>
+      </w:pPr>
+      <w:r>
+        <w:t>Your evidence record</w:t>
+      </w:r>
+    </w:p>
+    <w:p>
+      <w:pPr>
+        <w:pStyle w:val="ListBullet"/>
+      </w:pPr>
+      <w:r>
+        <w:t>I can explain the mechanism.</w:t>
+      </w:r>
+    </w:p>
+    <w:p>
+      <w:pPr>
+        <w:pStyle w:val="ListBullet"/>
+      </w:pPr>
+      <w:r>
+        <w:t>I can show evidence.</w:t>
+      </w:r>
+    </w:p>
+    <w:p>
+      <w:pPr>
+        <w:pStyle w:val="ListBullet"/>
+      </w:pPr>
+      <w:r>
+        <w:t>I can handle a changed case.</w:t>
+      </w:r>
+    </w:p>
+    <w:p>
+      <w:pPr>
+        <w:pStyle w:val="ListBullet"/>
+      </w:pPr>
+      <w:r>
+        <w:t>I can name a limit.</w:t>
+      </w:r>
+    </w:p>
+    <w:p>
+      <w:r>
+        <w:t>Mark each as not yet, with help or independently, and attach supporting work.</w:t>
+      </w:r>
+    </w:p>
+    <w:p>
+      <w:pPr>
+        <w:spacing w:line="336" w:lineRule="auto" w:after="180"/>
+      </w:pPr>
+      <w:r>
+        <w:rPr>
+          <w:b w:val="0"/>
+        </w:rPr>
+        <w:t>Teacher review ____________________  Next step ____________________</w:t>
+      </w:r>
+    </w:p>
+    <w:p>
+      <w:pPr>
+        <w:pStyle w:val="Heading1"/>
+      </w:pPr>
+      <w:r>
+        <w:t>Reference bank and extra practice</w:t>
+      </w:r>
+    </w:p>
+    <w:p>
+      <w:pPr>
+        <w:pStyle w:val="Heading1"/>
+      </w:pPr>
+      <w:r>
+        <w:t>02. Reference · Supported W2 record</w:t>
+      </w:r>
+    </w:p>
+    <w:p>
+      <w:r>
+        <w:t>This is the same W2 attempt. Keep one response record.</w:t>
+      </w:r>
+    </w:p>
+    <w:p>
+      <w:pPr>
+        <w:pStyle w:val="Heading2"/>
+      </w:pPr>
+      <w:r>
+        <w:t>Use this when helpful</w:t>
+      </w:r>
+    </w:p>
+    <w:p>
+      <w:pPr>
+        <w:spacing w:line="336" w:lineRule="auto" w:after="180"/>
+      </w:pPr>
+      <w:r>
+        <w:rPr>
+          <w:b w:val="0"/>
+        </w:rPr>
+        <w:t xml:space="preserve">Use W2: Check a boundary for </w:t>
+      </w:r>
+      <w:r>
+        <w:rPr>
+          <w:b/>
+        </w:rPr>
+        <w:t>Weight</w:t>
+      </w:r>
+      <w:r>
+        <w:rPr>
+          <w:b w:val="0"/>
+        </w:rPr>
+        <w:t xml:space="preserve">ed </w:t>
+      </w:r>
+      <w:r>
+        <w:rPr>
+          <w:b/>
+        </w:rPr>
+        <w:t>score</w:t>
+      </w:r>
+      <w:r>
+        <w:rPr>
+          <w:b w:val="0"/>
+        </w:rPr>
+        <w:t xml:space="preserve">s and </w:t>
+      </w:r>
+      <w:r>
+        <w:rPr>
+          <w:b/>
+        </w:rPr>
+        <w:t>constraint</w:t>
+      </w:r>
+      <w:r>
+        <w:rPr>
+          <w:b w:val="0"/>
+        </w:rPr>
+        <w:t>s. Record the answer once; the lesson and workbook refer to the same attempt.</w:t>
+      </w:r>
+    </w:p>
+    <w:tbl>
+      <w:tblPr>
+        <w:tblStyle w:val="LightShading-Accent1"/>
+        <w:tblW w:type="auto" w:w="0"/>
+        <w:tblLook w:firstColumn="1" w:firstRow="1" w:lastColumn="0" w:lastRow="0" w:noHBand="0" w:noVBand="1" w:val="04A0"/>
+      </w:tblPr>
+      <w:tblGrid>
+        <w:gridCol w:w="2556"/>
+        <w:gridCol w:w="2556"/>
+        <w:gridCol w:w="2556"/>
+        <w:gridCol w:w="2556"/>
+      </w:tblGrid>
+      <w:tr>
+        <w:trPr>
+          <w:tblHeader/>
+        </w:trPr>
+        <w:tc>
+          <w:tcPr>
+            <w:tcW w:type="dxa" w:w="2556"/>
+          </w:tcPr>
+          <w:p>
+            <w:r>
+              <w:t>Given inputs</w:t>
+            </w:r>
+          </w:p>
+        </w:tc>
+        <w:tc>
+          <w:tcPr>
+            <w:tcW w:type="dxa" w:w="2556"/>
+          </w:tcPr>
+          <w:p>
+            <w:r>
+              <w:t>Procedure I chose</w:t>
+            </w:r>
+          </w:p>
+        </w:tc>
+        <w:tc>
+          <w:tcPr>
+            <w:tcW w:type="dxa" w:w="2556"/>
+          </w:tcPr>
+          <w:p>
+            <w:r>
+              <w:t>Middle steps</w:t>
+            </w:r>
+          </w:p>
+        </w:tc>
+        <w:tc>
+          <w:tcPr>
+            <w:tcW w:type="dxa" w:w="2556"/>
+          </w:tcPr>
+          <w:p>
+            <w:r>
+              <w:t>Result and check</w:t>
+            </w:r>
+          </w:p>
+        </w:tc>
+      </w:tr>
+      <w:tr>
+        <w:tc>
+          <w:tcPr>
+            <w:tcW w:type="dxa" w:w="2556"/>
+          </w:tcPr>
+          <w:p>
+            <w:r/>
+          </w:p>
+        </w:tc>
+        <w:tc>
+          <w:tcPr>
+            <w:tcW w:type="dxa" w:w="2556"/>
+          </w:tcPr>
+          <w:p>
+            <w:r/>
+          </w:p>
+        </w:tc>
+        <w:tc>
+          <w:tcPr>
+            <w:tcW w:type="dxa" w:w="2556"/>
+          </w:tcPr>
+          <w:p>
+            <w:r/>
+          </w:p>
+        </w:tc>
+        <w:tc>
+          <w:tcPr>
+            <w:tcW w:type="dxa" w:w="2556"/>
+          </w:tcPr>
+          <w:p>
+            <w:r/>
+          </w:p>
+        </w:tc>
+      </w:tr>
+    </w:tbl>
+    <w:p>
+      <w:pPr>
+        <w:pStyle w:val="Heading3"/>
+      </w:pPr>
+      <w:r>
+        <w:t>The step I completed without help, and the hint I needed</w:t>
+      </w:r>
+    </w:p>
+    <w:p>
+      <w:r>
+        <w:t>________________________________________________________________</w:t>
+      </w:r>
+    </w:p>
+    <w:p>
+      <w:r>
+        <w:t>________________________________________________________________</w:t>
+      </w:r>
+    </w:p>
+    <w:p>
+      <w:r>
+        <w:t>________________________________________________________________</w:t>
+      </w:r>
+    </w:p>
+    <w:p>
+      <w:pPr>
+        <w:pStyle w:val="Heading1"/>
+      </w:pPr>
+      <w:r>
+        <w:t>03. Extra practice · Repair the explanation</w:t>
+      </w:r>
+    </w:p>
+    <w:p>
+      <w:r>
+        <w:t>Explain the deciding fact before discussing the answer.</w:t>
+      </w:r>
+    </w:p>
+    <w:p>
+      <w:pPr>
+        <w:pStyle w:val="Heading2"/>
+      </w:pPr>
+      <w:r>
+        <w:t>Use this when helpful</w:t>
+      </w:r>
+    </w:p>
+    <w:p>
+      <w:pPr>
+        <w:spacing w:line="336" w:lineRule="auto" w:after="180"/>
+      </w:pPr>
+      <w:r>
+        <w:rPr>
+          <w:b w:val="0"/>
+        </w:rPr>
+        <w:t xml:space="preserve">Use the worked case for </w:t>
+      </w:r>
+      <w:r>
+        <w:rPr>
+          <w:b/>
+        </w:rPr>
+        <w:t>Weight</w:t>
+      </w:r>
+      <w:r>
+        <w:rPr>
+          <w:b w:val="0"/>
+        </w:rPr>
+        <w:t xml:space="preserve">ed </w:t>
+      </w:r>
+      <w:r>
+        <w:rPr>
+          <w:b/>
+        </w:rPr>
+        <w:t>score</w:t>
+      </w:r>
+      <w:r>
+        <w:rPr>
+          <w:b w:val="0"/>
+        </w:rPr>
+        <w:t xml:space="preserve">s and </w:t>
+      </w:r>
+      <w:r>
+        <w:rPr>
+          <w:b/>
+        </w:rPr>
+        <w:t>constraint</w:t>
+      </w:r>
+      <w:r>
+        <w:rPr>
+          <w:b w:val="0"/>
+        </w:rPr>
+        <w:t>s. Proposed explanation: “A successful run proves the conclusion”. Decide whether this explanation is supported.</w:t>
+      </w:r>
+    </w:p>
+    <w:p>
+      <w:pPr>
+        <w:spacing w:line="336" w:lineRule="auto" w:after="180"/>
+      </w:pPr>
+      <w:r>
+        <w:rPr>
+          <w:b w:val="0"/>
+        </w:rPr>
+        <w:t>Point to the step or supplied fact that decides; explain your repair if needed.</w:t>
+      </w:r>
+    </w:p>
+    <w:p>
+      <w:pPr>
+        <w:pStyle w:val="Heading3"/>
+      </w:pPr>
+      <w:r>
+        <w:t>My explanation before partner discussion</w:t>
+      </w:r>
+    </w:p>
+    <w:p>
+      <w:r>
+        <w:t>________________________________________________________________</w:t>
+      </w:r>
+    </w:p>
+    <w:p>
+      <w:r>
+        <w:t>________________________________________________________________</w:t>
+      </w:r>
+    </w:p>
+    <w:p>
+      <w:r>
+        <w:t>________________________________________________________________</w:t>
+      </w:r>
+    </w:p>
+    <w:p>
+      <w:r>
+        <w:t>________________________________________________________________</w:t>
+      </w:r>
+    </w:p>
+    <w:p>
+      <w:pPr>
+        <w:pStyle w:val="Heading1"/>
+      </w:pPr>
+      <w:r>
+        <w:t>05. Reference · Original learning target</w:t>
+      </w:r>
+    </w:p>
+    <w:p>
+      <w:r>
+        <w:t>Use this target to inspect an explanation.</w:t>
+      </w:r>
+    </w:p>
+    <w:p>
+      <w:pPr>
+        <w:pStyle w:val="Heading2"/>
+      </w:pPr>
+      <w:r>
+        <w:t>Use this when helpful</w:t>
+      </w:r>
+    </w:p>
+    <w:p>
+      <w:pPr>
+        <w:spacing w:line="336" w:lineRule="auto" w:after="180"/>
+      </w:pPr>
+      <w:r>
+        <w:rPr>
+          <w:b/>
+        </w:rPr>
+        <w:t>Score</w:t>
+      </w:r>
+      <w:r>
+        <w:rPr>
+          <w:b w:val="0"/>
+        </w:rPr>
+        <w:t xml:space="preserve">=3×genreMatch+2×short+illustrated. Compute A=[1,0,1], B=[0,1,1], C=[1,1,0]. A reader now requires illustrations. Which book wins after applying that </w:t>
+      </w:r>
+      <w:r>
+        <w:rPr>
+          <w:b/>
+        </w:rPr>
+        <w:t>constraint</w:t>
+      </w:r>
+      <w:r>
+        <w:rPr>
+          <w:b w:val="0"/>
+        </w:rPr>
+        <w:t>?</w:t>
+      </w:r>
+    </w:p>
+    <w:p>
+      <w:pPr>
+        <w:pStyle w:val="Heading1"/>
+      </w:pPr>
+      <w:r>
+        <w:t>06. Extra practice · A complete case</w:t>
+      </w:r>
+    </w:p>
+    <w:p>
+      <w:r>
+        <w:t>Try the question before checking the worked explanation.</w:t>
+      </w:r>
+    </w:p>
+    <w:p>
+      <w:pPr>
+        <w:pStyle w:val="Heading2"/>
+      </w:pPr>
+      <w:r>
+        <w:t>Use this when helpful</w:t>
+      </w:r>
+    </w:p>
+    <w:p>
+      <w:pPr>
+        <w:spacing w:line="336" w:lineRule="auto" w:after="180"/>
+      </w:pPr>
+      <w:r>
+        <w:rPr>
+          <w:b/>
+        </w:rPr>
+        <w:t>Score</w:t>
+      </w:r>
+      <w:r>
+        <w:rPr>
+          <w:b w:val="0"/>
+        </w:rPr>
+        <w:t>=2 times genre match + length match. A matches both, B genre only, C length only.</w:t>
+      </w:r>
+    </w:p>
+    <w:p>
+      <w:pPr>
+        <w:spacing w:line="336" w:lineRule="auto" w:after="180"/>
+      </w:pPr>
+      <w:r>
+        <w:rPr>
+          <w:b/>
+        </w:rPr>
+        <w:t>Score</w:t>
+      </w:r>
+      <w:r>
+        <w:rPr>
+          <w:b w:val="0"/>
+        </w:rPr>
+        <w:t xml:space="preserve"> and </w:t>
+      </w:r>
+      <w:r>
+        <w:rPr>
+          <w:b/>
+        </w:rPr>
+        <w:t>rank</w:t>
+      </w:r>
+      <w:r>
+        <w:rPr>
+          <w:b w:val="0"/>
+        </w:rPr>
+        <w:t>.</w:t>
+      </w:r>
+    </w:p>
+    <w:p>
+      <w:pPr>
+        <w:spacing w:line="336" w:lineRule="auto" w:after="180"/>
+      </w:pPr>
+      <w:r>
+        <w:rPr>
+          <w:b w:val="0"/>
+        </w:rPr>
+        <w:t xml:space="preserve">Show your trace, calculation or </w:t>
+      </w:r>
+      <w:r>
+        <w:rPr>
+          <w:b/>
+        </w:rPr>
+        <w:t>evidence</w:t>
+      </w:r>
+    </w:p>
+    <w:p>
+      <w:pPr>
+        <w:pStyle w:val="Heading3"/>
+      </w:pPr>
+      <w:r>
+        <w:t>Write or draw your reasoning and evidence.</w:t>
+      </w:r>
+    </w:p>
+    <w:p>
+      <w:r>
+        <w:t>________________________________________________________________</w:t>
+      </w:r>
+    </w:p>
+    <w:p>
+      <w:r>
+        <w:t>________________________________________________________________</w:t>
+      </w:r>
+    </w:p>
+    <w:p>
+      <w:r>
+        <w:t>________________________________________________________________</w:t>
+      </w:r>
+    </w:p>
+    <w:p>
+      <w:r>
+        <w:t>________________________________________________________________</w:t>
+      </w:r>
+    </w:p>
+    <w:p>
+      <w:r>
+        <w:t>________________________________________________________________</w:t>
+      </w:r>
+    </w:p>
+    <w:p>
+      <w:pPr>
+        <w:pStyle w:val="Heading1"/>
+      </w:pPr>
+      <w:r>
+        <w:t>07. Extra practice · A changed case</w:t>
+      </w:r>
+    </w:p>
+    <w:p>
+      <w:r>
+        <w:t>Keep this practice separate from the reserved independent attempt.</w:t>
+      </w:r>
+    </w:p>
+    <w:p>
+      <w:pPr>
+        <w:pStyle w:val="Heading2"/>
+      </w:pPr>
+      <w:r>
+        <w:t>Use this when helpful</w:t>
+      </w:r>
+    </w:p>
+    <w:p>
+      <w:pPr>
+        <w:spacing w:line="336" w:lineRule="auto" w:after="180"/>
+      </w:pPr>
+      <w:r>
+        <w:rPr>
+          <w:b w:val="0"/>
+        </w:rPr>
+        <w:t xml:space="preserve">A recommender gives 3 points for topic match and 1 for difficulty match. Book A matches topic only; B matches difficulty only. Compute </w:t>
+      </w:r>
+      <w:r>
+        <w:rPr>
+          <w:b/>
+        </w:rPr>
+        <w:t>score</w:t>
+      </w:r>
+      <w:r>
+        <w:rPr>
+          <w:b w:val="0"/>
+        </w:rPr>
+        <w:t xml:space="preserve">s and justify the </w:t>
+      </w:r>
+      <w:r>
+        <w:rPr>
+          <w:b/>
+        </w:rPr>
+        <w:t>rank</w:t>
+      </w:r>
+      <w:r>
+        <w:rPr>
+          <w:b w:val="0"/>
+        </w:rPr>
+        <w:t>ing.</w:t>
+      </w:r>
+    </w:p>
+    <w:p>
+      <w:pPr>
+        <w:spacing w:line="336" w:lineRule="auto" w:after="180"/>
+      </w:pPr>
+      <w:r>
+        <w:rPr>
+          <w:b w:val="0"/>
+        </w:rPr>
+        <w:t>My practice answer and reason</w:t>
+      </w:r>
+    </w:p>
+    <w:p>
+      <w:pPr>
+        <w:pStyle w:val="Heading3"/>
+      </w:pPr>
+      <w:r>
+        <w:t>Write or draw your reasoning and evidence.</w:t>
+      </w:r>
+    </w:p>
+    <w:p>
+      <w:r>
+        <w:t>________________________________________________________________</w:t>
+      </w:r>
+    </w:p>
+    <w:p>
+      <w:r>
+        <w:t>________________________________________________________________</w:t>
+      </w:r>
+    </w:p>
+    <w:p>
+      <w:r>
+        <w:t>________________________________________________________________</w:t>
+      </w:r>
+    </w:p>
+    <w:p>
+      <w:r>
+        <w:t>________________________________________________________________</w:t>
+      </w:r>
+    </w:p>
+    <w:p>
+      <w:r>
+        <w:t>________________________________________________________________</w:t>
+      </w:r>
+    </w:p>
+    <w:p>
+      <w:pPr>
+        <w:pStyle w:val="Heading3"/>
+      </w:pPr>
+      <w:r>
+        <w:t>Week 23 Test and reflect</w:t>
+      </w:r>
+    </w:p>
+    <w:p>
+      <w:pPr>
+        <w:pStyle w:val="Heading1"/>
+      </w:pPr>
+      <w:r>
+        <w:t>08. Extra practice · Design a revealing test</w:t>
+      </w:r>
+    </w:p>
+    <w:p>
+      <w:r>
+        <w:t>Predict before tracing or testing.</w:t>
+      </w:r>
+    </w:p>
+    <w:p>
+      <w:pPr>
+        <w:pStyle w:val="Heading2"/>
+      </w:pPr>
+      <w:r>
+        <w:t>Use this when helpful</w:t>
+      </w:r>
+    </w:p>
+    <w:p>
+      <w:pPr>
+        <w:spacing w:line="336" w:lineRule="auto" w:after="180"/>
+      </w:pPr>
+      <w:r>
+        <w:rPr>
+          <w:b w:val="0"/>
+        </w:rPr>
+        <w:t xml:space="preserve">Create a changed </w:t>
+      </w:r>
+      <w:r>
+        <w:rPr>
+          <w:b/>
+        </w:rPr>
+        <w:t>input</w:t>
+      </w:r>
+      <w:r>
+        <w:rPr>
+          <w:b w:val="0"/>
+        </w:rPr>
+        <w:t>, boundary case or missing-information case. Write the expected answer or safe response before testing.</w:t>
+      </w:r>
+    </w:p>
+    <w:tbl>
+      <w:tblPr>
+        <w:tblStyle w:val="LightShading-Accent1"/>
+        <w:tblW w:type="auto" w:w="0"/>
+        <w:tblLook w:firstColumn="1" w:firstRow="1" w:lastColumn="0" w:lastRow="0" w:noHBand="0" w:noVBand="1" w:val="04A0"/>
+      </w:tblPr>
+      <w:tblGrid>
+        <w:gridCol w:w="5112"/>
+        <w:gridCol w:w="5112"/>
+      </w:tblGrid>
+      <w:tr>
+        <w:trPr>
+          <w:tblHeader/>
+        </w:trPr>
+        <w:tc>
+          <w:tcPr>
+            <w:tcW w:type="dxa" w:w="5112"/>
+          </w:tcPr>
+          <w:p>
+            <w:r>
+              <w:t>Test record</w:t>
+            </w:r>
+          </w:p>
+        </w:tc>
+        <w:tc>
+          <w:tcPr>
+            <w:tcW w:type="dxa" w:w="5112"/>
+          </w:tcPr>
+          <w:p>
+            <w:r>
+              <w:t>My evidence</w:t>
+            </w:r>
+          </w:p>
+        </w:tc>
+      </w:tr>
+      <w:tr>
+        <w:tc>
+          <w:tcPr>
+            <w:tcW w:type="dxa" w:w="5112"/>
+          </w:tcPr>
+          <w:p>
+            <w:r>
+              <w:t>Changed input or condition</w:t>
+            </w:r>
+          </w:p>
+        </w:tc>
+        <w:tc>
+          <w:tcPr>
+            <w:tcW w:type="dxa" w:w="5112"/>
+          </w:tcPr>
+          <w:p>
+            <w:r/>
+          </w:p>
+        </w:tc>
+      </w:tr>
+      <w:tr>
+        <w:tc>
+          <w:tcPr>
+            <w:tcW w:type="dxa" w:w="5112"/>
+          </w:tcPr>
+          <w:p>
+            <w:r>
+              <w:t>Expected answer or fallback</w:t>
+            </w:r>
+          </w:p>
+        </w:tc>
+        <w:tc>
+          <w:tcPr>
+            <w:tcW w:type="dxa" w:w="5112"/>
+          </w:tcPr>
+          <w:p>
+            <w:r/>
+          </w:p>
+        </w:tc>
+      </w:tr>
+      <w:tr>
+        <w:tc>
+          <w:tcPr>
+            <w:tcW w:type="dxa" w:w="5112"/>
+          </w:tcPr>
+          <w:p>
+            <w:r>
+              <w:t>Observed result</w:t>
+            </w:r>
+          </w:p>
+        </w:tc>
+        <w:tc>
+          <w:tcPr>
+            <w:tcW w:type="dxa" w:w="5112"/>
+          </w:tcPr>
+          <w:p>
+            <w:r/>
+          </w:p>
+        </w:tc>
+      </w:tr>
+      <w:tr>
+        <w:tc>
+          <w:tcPr>
+            <w:tcW w:type="dxa" w:w="5112"/>
+          </w:tcPr>
+          <w:p>
+            <w:r>
+              <w:t>Why the result occurred</w:t>
+            </w:r>
+          </w:p>
+        </w:tc>
+        <w:tc>
+          <w:tcPr>
+            <w:tcW w:type="dxa" w:w="5112"/>
+          </w:tcPr>
+          <w:p>
+            <w:r/>
+          </w:p>
+        </w:tc>
+      </w:tr>
+    </w:tbl>
+    <w:p>
+      <w:pPr>
+        <w:pStyle w:val="Heading1"/>
+      </w:pPr>
+      <w:r>
+        <w:t>11. Reference · Original target response space</w:t>
+      </w:r>
+    </w:p>
+    <w:p>
+      <w:r>
+        <w:t>This teaching case is practice rather than a fresh assessment.</w:t>
+      </w:r>
+    </w:p>
+    <w:p>
+      <w:pPr>
+        <w:pStyle w:val="Heading2"/>
+      </w:pPr>
+      <w:r>
+        <w:t>Use this when helpful</w:t>
+      </w:r>
+    </w:p>
+    <w:p>
+      <w:pPr>
+        <w:spacing w:line="336" w:lineRule="auto" w:after="180"/>
+      </w:pPr>
+      <w:r>
+        <w:rPr>
+          <w:b/>
+        </w:rPr>
+        <w:t>Score</w:t>
+      </w:r>
+      <w:r>
+        <w:rPr>
+          <w:b w:val="0"/>
+        </w:rPr>
+        <w:t xml:space="preserve">=3×genreMatch+2×short+illustrated. Compute A=[1,0,1], B=[0,1,1], C=[1,1,0]. A reader now requires illustrations. Which book wins after applying that </w:t>
+      </w:r>
+      <w:r>
+        <w:rPr>
+          <w:b/>
+        </w:rPr>
+        <w:t>constraint</w:t>
+      </w:r>
+      <w:r>
+        <w:rPr>
+          <w:b w:val="0"/>
+        </w:rPr>
+        <w:t>?</w:t>
+      </w:r>
+    </w:p>
+    <w:p>
+      <w:pPr>
+        <w:pStyle w:val="Heading3"/>
+      </w:pPr>
+      <w:r>
+        <w:t>My explanation after practice</w:t>
+      </w:r>
+    </w:p>
+    <w:p>
+      <w:r>
+        <w:t>________________________________________________________________</w:t>
+      </w:r>
+    </w:p>
+    <w:p>
+      <w:r>
+        <w:t>________________________________________________________________</w:t>
+      </w:r>
+    </w:p>
+    <w:p>
+      <w:r>
+        <w:t>________________________________________________________________</w:t>
+      </w:r>
+    </w:p>
+    <w:p>
+      <w:r>
+        <w:t>________________________________________________________________</w:t>
+      </w:r>
+    </w:p>
+    <w:p>
+      <w:r>
+        <w:t>________________________________________________________________</w:t>
+      </w:r>
+    </w:p>
+    <w:p>
+      <w:r>
+        <w:t>________________________________________________________________</w:t>
+      </w:r>
+    </w:p>
+    <w:p>
+      <w:r>
+        <w:t>________________________________________________________________</w:t>
+      </w:r>
+    </w:p>
+    <w:p>
+      <w:pPr>
+        <w:spacing w:line="336" w:lineRule="auto" w:after="180"/>
+      </w:pPr>
+      <w:r>
+        <w:rPr>
+          <w:b w:val="0"/>
+        </w:rPr>
+        <w:t>Record support used: none, hint or teacher explanation.</w:t>
+      </w:r>
+    </w:p>
+    <w:p>
+      <w:pPr>
+        <w:pStyle w:val="Heading1"/>
+      </w:pPr>
+      <w:r>
+        <w:t>15. Reference · Independent-case response copy</w:t>
+      </w:r>
+    </w:p>
+    <w:p>
+      <w:r>
+        <w:t>This duplicates W4. Reuse the same first-attempt record.</w:t>
+      </w:r>
+    </w:p>
+    <w:p>
+      <w:pPr>
+        <w:pStyle w:val="Heading2"/>
+      </w:pPr>
+      <w:r>
+        <w:t>Use this when helpful</w:t>
+      </w:r>
+    </w:p>
+    <w:p>
+      <w:pPr>
+        <w:spacing w:line="336" w:lineRule="auto" w:after="180"/>
+      </w:pPr>
+      <w:r>
+        <w:rPr>
+          <w:b w:val="0"/>
+        </w:rPr>
+        <w:t xml:space="preserve">Limit is 15 minutes. A has fun 3, learning 4, minutes 15; B has 5, 1, 16; C has 2, 5, 12. Calculate </w:t>
+      </w:r>
+      <w:r>
+        <w:rPr>
+          <w:b/>
+        </w:rPr>
+        <w:t>score</w:t>
+      </w:r>
+      <w:r>
+        <w:rPr>
+          <w:b w:val="0"/>
+        </w:rPr>
+        <w:t>s with 2 * fun + learning and choose.</w:t>
+      </w:r>
+    </w:p>
+    <w:p>
+      <w:pPr>
+        <w:pStyle w:val="Heading3"/>
+      </w:pPr>
+      <w:r>
+        <w:t>My reasoning and evidence</w:t>
+      </w:r>
+    </w:p>
+    <w:p>
+      <w:r>
+        <w:t>________________________________________________________________</w:t>
+      </w:r>
+    </w:p>
+    <w:p>
+      <w:r>
+        <w:t>________________________________________________________________</w:t>
+      </w:r>
+    </w:p>
+    <w:p>
+      <w:r>
+        <w:t>________________________________________________________________</w:t>
+      </w:r>
+    </w:p>
+    <w:p>
+      <w:r>
+        <w:t>________________________________________________________________</w:t>
+      </w:r>
+    </w:p>
+    <w:p>
+      <w:r>
+        <w:t>________________________________________________________________</w:t>
+      </w:r>
+    </w:p>
+    <w:p>
+      <w:r>
+        <w:t>________________________________________________________________</w:t>
+      </w:r>
+    </w:p>
+    <w:p>
+      <w:r>
+        <w:t>________________________________________________________________</w:t>
+      </w:r>
+    </w:p>
+    <w:p>
+      <w:r>
+        <w:t>________________________________________________________________</w:t>
+      </w:r>
+    </w:p>
+    <w:p>
+      <w:pPr>
+        <w:pStyle w:val="Heading1"/>
+      </w:pPr>
+      <w:r>
+        <w:t>18. Extra practice · Use the worked picture</w:t>
+      </w:r>
+    </w:p>
+    <w:p>
+      <w:r>
+        <w:t>Keep the explanation and the support you used.</w:t>
+      </w:r>
+    </w:p>
+    <w:p>
+      <w:pPr>
+        <w:pStyle w:val="Heading2"/>
+      </w:pPr>
+      <w:r>
+        <w:t>Use this when helpful</w:t>
       </w:r>
     </w:p>
     <w:p>
@@ -1877,7 +2039,6 @@
     <w:p>
       <w:pPr>
         <w:spacing w:line="336" w:lineRule="auto" w:after="180"/>
-        <w:shd w:fill="F5F1FB"/>
       </w:pPr>
       <w:r>
         <w:rPr>
@@ -1938,16 +2099,7 @@
     </w:p>
     <w:p>
       <w:pPr>
-        <w:pStyle w:val="Heading3"/>
-      </w:pPr>
-      <w:r>
-        <w:t>Record the help used</w:t>
-      </w:r>
-    </w:p>
-    <w:p>
-      <w:pPr>
         <w:spacing w:line="336" w:lineRule="auto" w:after="180"/>
-        <w:shd w:fill="F1F6F8"/>
       </w:pPr>
       <w:r>
         <w:rPr>
@@ -2008,12 +2160,20 @@
         <w:pStyle w:val="Heading1"/>
       </w:pPr>
       <w:r>
-        <w:t>19. Project portfolio milestone</w:t>
-      </w:r>
-    </w:p>
-    <w:p>
-      <w:r>
-        <w:t>Keep this week’s input, deciding step, result and limit together in the Transparent Book Recommender record.</w:t>
+        <w:t>19. Reference · Project portfolio record</w:t>
+      </w:r>
+    </w:p>
+    <w:p>
+      <w:r>
+        <w:t>Extend your main project response when helpful.</w:t>
+      </w:r>
+    </w:p>
+    <w:p>
+      <w:pPr>
+        <w:pStyle w:val="Heading2"/>
+      </w:pPr>
+      <w:r>
+        <w:t>Use this when helpful</w:t>
       </w:r>
     </w:p>
     <w:p>
@@ -2227,12 +2387,594 @@
         <w:pStyle w:val="Heading1"/>
       </w:pPr>
       <w:r>
-        <w:t>20. Supported practice and learning evidence</w:t>
-      </w:r>
-    </w:p>
-    <w:p>
-      <w:r>
-        <w:t>Try the supported questions before comparing with hints and feedback. Record what you repaired and the evidence you retained.</w:t>
+        <w:t>20. Extra practice: pictures, repair and feedback</w:t>
+      </w:r>
+    </w:p>
+    <w:p>
+      <w:r>
+        <w:t>Attempt each question before opening its explanation. Use one browser or paper copy.</w:t>
+      </w:r>
+    </w:p>
+    <w:p>
+      <w:pPr>
+        <w:pStyle w:val="Heading2"/>
+      </w:pPr>
+      <w:r>
+        <w:t>First supported question</w:t>
+      </w:r>
+    </w:p>
+    <w:p>
+      <w:pPr>
+        <w:pStyle w:val="ListBullet"/>
+      </w:pPr>
+      <w:r>
+        <w:t>A fictional book-activity chooser has a 14-minute limit.</w:t>
+      </w:r>
+    </w:p>
+    <w:p>
+      <w:pPr>
+        <w:pStyle w:val="Heading3"/>
+      </w:pPr>
+      <w:r>
+        <w:t>Practice 1: explain the deciding evidence</w:t>
+      </w:r>
+    </w:p>
+    <w:p>
+      <w:pPr>
+        <w:pStyle w:val="ListBullet"/>
+      </w:pPr>
+      <w:r>
+        <w:t>Which labelled step matches this detail? B’s score 11 cannot override its failed time requirement.</w:t>
+      </w:r>
+    </w:p>
+    <w:p>
+      <w:pPr>
+        <w:pStyle w:val="ListBullet"/>
+      </w:pPr>
+      <w:r>
+        <w:t>1. Choose</w:t>
+      </w:r>
+    </w:p>
+    <w:p>
+      <w:pPr>
+        <w:pStyle w:val="ListBullet"/>
+      </w:pPr>
+      <w:r>
+        <w:t>2. Explain exclusion</w:t>
+      </w:r>
+    </w:p>
+    <w:p>
+      <w:pPr>
+        <w:pStyle w:val="ListBullet"/>
+      </w:pPr>
+      <w:r>
+        <w:t>3. Eligibility first</w:t>
+      </w:r>
+    </w:p>
+    <w:p>
+      <w:pPr>
+        <w:pStyle w:val="ListBullet"/>
+      </w:pPr>
+      <w:r>
+        <w:t>4. Scores</w:t>
+      </w:r>
+    </w:p>
+    <w:p>
+      <w:pPr>
+        <w:pStyle w:val="Heading3"/>
+      </w:pPr>
+      <w:r>
+        <w:t>My selected conclusion, deciding fact and explanation</w:t>
+      </w:r>
+    </w:p>
+    <w:p>
+      <w:r>
+        <w:t>________________________________________________________________</w:t>
+      </w:r>
+    </w:p>
+    <w:p>
+      <w:r>
+        <w:t>________________________________________________________________</w:t>
+      </w:r>
+    </w:p>
+    <w:p>
+      <w:r>
+        <w:t>________________________________________________________________</w:t>
+      </w:r>
+    </w:p>
+    <w:p>
+      <w:r>
+        <w:t>________________________________________________________________</w:t>
+      </w:r>
+    </w:p>
+    <w:p>
+      <w:r>
+        <w:t>________________________________________________________________</w:t>
+      </w:r>
+    </w:p>
+    <w:p>
+      <w:pPr>
+        <w:pStyle w:val="ListBullet"/>
+      </w:pPr>
+      <w:r>
+        <w:t>Hint if needed: Read the steps in the pictorial case. Match the supplied detail to the stage that performs or records it.</w:t>
+      </w:r>
+    </w:p>
+    <w:p>
+      <w:pPr>
+        <w:pStyle w:val="Heading2"/>
+      </w:pPr>
+      <w:r>
+        <w:t>Check the first explanation · reference / check after trying</w:t>
+      </w:r>
+    </w:p>
+    <w:p>
+      <w:pPr>
+        <w:spacing w:line="336" w:lineRule="auto" w:after="180"/>
+      </w:pPr>
+      <w:r>
+        <w:rPr>
+          <w:b w:val="0"/>
+        </w:rPr>
+        <w:t xml:space="preserve">After your attempt, compare with the supported explanation: Explain exclusion B’s </w:t>
+      </w:r>
+      <w:r>
+        <w:rPr>
+          <w:b/>
+        </w:rPr>
+        <w:t>score</w:t>
+      </w:r>
+      <w:r>
+        <w:rPr>
+          <w:b w:val="0"/>
+        </w:rPr>
+        <w:t xml:space="preserve"> 11 cannot override its failed time requirement.</w:t>
+      </w:r>
+    </w:p>
+    <w:p>
+      <w:pPr>
+        <w:spacing w:line="336" w:lineRule="auto" w:after="180"/>
+      </w:pPr>
+      <w:r>
+        <w:rPr>
+          <w:b w:val="0"/>
+        </w:rPr>
+        <w:t xml:space="preserve">A </w:t>
+      </w:r>
+      <w:r>
+        <w:rPr>
+          <w:b/>
+        </w:rPr>
+        <w:t>score</w:t>
+      </w:r>
+      <w:r>
+        <w:rPr>
+          <w:b w:val="0"/>
+        </w:rPr>
+        <w:t xml:space="preserve"> combines preferences according to explicitly chosen </w:t>
+      </w:r>
+      <w:r>
+        <w:rPr>
+          <w:b/>
+        </w:rPr>
+        <w:t>weight</w:t>
+      </w:r>
+      <w:r>
+        <w:rPr>
+          <w:b w:val="0"/>
+        </w:rPr>
+        <w:t xml:space="preserve">s; it does not erase hard </w:t>
+      </w:r>
+      <w:r>
+        <w:rPr>
+          <w:b/>
+        </w:rPr>
+        <w:t>constraint</w:t>
+      </w:r>
+      <w:r>
+        <w:rPr>
+          <w:b w:val="0"/>
+        </w:rPr>
+        <w:t>s.</w:t>
+      </w:r>
+    </w:p>
+    <w:p>
+      <w:pPr>
+        <w:spacing w:line="336" w:lineRule="auto" w:after="180"/>
+      </w:pPr>
+      <w:r>
+        <w:rPr>
+          <w:b w:val="0"/>
+        </w:rPr>
+        <w:t xml:space="preserve">Computing a high </w:t>
+      </w:r>
+      <w:r>
+        <w:rPr>
+          <w:b/>
+        </w:rPr>
+        <w:t>score</w:t>
+      </w:r>
+      <w:r>
+        <w:rPr>
+          <w:b w:val="0"/>
+        </w:rPr>
+        <w:t xml:space="preserve"> for an excluded item can be useful in an audit, but it must not allow that item back into the candidate set. Store both eligibility reasons and </w:t>
+      </w:r>
+      <w:r>
+        <w:rPr>
+          <w:b/>
+        </w:rPr>
+        <w:t>score</w:t>
+      </w:r>
+      <w:r>
+        <w:rPr>
+          <w:b w:val="0"/>
+        </w:rPr>
+        <w:t xml:space="preserve"> components for explanations.</w:t>
+      </w:r>
+    </w:p>
+    <w:p>
+      <w:pPr>
+        <w:pStyle w:val="Heading2"/>
+      </w:pPr>
+      <w:r>
+        <w:t>Changed-case question</w:t>
+      </w:r>
+    </w:p>
+    <w:p>
+      <w:pPr>
+        <w:pStyle w:val="Heading3"/>
+      </w:pPr>
+      <w:r>
+        <w:t>Practice 2: explain the deciding evidence</w:t>
+      </w:r>
+    </w:p>
+    <w:p>
+      <w:pPr>
+        <w:pStyle w:val="ListBullet"/>
+      </w:pPr>
+      <w:r>
+        <w:t>Changed-case practice: Change interest weight from 2 to 3, keeping time limit 14. Which conclusion is supported by the supplied facts?</w:t>
+      </w:r>
+    </w:p>
+    <w:p>
+      <w:pPr>
+        <w:pStyle w:val="ListBullet"/>
+      </w:pPr>
+      <w:r>
+        <w:t>1. This one example guarantees correct results for every future input.</w:t>
+      </w:r>
+    </w:p>
+    <w:p>
+      <w:pPr>
+        <w:pStyle w:val="ListBullet"/>
+      </w:pPr>
+      <w:r>
+        <w:t>2. We can decide the result without examining the changed input or the procedure.</w:t>
+      </w:r>
+    </w:p>
+    <w:p>
+      <w:pPr>
+        <w:pStyle w:val="ListBullet"/>
+      </w:pPr>
+      <w:r>
+        <w:t>3. A scores 11; C also scores 11; tie-by-ID chooses A.</w:t>
+      </w:r>
+    </w:p>
+    <w:p>
+      <w:pPr>
+        <w:pStyle w:val="Heading3"/>
+      </w:pPr>
+      <w:r>
+        <w:t>My selected conclusion, deciding fact and explanation</w:t>
+      </w:r>
+    </w:p>
+    <w:p>
+      <w:r>
+        <w:t>________________________________________________________________</w:t>
+      </w:r>
+    </w:p>
+    <w:p>
+      <w:r>
+        <w:t>________________________________________________________________</w:t>
+      </w:r>
+    </w:p>
+    <w:p>
+      <w:r>
+        <w:t>________________________________________________________________</w:t>
+      </w:r>
+    </w:p>
+    <w:p>
+      <w:r>
+        <w:t>________________________________________________________________</w:t>
+      </w:r>
+    </w:p>
+    <w:p>
+      <w:r>
+        <w:t>________________________________________________________________</w:t>
+      </w:r>
+    </w:p>
+    <w:p>
+      <w:pPr>
+        <w:pStyle w:val="ListBullet"/>
+      </w:pPr>
+      <w:r>
+        <w:t>Hint if needed: Use the changed condition and the deciding step in the pictorial trace. The answer must say what follows from those facts.</w:t>
+      </w:r>
+    </w:p>
+    <w:p>
+      <w:pPr>
+        <w:pStyle w:val="Heading2"/>
+      </w:pPr>
+      <w:r>
+        <w:t>Check the changed case · reference / check after trying</w:t>
+      </w:r>
+    </w:p>
+    <w:p>
+      <w:pPr>
+        <w:spacing w:line="336" w:lineRule="auto" w:after="180"/>
+      </w:pPr>
+      <w:r>
+        <w:rPr>
+          <w:b w:val="0"/>
+        </w:rPr>
+        <w:t xml:space="preserve">After your attempt, compare with the supported explanation: A </w:t>
+      </w:r>
+      <w:r>
+        <w:rPr>
+          <w:b/>
+        </w:rPr>
+        <w:t>score</w:t>
+      </w:r>
+      <w:r>
+        <w:rPr>
+          <w:b w:val="0"/>
+        </w:rPr>
+        <w:t xml:space="preserve">s 11; C also </w:t>
+      </w:r>
+      <w:r>
+        <w:rPr>
+          <w:b/>
+        </w:rPr>
+        <w:t>score</w:t>
+      </w:r>
+      <w:r>
+        <w:rPr>
+          <w:b w:val="0"/>
+        </w:rPr>
+        <w:t xml:space="preserve">s 11; tie-by-ID chooses A. B remains too long; changing preferences changes only </w:t>
+      </w:r>
+      <w:r>
+        <w:rPr>
+          <w:b/>
+        </w:rPr>
+        <w:t>rank</w:t>
+      </w:r>
+      <w:r>
+        <w:rPr>
+          <w:b w:val="0"/>
+        </w:rPr>
+        <w:t>ing of A and C.</w:t>
+      </w:r>
+    </w:p>
+    <w:p>
+      <w:pPr>
+        <w:pStyle w:val="Heading2"/>
+      </w:pPr>
+      <w:r>
+        <w:t>Repair and save your work</w:t>
+      </w:r>
+    </w:p>
+    <w:p>
+      <w:pPr>
+        <w:spacing w:line="336" w:lineRule="auto" w:after="180"/>
+      </w:pPr>
+      <w:r>
+        <w:rPr>
+          <w:b w:val="0"/>
+        </w:rPr>
+        <w:t xml:space="preserve">Review Nearest Neighbor Reasoning (ai-2/22). Goal: Compute absolute distances and </w:t>
+      </w:r>
+      <w:r>
+        <w:rPr>
+          <w:b/>
+        </w:rPr>
+        <w:t>rank</w:t>
+      </w:r>
+      <w:r>
+        <w:rPr>
+          <w:b w:val="0"/>
+        </w:rPr>
+        <w:t xml:space="preserve"> </w:t>
+      </w:r>
+      <w:r>
+        <w:rPr>
+          <w:b/>
+        </w:rPr>
+        <w:t>training</w:t>
+      </w:r>
+      <w:r>
+        <w:rPr>
+          <w:b w:val="0"/>
+        </w:rPr>
+        <w:t xml:space="preserve"> neighbours. Short practice: Why do k=1 and k=3 disagree for the original query?. Return to this week and explain what you changed.</w:t>
+      </w:r>
+    </w:p>
+    <w:p>
+      <w:pPr>
+        <w:spacing w:line="336" w:lineRule="auto" w:after="180"/>
+      </w:pPr>
+      <w:r>
+        <w:rPr>
+          <w:b w:val="0"/>
+        </w:rPr>
+        <w:t>Review Repair Bias in Data (ai-2/20). Goal: Identify selection and coverage bias. Short practice: Why must 35% be labelled an illustration rather than the measured grade-wide Yes rate?.</w:t>
+      </w:r>
+    </w:p>
+    <w:p>
+      <w:pPr>
+        <w:spacing w:line="336" w:lineRule="auto" w:after="180"/>
+      </w:pPr>
+      <w:r>
+        <w:rPr>
+          <w:b w:val="0"/>
+        </w:rPr>
+        <w:t>Return to this week and explain what you changed.</w:t>
+      </w:r>
+    </w:p>
+    <w:p>
+      <w:pPr>
+        <w:spacing w:line="336" w:lineRule="auto" w:after="180"/>
+      </w:pPr>
+      <w:r>
+        <w:rPr>
+          <w:b w:val="0"/>
+        </w:rPr>
+        <w:t>Review Noise and Outliers (ai-2/17). Goal: Calculate mean and median. Short practice: If 18 was genuine, which summary better describes the middle observed task, and what extra fact should be shown?.</w:t>
+      </w:r>
+    </w:p>
+    <w:p>
+      <w:pPr>
+        <w:spacing w:line="336" w:lineRule="auto" w:after="180"/>
+      </w:pPr>
+      <w:r>
+        <w:rPr>
+          <w:b w:val="0"/>
+        </w:rPr>
+        <w:t>Return to this week and explain what you changed.</w:t>
+      </w:r>
+    </w:p>
+    <w:p>
+      <w:pPr>
+        <w:spacing w:line="336" w:lineRule="auto" w:after="180"/>
+      </w:pPr>
+      <w:r>
+        <w:rPr>
+          <w:b w:val="0"/>
+        </w:rPr>
+        <w:t xml:space="preserve">The browser lab lets you edit the supported Python examples already included in this lesson. Predict first, run, inspect the actual </w:t>
+      </w:r>
+      <w:r>
+        <w:rPr>
+          <w:b/>
+        </w:rPr>
+        <w:t>output</w:t>
+      </w:r>
+      <w:r>
+        <w:rPr>
+          <w:b w:val="0"/>
+        </w:rPr>
+        <w:t xml:space="preserve"> or error, change one </w:t>
+      </w:r>
+      <w:r>
+        <w:rPr>
+          <w:b/>
+        </w:rPr>
+        <w:t>input</w:t>
+      </w:r>
+      <w:r>
+        <w:rPr>
+          <w:b w:val="0"/>
+        </w:rPr>
+        <w:t>, then run again.</w:t>
+      </w:r>
+    </w:p>
+    <w:p>
+      <w:pPr>
+        <w:spacing w:line="336" w:lineRule="auto" w:after="180"/>
+      </w:pPr>
+      <w:r>
+        <w:rPr>
+          <w:b w:val="0"/>
+        </w:rPr>
+        <w:t xml:space="preserve">Keep code, </w:t>
+      </w:r>
+      <w:r>
+        <w:rPr>
+          <w:b/>
+        </w:rPr>
+        <w:t>prediction</w:t>
+      </w:r>
+      <w:r>
+        <w:rPr>
+          <w:b w:val="0"/>
+        </w:rPr>
+        <w:t>s, actual results and a reasoned revision together. On paper, label your result as a trace rather than an execution.</w:t>
+      </w:r>
+    </w:p>
+    <w:p>
+      <w:pPr>
+        <w:spacing w:line="336" w:lineRule="auto" w:after="180"/>
+      </w:pPr>
+      <w:r>
+        <w:rPr>
+          <w:b w:val="0"/>
+        </w:rPr>
+        <w:t xml:space="preserve">Use Download completed work in the hosted lesson to export your answers, reflections, practice feedback and code-run </w:t>
+      </w:r>
+      <w:r>
+        <w:rPr>
+          <w:b/>
+        </w:rPr>
+        <w:t>evidence</w:t>
+      </w:r>
+      <w:r>
+        <w:rPr>
+          <w:b w:val="0"/>
+        </w:rPr>
+        <w:t>. Open the HTML copy to read or print it.</w:t>
+      </w:r>
+    </w:p>
+    <w:p>
+      <w:pPr>
+        <w:spacing w:line="336" w:lineRule="auto" w:after="180"/>
+      </w:pPr>
+      <w:r>
+        <w:rPr>
+          <w:b w:val="0"/>
+        </w:rPr>
+        <w:t>Drafts stay in this browser when storage is available; clear drafts on a shared device.</w:t>
+      </w:r>
+    </w:p>
+    <w:p>
+      <w:pPr>
+        <w:pStyle w:val="Heading3"/>
+      </w:pPr>
+      <w:r>
+        <w:t>What I repaired, the evidence I kept and the next test</w:t>
+      </w:r>
+    </w:p>
+    <w:p>
+      <w:r>
+        <w:t>________________________________________________________________</w:t>
+      </w:r>
+    </w:p>
+    <w:p>
+      <w:r>
+        <w:t>________________________________________________________________</w:t>
+      </w:r>
+    </w:p>
+    <w:p>
+      <w:r>
+        <w:t>________________________________________________________________</w:t>
+      </w:r>
+    </w:p>
+    <w:p>
+      <w:r>
+        <w:t>________________________________________________________________</w:t>
+      </w:r>
+    </w:p>
+    <w:p>
+      <w:r>
+        <w:t>________________________________________________________________</w:t>
+      </w:r>
+    </w:p>
+    <w:p>
+      <w:pPr>
+        <w:pStyle w:val="Heading2"/>
+      </w:pPr>
+      <w:r>
+        <w:t>Earlier wording, alternatives and picture transcripts · reference / check after trying</w:t>
       </w:r>
     </w:p>
     <w:p>
@@ -2248,104 +2990,10 @@
     </w:p>
     <w:p>
       <w:pPr>
-        <w:spacing w:line="336" w:lineRule="auto" w:after="180"/>
-      </w:pPr>
-      <w:r>
-        <w:rPr>
-          <w:b w:val="0"/>
-        </w:rPr>
-        <w:t>A fictional book-activity chooser has a 14-minute limit.</w:t>
-      </w:r>
-    </w:p>
-    <w:p>
-      <w:pPr>
         <w:pStyle w:val="Heading3"/>
       </w:pPr>
       <w:r>
-        <w:t>Practice 1: explain the deciding evidence</w:t>
-      </w:r>
-    </w:p>
-    <w:p>
-      <w:pPr>
-        <w:spacing w:line="336" w:lineRule="auto" w:after="180"/>
-      </w:pPr>
-      <w:r>
-        <w:rPr>
-          <w:b w:val="0"/>
-        </w:rPr>
-        <w:t xml:space="preserve">Which labelled step matches this detail? B’s </w:t>
-      </w:r>
-      <w:r>
-        <w:rPr>
-          <w:b/>
-        </w:rPr>
-        <w:t>score</w:t>
-      </w:r>
-      <w:r>
-        <w:rPr>
-          <w:b w:val="0"/>
-        </w:rPr>
-        <w:t xml:space="preserve"> 11 cannot override its failed time requirement.</w:t>
-      </w:r>
-    </w:p>
-    <w:p>
-      <w:pPr>
-        <w:spacing w:line="336" w:lineRule="auto" w:after="180"/>
-        <w:shd w:fill="F4F9FC"/>
-      </w:pPr>
-      <w:r>
-        <w:rPr>
-          <w:b w:val="0"/>
-        </w:rPr>
-        <w:t>1. Choose</w:t>
-      </w:r>
-    </w:p>
-    <w:p>
-      <w:pPr>
-        <w:spacing w:line="336" w:lineRule="auto" w:after="180"/>
-        <w:shd w:fill="F4F9FC"/>
-      </w:pPr>
-      <w:r>
-        <w:rPr>
-          <w:b w:val="0"/>
-        </w:rPr>
-        <w:t>2. Explain exclusion</w:t>
-      </w:r>
-    </w:p>
-    <w:p>
-      <w:pPr>
-        <w:spacing w:line="336" w:lineRule="auto" w:after="180"/>
-        <w:shd w:fill="F4F9FC"/>
-      </w:pPr>
-      <w:r>
-        <w:rPr>
-          <w:b w:val="0"/>
-        </w:rPr>
-        <w:t>3. Eligibility first</w:t>
-      </w:r>
-    </w:p>
-    <w:p>
-      <w:pPr>
-        <w:spacing w:line="336" w:lineRule="auto" w:after="180"/>
-        <w:shd w:fill="F4F9FC"/>
-      </w:pPr>
-      <w:r>
-        <w:rPr>
-          <w:b w:val="0"/>
-        </w:rPr>
-        <w:t xml:space="preserve">4. </w:t>
-      </w:r>
-      <w:r>
-        <w:rPr>
-          <w:b/>
-        </w:rPr>
-        <w:t>Score</w:t>
-      </w:r>
-      <w:r>
-        <w:rPr>
-          <w:b w:val="0"/>
-        </w:rPr>
-        <w:t>s</w:t>
+        <w:t>Repair a missing building block</w:t>
       </w:r>
     </w:p>
     <w:p>
@@ -2353,32 +3001,7 @@
         <w:pStyle w:val="Heading3"/>
       </w:pPr>
       <w:r>
-        <w:t>My selected conclusion, deciding fact and explanation</w:t>
-      </w:r>
-    </w:p>
-    <w:p>
-      <w:r>
-        <w:t>________________________________________________________________</w:t>
-      </w:r>
-    </w:p>
-    <w:p>
-      <w:r>
-        <w:t>________________________________________________________________</w:t>
-      </w:r>
-    </w:p>
-    <w:p>
-      <w:r>
-        <w:t>________________________________________________________________</w:t>
-      </w:r>
-    </w:p>
-    <w:p>
-      <w:r>
-        <w:t>________________________________________________________________</w:t>
-      </w:r>
-    </w:p>
-    <w:p>
-      <w:r>
-        <w:t>________________________________________________________________</w:t>
+        <w:t>Predict, run and debug</w:t>
       </w:r>
     </w:p>
     <w:p>
@@ -2386,614 +3009,25 @@
         <w:pStyle w:val="Heading3"/>
       </w:pPr>
       <w:r>
-        <w:t>Hint · try first</w:t>
-      </w:r>
-    </w:p>
-    <w:p>
-      <w:pPr>
-        <w:spacing w:line="336" w:lineRule="auto" w:after="180"/>
-        <w:shd w:fill="F1F6F8"/>
-      </w:pPr>
-      <w:r>
-        <w:rPr>
-          <w:b w:val="0"/>
-        </w:rPr>
-        <w:t>Hint if needed: Read the steps in the pictorial case. Match the supplied detail to the stage that performs or records it.</w:t>
-      </w:r>
-    </w:p>
-    <w:p>
-      <w:pPr>
-        <w:pStyle w:val="Heading3"/>
-      </w:pPr>
-      <w:r>
-        <w:t>Feedback · compare after trying</w:t>
-      </w:r>
-    </w:p>
-    <w:p>
-      <w:pPr>
-        <w:spacing w:line="336" w:lineRule="auto" w:after="180"/>
-        <w:shd w:fill="F1F6FC"/>
-      </w:pPr>
-      <w:r>
-        <w:rPr>
-          <w:b w:val="0"/>
-        </w:rPr>
-        <w:t xml:space="preserve">After your attempt, compare with the supported explanation: Explain exclusion B’s </w:t>
-      </w:r>
-      <w:r>
-        <w:rPr>
-          <w:b/>
-        </w:rPr>
-        <w:t>score</w:t>
-      </w:r>
-      <w:r>
-        <w:rPr>
-          <w:b w:val="0"/>
-        </w:rPr>
-        <w:t xml:space="preserve"> 11 cannot override its failed time requirement.</w:t>
-      </w:r>
-    </w:p>
-    <w:p>
-      <w:pPr>
-        <w:spacing w:line="336" w:lineRule="auto" w:after="180"/>
-        <w:shd w:fill="F1F6FC"/>
-      </w:pPr>
-      <w:r>
-        <w:rPr>
-          <w:b w:val="0"/>
-        </w:rPr>
-        <w:t xml:space="preserve">A </w:t>
-      </w:r>
-      <w:r>
-        <w:rPr>
-          <w:b/>
-        </w:rPr>
-        <w:t>score</w:t>
-      </w:r>
-      <w:r>
-        <w:rPr>
-          <w:b w:val="0"/>
-        </w:rPr>
-        <w:t xml:space="preserve"> combines preferences according to explicitly chosen </w:t>
-      </w:r>
-      <w:r>
-        <w:rPr>
-          <w:b/>
-        </w:rPr>
-        <w:t>weight</w:t>
-      </w:r>
-      <w:r>
-        <w:rPr>
-          <w:b w:val="0"/>
-        </w:rPr>
-        <w:t xml:space="preserve">s; it does not erase hard </w:t>
-      </w:r>
-      <w:r>
-        <w:rPr>
-          <w:b/>
-        </w:rPr>
-        <w:t>constraint</w:t>
-      </w:r>
-      <w:r>
-        <w:rPr>
-          <w:b w:val="0"/>
-        </w:rPr>
-        <w:t>s.</w:t>
-      </w:r>
-    </w:p>
-    <w:p>
-      <w:pPr>
-        <w:spacing w:line="336" w:lineRule="auto" w:after="180"/>
-        <w:shd w:fill="F1F6FC"/>
-      </w:pPr>
-      <w:r>
-        <w:rPr>
-          <w:b w:val="0"/>
-        </w:rPr>
-        <w:t xml:space="preserve">Computing a high </w:t>
-      </w:r>
-      <w:r>
-        <w:rPr>
-          <w:b/>
-        </w:rPr>
-        <w:t>score</w:t>
-      </w:r>
-      <w:r>
-        <w:rPr>
-          <w:b w:val="0"/>
-        </w:rPr>
-        <w:t xml:space="preserve"> for an excluded item can be useful in an audit, but it must not allow that item back into the candidate set. Store both eligibility reasons and </w:t>
-      </w:r>
-      <w:r>
-        <w:rPr>
-          <w:b/>
-        </w:rPr>
-        <w:t>score</w:t>
-      </w:r>
-      <w:r>
-        <w:rPr>
-          <w:b w:val="0"/>
-        </w:rPr>
-        <w:t xml:space="preserve"> components for explanations.</w:t>
-      </w:r>
-    </w:p>
-    <w:p>
-      <w:pPr>
-        <w:pStyle w:val="Heading3"/>
-      </w:pPr>
-      <w:r>
-        <w:t>Practice 2: explain the deciding evidence</w:t>
-      </w:r>
-    </w:p>
-    <w:p>
-      <w:pPr>
-        <w:pStyle w:val="Heading3"/>
-      </w:pPr>
-      <w:r>
-        <w:t>Changed case · predict first</w:t>
-      </w:r>
-    </w:p>
-    <w:p>
-      <w:pPr>
-        <w:spacing w:line="336" w:lineRule="auto" w:after="180"/>
-        <w:shd w:fill="F5F1FB"/>
-      </w:pPr>
-      <w:r>
-        <w:rPr>
-          <w:b w:val="0"/>
-        </w:rPr>
-        <w:t xml:space="preserve">Changed-case practice: Change interest </w:t>
-      </w:r>
-      <w:r>
-        <w:rPr>
-          <w:b/>
-        </w:rPr>
-        <w:t>weight</w:t>
-      </w:r>
-      <w:r>
-        <w:rPr>
-          <w:b w:val="0"/>
-        </w:rPr>
-        <w:t xml:space="preserve"> from 2 to 3, keeping time limit 14. Which conclusion is supported by the supplied facts?</w:t>
-      </w:r>
-    </w:p>
-    <w:p>
-      <w:pPr>
-        <w:spacing w:line="336" w:lineRule="auto" w:after="180"/>
-        <w:shd w:fill="F4F9FC"/>
-      </w:pPr>
-      <w:r>
-        <w:rPr>
-          <w:b w:val="0"/>
-        </w:rPr>
-        <w:t xml:space="preserve">1. This one example guarantees correct results for every future </w:t>
-      </w:r>
-      <w:r>
-        <w:rPr>
-          <w:b/>
-        </w:rPr>
-        <w:t>input</w:t>
-      </w:r>
-      <w:r>
-        <w:rPr>
-          <w:b w:val="0"/>
-        </w:rPr>
-        <w:t>.</w:t>
-      </w:r>
-    </w:p>
-    <w:p>
-      <w:pPr>
-        <w:spacing w:line="336" w:lineRule="auto" w:after="180"/>
-        <w:shd w:fill="F4F9FC"/>
-      </w:pPr>
-      <w:r>
-        <w:rPr>
-          <w:b w:val="0"/>
-        </w:rPr>
-        <w:t xml:space="preserve">2. We can decide the result without examining the changed </w:t>
-      </w:r>
-      <w:r>
-        <w:rPr>
-          <w:b/>
-        </w:rPr>
-        <w:t>input</w:t>
-      </w:r>
-      <w:r>
-        <w:rPr>
-          <w:b w:val="0"/>
-        </w:rPr>
-        <w:t xml:space="preserve"> or the procedure.</w:t>
-      </w:r>
-    </w:p>
-    <w:p>
-      <w:pPr>
-        <w:spacing w:line="336" w:lineRule="auto" w:after="180"/>
-        <w:shd w:fill="F4F9FC"/>
-      </w:pPr>
-      <w:r>
-        <w:rPr>
-          <w:b w:val="0"/>
-        </w:rPr>
-        <w:t xml:space="preserve">3. A </w:t>
-      </w:r>
-      <w:r>
-        <w:rPr>
-          <w:b/>
-        </w:rPr>
-        <w:t>score</w:t>
-      </w:r>
-      <w:r>
-        <w:rPr>
-          <w:b w:val="0"/>
-        </w:rPr>
-        <w:t xml:space="preserve">s 11; C also </w:t>
-      </w:r>
-      <w:r>
-        <w:rPr>
-          <w:b/>
-        </w:rPr>
-        <w:t>score</w:t>
-      </w:r>
-      <w:r>
-        <w:rPr>
-          <w:b w:val="0"/>
-        </w:rPr>
-        <w:t>s 11; tie-by-ID chooses A.</w:t>
-      </w:r>
-    </w:p>
-    <w:p>
-      <w:pPr>
-        <w:pStyle w:val="Heading3"/>
-      </w:pPr>
-      <w:r>
-        <w:t>My selected conclusion, deciding fact and explanation</w:t>
-      </w:r>
-    </w:p>
-    <w:p>
-      <w:r>
-        <w:t>________________________________________________________________</w:t>
-      </w:r>
-    </w:p>
-    <w:p>
-      <w:r>
-        <w:t>________________________________________________________________</w:t>
-      </w:r>
-    </w:p>
-    <w:p>
-      <w:r>
-        <w:t>________________________________________________________________</w:t>
-      </w:r>
-    </w:p>
-    <w:p>
-      <w:r>
-        <w:t>________________________________________________________________</w:t>
-      </w:r>
-    </w:p>
-    <w:p>
-      <w:r>
-        <w:t>________________________________________________________________</w:t>
-      </w:r>
-    </w:p>
-    <w:p>
-      <w:pPr>
-        <w:pStyle w:val="Heading3"/>
-      </w:pPr>
-      <w:r>
-        <w:t>Hint · try first</w:t>
-      </w:r>
-    </w:p>
-    <w:p>
-      <w:pPr>
-        <w:spacing w:line="336" w:lineRule="auto" w:after="180"/>
-        <w:shd w:fill="F1F6F8"/>
-      </w:pPr>
-      <w:r>
-        <w:rPr>
-          <w:b w:val="0"/>
-        </w:rPr>
-        <w:t>Hint if needed: Use the changed condition and the deciding step in the pictorial trace. The answer must say what follows from those facts.</w:t>
-      </w:r>
-    </w:p>
-    <w:p>
-      <w:pPr>
-        <w:pStyle w:val="Heading3"/>
-      </w:pPr>
-      <w:r>
-        <w:t>Feedback · compare after trying</w:t>
-      </w:r>
-    </w:p>
-    <w:p>
-      <w:pPr>
-        <w:spacing w:line="336" w:lineRule="auto" w:after="180"/>
-        <w:shd w:fill="F1F6FC"/>
-      </w:pPr>
-      <w:r>
-        <w:rPr>
-          <w:b w:val="0"/>
-        </w:rPr>
-        <w:t xml:space="preserve">After your attempt, compare with the supported explanation: A </w:t>
-      </w:r>
-      <w:r>
-        <w:rPr>
-          <w:b/>
-        </w:rPr>
-        <w:t>score</w:t>
-      </w:r>
-      <w:r>
-        <w:rPr>
-          <w:b w:val="0"/>
-        </w:rPr>
-        <w:t xml:space="preserve">s 11; C also </w:t>
-      </w:r>
-      <w:r>
-        <w:rPr>
-          <w:b/>
-        </w:rPr>
-        <w:t>score</w:t>
-      </w:r>
-      <w:r>
-        <w:rPr>
-          <w:b w:val="0"/>
-        </w:rPr>
-        <w:t xml:space="preserve">s 11; tie-by-ID chooses A. B remains too long; changing preferences changes only </w:t>
-      </w:r>
-      <w:r>
-        <w:rPr>
-          <w:b/>
-        </w:rPr>
-        <w:t>rank</w:t>
-      </w:r>
-      <w:r>
-        <w:rPr>
-          <w:b w:val="0"/>
-        </w:rPr>
-        <w:t>ing of A and C.</w:t>
-      </w:r>
-    </w:p>
-    <w:p>
-      <w:pPr>
-        <w:pStyle w:val="Heading3"/>
-      </w:pPr>
-      <w:r>
-        <w:t>Repair a missing building block</w:t>
-      </w:r>
-    </w:p>
-    <w:p>
-      <w:pPr>
-        <w:spacing w:line="336" w:lineRule="auto" w:after="180"/>
-      </w:pPr>
-      <w:r>
-        <w:rPr>
-          <w:b w:val="0"/>
-        </w:rPr>
-        <w:t xml:space="preserve">Review Nearest Neighbor Reasoning (ai-2/22). Goal: Compute absolute distances and </w:t>
-      </w:r>
-      <w:r>
-        <w:rPr>
-          <w:b/>
-        </w:rPr>
-        <w:t>rank</w:t>
-      </w:r>
-      <w:r>
-        <w:rPr>
-          <w:b w:val="0"/>
-        </w:rPr>
-        <w:t xml:space="preserve"> </w:t>
-      </w:r>
-      <w:r>
-        <w:rPr>
-          <w:b/>
-        </w:rPr>
-        <w:t>training</w:t>
-      </w:r>
-      <w:r>
-        <w:rPr>
-          <w:b w:val="0"/>
-        </w:rPr>
-        <w:t xml:space="preserve"> neighbours. Short practice: Why do k=1 and k=3 disagree for the original query?. Return to this week and explain what you changed.</w:t>
-      </w:r>
-    </w:p>
-    <w:p>
-      <w:pPr>
-        <w:spacing w:line="336" w:lineRule="auto" w:after="180"/>
-      </w:pPr>
-      <w:r>
-        <w:rPr>
-          <w:b w:val="0"/>
-        </w:rPr>
-        <w:t>Review Repair Bias in Data (ai-2/20). Goal: Identify selection and coverage bias. Short practice: Why must 35% be labelled an illustration rather than the measured grade-wide Yes rate?.</w:t>
-      </w:r>
-    </w:p>
-    <w:p>
-      <w:pPr>
-        <w:spacing w:line="336" w:lineRule="auto" w:after="180"/>
-      </w:pPr>
-      <w:r>
-        <w:rPr>
-          <w:b w:val="0"/>
-        </w:rPr>
-        <w:t>Return to this week and explain what you changed.</w:t>
-      </w:r>
-    </w:p>
-    <w:p>
-      <w:pPr>
-        <w:spacing w:line="336" w:lineRule="auto" w:after="180"/>
-      </w:pPr>
-      <w:r>
-        <w:rPr>
-          <w:b w:val="0"/>
-        </w:rPr>
-        <w:t>Review Noise and Outliers (ai-2/17). Goal: Calculate mean and median. Short practice: If 18 was genuine, which summary better describes the middle observed task, and what extra fact should be shown?.</w:t>
-      </w:r>
-    </w:p>
-    <w:p>
-      <w:pPr>
-        <w:spacing w:line="336" w:lineRule="auto" w:after="180"/>
-      </w:pPr>
-      <w:r>
-        <w:rPr>
-          <w:b w:val="0"/>
-        </w:rPr>
-        <w:t>Return to this week and explain what you changed.</w:t>
-      </w:r>
-    </w:p>
-    <w:p>
-      <w:pPr>
-        <w:pStyle w:val="Heading3"/>
-      </w:pPr>
-      <w:r>
-        <w:t>Predict, run and debug</w:t>
-      </w:r>
-    </w:p>
-    <w:p>
-      <w:pPr>
-        <w:spacing w:line="336" w:lineRule="auto" w:after="180"/>
-      </w:pPr>
-      <w:r>
-        <w:rPr>
-          <w:b w:val="0"/>
-        </w:rPr>
-        <w:t xml:space="preserve">The browser lab lets you edit the supported Python examples already included in this lesson. Predict first, run, inspect the actual </w:t>
-      </w:r>
-      <w:r>
-        <w:rPr>
-          <w:b/>
-        </w:rPr>
-        <w:t>output</w:t>
-      </w:r>
-      <w:r>
-        <w:rPr>
-          <w:b w:val="0"/>
-        </w:rPr>
-        <w:t xml:space="preserve"> or error, change one </w:t>
-      </w:r>
-      <w:r>
-        <w:rPr>
-          <w:b/>
-        </w:rPr>
-        <w:t>input</w:t>
-      </w:r>
-      <w:r>
-        <w:rPr>
-          <w:b w:val="0"/>
-        </w:rPr>
-        <w:t>, then run again.</w:t>
-      </w:r>
-    </w:p>
-    <w:p>
-      <w:pPr>
-        <w:spacing w:line="336" w:lineRule="auto" w:after="180"/>
-      </w:pPr>
-      <w:r>
-        <w:rPr>
-          <w:b w:val="0"/>
-        </w:rPr>
-        <w:t xml:space="preserve">Keep code, </w:t>
-      </w:r>
-      <w:r>
-        <w:rPr>
-          <w:b/>
-        </w:rPr>
-        <w:t>prediction</w:t>
-      </w:r>
-      <w:r>
-        <w:rPr>
-          <w:b w:val="0"/>
-        </w:rPr>
-        <w:t>s, actual results and a reasoned revision together. On paper, label your result as a trace rather than an execution.</w:t>
-      </w:r>
-    </w:p>
-    <w:p>
-      <w:pPr>
-        <w:pStyle w:val="Heading3"/>
-      </w:pPr>
-      <w:r>
         <w:t>Keep your completed work</w:t>
       </w:r>
     </w:p>
     <w:p>
       <w:pPr>
-        <w:spacing w:line="336" w:lineRule="auto" w:after="180"/>
-      </w:pPr>
-      <w:r>
-        <w:rPr>
-          <w:b w:val="0"/>
-        </w:rPr>
-        <w:t xml:space="preserve">Use Download completed work in the hosted lesson to export your answers, reflections, practice feedback and code-run </w:t>
-      </w:r>
-      <w:r>
-        <w:rPr>
-          <w:b/>
-        </w:rPr>
-        <w:t>evidence</w:t>
-      </w:r>
-      <w:r>
-        <w:rPr>
-          <w:b w:val="0"/>
-        </w:rPr>
-        <w:t>. Open the HTML copy to read or print it.</w:t>
-      </w:r>
-    </w:p>
-    <w:p>
-      <w:pPr>
-        <w:spacing w:line="336" w:lineRule="auto" w:after="180"/>
-      </w:pPr>
-      <w:r>
-        <w:rPr>
-          <w:b w:val="0"/>
-        </w:rPr>
-        <w:t>Drafts stay in this browser when storage is available; clear drafts on a shared device.</w:t>
-      </w:r>
-    </w:p>
-    <w:p>
-      <w:pPr>
-        <w:pStyle w:val="Heading3"/>
-      </w:pPr>
-      <w:r>
-        <w:t>What I repaired, the evidence I kept and the next test</w:t>
-      </w:r>
-    </w:p>
-    <w:p>
-      <w:r>
-        <w:t>________________________________________________________________</w:t>
-      </w:r>
-    </w:p>
-    <w:p>
-      <w:r>
-        <w:t>________________________________________________________________</w:t>
-      </w:r>
-    </w:p>
-    <w:p>
-      <w:r>
-        <w:t>________________________________________________________________</w:t>
-      </w:r>
-    </w:p>
-    <w:p>
-      <w:r>
-        <w:t>________________________________________________________________</w:t>
-      </w:r>
-    </w:p>
-    <w:p>
-      <w:r>
-        <w:t>________________________________________________________________</w:t>
-      </w:r>
-    </w:p>
-    <w:p>
-      <w:pPr>
         <w:pStyle w:val="Heading1"/>
       </w:pPr>
       <w:r>
-        <w:t>21. Visual concept journey</w:t>
-      </w:r>
-    </w:p>
-    <w:p>
-      <w:r>
-        <w:t>Explain each Recommendation Scores picture from its labels, then record a relevant limit.</w:t>
-      </w:r>
-    </w:p>
-    <w:p>
-      <w:pPr>
-        <w:pStyle w:val="Heading3"/>
+        <w:t>21. Reference · Six-picture response sheets</w:t>
+      </w:r>
+    </w:p>
+    <w:p>
+      <w:r>
+        <w:t>Choose the image that helps rather than repeating all six.</w:t>
+      </w:r>
+    </w:p>
+    <w:p>
+      <w:pPr>
+        <w:pStyle w:val="Heading2"/>
       </w:pPr>
       <w:r>
         <w:t>01. Recommendation Scores: the case</w:t>
@@ -3084,7 +3118,6 @@
     <w:p>
       <w:pPr>
         <w:spacing w:line="336" w:lineRule="auto" w:after="180"/>
-        <w:shd w:fill="F5F1FB"/>
       </w:pPr>
       <w:r>
         <w:rPr>
@@ -3123,7 +3156,7 @@
     </w:p>
     <w:p>
       <w:pPr>
-        <w:pStyle w:val="Heading3"/>
+        <w:pStyle w:val="Heading2"/>
       </w:pPr>
       <w:r>
         <w:t>02. Follow the deciding steps</w:t>
@@ -3226,7 +3259,6 @@
     <w:p>
       <w:pPr>
         <w:spacing w:line="336" w:lineRule="auto" w:after="180"/>
-        <w:shd w:fill="F5F1FB"/>
       </w:pPr>
       <w:r>
         <w:rPr>
@@ -3277,7 +3309,7 @@
     </w:p>
     <w:p>
       <w:pPr>
-        <w:pStyle w:val="Heading3"/>
+        <w:pStyle w:val="Heading2"/>
       </w:pPr>
       <w:r>
         <w:t>03. Time filtering and scores</w:t>
@@ -3381,7 +3413,6 @@
     <w:p>
       <w:pPr>
         <w:spacing w:line="336" w:lineRule="auto" w:after="180"/>
-        <w:shd w:fill="F5F1FB"/>
       </w:pPr>
       <w:r>
         <w:rPr>
@@ -3420,7 +3451,7 @@
     </w:p>
     <w:p>
       <w:pPr>
-        <w:pStyle w:val="Heading3"/>
+        <w:pStyle w:val="Heading2"/>
       </w:pPr>
       <w:r>
         <w:t>04. Change one thing. Trace what follows.</w:t>
@@ -3547,7 +3578,6 @@
     <w:p>
       <w:pPr>
         <w:spacing w:line="336" w:lineRule="auto" w:after="180"/>
-        <w:shd w:fill="F5F1FB"/>
       </w:pPr>
       <w:r>
         <w:rPr>
@@ -3586,7 +3616,7 @@
     </w:p>
     <w:p>
       <w:pPr>
-        <w:pStyle w:val="Heading3"/>
+        <w:pStyle w:val="Heading2"/>
       </w:pPr>
       <w:r>
         <w:t>05. Connect the explanation to its limit</w:t>
@@ -3748,7 +3778,6 @@
     <w:p>
       <w:pPr>
         <w:spacing w:line="336" w:lineRule="auto" w:after="180"/>
-        <w:shd w:fill="F5F1FB"/>
       </w:pPr>
       <w:r>
         <w:rPr>
@@ -3787,7 +3816,7 @@
     </w:p>
     <w:p>
       <w:pPr>
-        <w:pStyle w:val="Heading3"/>
+        <w:pStyle w:val="Heading2"/>
       </w:pPr>
       <w:r>
         <w:t>06. Make the idea visible in your project</w:t>
@@ -3832,7 +3861,6 @@
     <w:p>
       <w:pPr>
         <w:spacing w:line="336" w:lineRule="auto" w:after="180"/>
-        <w:shd w:fill="F5F1FB"/>
       </w:pPr>
       <w:r>
         <w:rPr>
@@ -3880,7 +3908,6 @@
     <w:p>
       <w:pPr>
         <w:spacing w:line="336" w:lineRule="auto" w:after="180"/>
-        <w:shd w:fill="F5F1FB"/>
       </w:pPr>
       <w:r>
         <w:rPr>
@@ -3904,7 +3931,6 @@
     <w:p>
       <w:pPr>
         <w:spacing w:line="336" w:lineRule="auto" w:after="180"/>
-        <w:shd w:fill="F5F1FB"/>
       </w:pPr>
       <w:r>
         <w:rPr>
@@ -3951,6 +3977,62 @@
     <w:p>
       <w:r>
         <w:t>________________________________________________________________</w:t>
+      </w:r>
+    </w:p>
+    <w:p>
+      <w:pPr>
+        <w:pStyle w:val="Heading2"/>
+      </w:pPr>
+      <w:r>
+        <w:t>Earlier wording, alternatives and picture transcripts · reference / check after trying</w:t>
+      </w:r>
+    </w:p>
+    <w:p>
+      <w:pPr>
+        <w:pStyle w:val="Heading3"/>
+      </w:pPr>
+      <w:r>
+        <w:t>01. Recommendation Scores: the case</w:t>
+      </w:r>
+    </w:p>
+    <w:p>
+      <w:pPr>
+        <w:pStyle w:val="Heading3"/>
+      </w:pPr>
+      <w:r>
+        <w:t>02. Follow the deciding steps</w:t>
+      </w:r>
+    </w:p>
+    <w:p>
+      <w:pPr>
+        <w:pStyle w:val="Heading3"/>
+      </w:pPr>
+      <w:r>
+        <w:t>03. Time filtering and scores</w:t>
+      </w:r>
+    </w:p>
+    <w:p>
+      <w:pPr>
+        <w:pStyle w:val="Heading3"/>
+      </w:pPr>
+      <w:r>
+        <w:t>04. Change one thing. Trace what follows.</w:t>
+      </w:r>
+    </w:p>
+    <w:p>
+      <w:pPr>
+        <w:pStyle w:val="Heading3"/>
+      </w:pPr>
+      <w:r>
+        <w:t>05. Connect the explanation to its limit</w:t>
+      </w:r>
+    </w:p>
+    <w:p>
+      <w:pPr>
+        <w:pStyle w:val="Heading3"/>
+      </w:pPr>
+      <w:r>
+        <w:t>06. Make the idea visible in your project</w:t>
       </w:r>
     </w:p>
     <w:sectPr>
